--- a/Методы и средства криптографической защ инф/Лаба 6/Лаба 6 Отчёт.docx
+++ b/Методы и средства криптографической защ инф/Лаба 6/Лаба 6 Отчёт.docx
@@ -439,6 +439,32 @@
         <w:jc w:val="center"/>
         <w:rPr>
           <w:rFonts w:ascii="Times New Roman" w:eastAsia="Times New Roman" w:hAnsi="Times New Roman" w:cs="Times New Roman"/>
+          <w:color w:val="000000"/>
+          <w:sz w:val="28"/>
+          <w:szCs w:val="28"/>
+          <w:lang w:eastAsia="ru-RU"/>
+        </w:rPr>
+      </w:pPr>
+    </w:p>
+    <w:p>
+      <w:pPr>
+        <w:spacing w:after="240" w:line="240" w:lineRule="auto"/>
+        <w:jc w:val="center"/>
+        <w:rPr>
+          <w:rFonts w:ascii="Times New Roman" w:eastAsia="Times New Roman" w:hAnsi="Times New Roman" w:cs="Times New Roman"/>
+          <w:color w:val="000000"/>
+          <w:sz w:val="28"/>
+          <w:szCs w:val="28"/>
+          <w:lang w:eastAsia="ru-RU"/>
+        </w:rPr>
+      </w:pPr>
+    </w:p>
+    <w:p>
+      <w:pPr>
+        <w:spacing w:after="240" w:line="240" w:lineRule="auto"/>
+        <w:jc w:val="center"/>
+        <w:rPr>
+          <w:rFonts w:ascii="Times New Roman" w:eastAsia="Times New Roman" w:hAnsi="Times New Roman" w:cs="Times New Roman"/>
           <w:sz w:val="24"/>
           <w:szCs w:val="24"/>
           <w:lang w:eastAsia="ru-RU"/>
@@ -750,36 +776,6 @@
           <w:lang w:eastAsia="ru-RU"/>
         </w:rPr>
       </w:pPr>
-      <w:r>
-        <w:rPr>
-          <w:rFonts w:ascii="Times New Roman" w:eastAsia="Times New Roman" w:hAnsi="Times New Roman" w:cs="Times New Roman"/>
-          <w:color w:val="000000"/>
-          <w:sz w:val="28"/>
-          <w:szCs w:val="28"/>
-          <w:lang w:eastAsia="ru-RU"/>
-        </w:rPr>
-        <w:br/>
-      </w:r>
-    </w:p>
-    <w:p>
-      <w:pPr>
-        <w:spacing w:after="240" w:line="240" w:lineRule="auto"/>
-        <w:rPr>
-          <w:rFonts w:ascii="Times New Roman" w:eastAsia="Times New Roman" w:hAnsi="Times New Roman" w:cs="Times New Roman"/>
-          <w:sz w:val="24"/>
-          <w:szCs w:val="24"/>
-          <w:lang w:eastAsia="ru-RU"/>
-        </w:rPr>
-      </w:pPr>
-      <w:r>
-        <w:rPr>
-          <w:rFonts w:ascii="Times New Roman" w:eastAsia="Times New Roman" w:hAnsi="Times New Roman" w:cs="Times New Roman"/>
-          <w:sz w:val="24"/>
-          <w:szCs w:val="24"/>
-          <w:lang w:eastAsia="ru-RU"/>
-        </w:rPr>
-        <w:br/>
-      </w:r>
     </w:p>
     <w:p>
       <w:pPr>
@@ -906,7 +902,7 @@
           <w:szCs w:val="28"/>
           <w:lang w:eastAsia="ru-RU"/>
         </w:rPr>
-        <w:t>4</w:t>
+        <w:t>6</w:t>
       </w:r>
     </w:p>
     <w:p>
@@ -934,7 +930,17 @@
           <w:szCs w:val="28"/>
           <w:lang w:eastAsia="ru-RU"/>
         </w:rPr>
-        <w:t>Шифрование с использованием системы Вижинера и шифра «Двойной квадрат» Уитстона</w:t>
+        <w:t xml:space="preserve">Реализация шифрования </w:t>
+      </w:r>
+      <w:r>
+        <w:rPr>
+          <w:rFonts w:ascii="Times New Roman" w:eastAsia="Times New Roman" w:hAnsi="Times New Roman" w:cs="Times New Roman"/>
+          <w:color w:val="000000"/>
+          <w:sz w:val="28"/>
+          <w:szCs w:val="28"/>
+          <w:lang w:val="en-US" w:eastAsia="ru-RU"/>
+        </w:rPr>
+        <w:t>SDES</w:t>
       </w:r>
       <w:r>
         <w:rPr>
@@ -1019,7 +1025,81 @@
           <w:sz w:val="28"/>
           <w:szCs w:val="28"/>
         </w:rPr>
-        <w:t>Используя систему Вижинера, зашифруйте сообщения. Текст сообщения и ключевое слово должны соответствовать варианту задания лабораторной работы 3</w:t>
+        <w:t>Используя</w:t>
+      </w:r>
+      <w:r>
+        <w:rPr>
+          <w:rFonts w:ascii="Times New Roman" w:hAnsi="Times New Roman" w:cs="Times New Roman"/>
+          <w:sz w:val="28"/>
+          <w:szCs w:val="28"/>
+        </w:rPr>
+        <w:t xml:space="preserve"> </w:t>
+      </w:r>
+      <w:r>
+        <w:rPr>
+          <w:rFonts w:ascii="Times New Roman" w:hAnsi="Times New Roman" w:cs="Times New Roman"/>
+          <w:sz w:val="28"/>
+          <w:szCs w:val="28"/>
+        </w:rPr>
+        <w:t xml:space="preserve">шифр </w:t>
+      </w:r>
+      <w:r>
+        <w:rPr>
+          <w:rFonts w:ascii="Times New Roman" w:hAnsi="Times New Roman" w:cs="Times New Roman"/>
+          <w:sz w:val="28"/>
+          <w:szCs w:val="28"/>
+          <w:lang w:val="en-US"/>
+        </w:rPr>
+        <w:t>SDES</w:t>
+      </w:r>
+      <w:r>
+        <w:rPr>
+          <w:rFonts w:ascii="Times New Roman" w:hAnsi="Times New Roman" w:cs="Times New Roman"/>
+          <w:sz w:val="28"/>
+          <w:szCs w:val="28"/>
+        </w:rPr>
+        <w:t>, зашифр</w:t>
+      </w:r>
+      <w:r>
+        <w:rPr>
+          <w:rFonts w:ascii="Times New Roman" w:hAnsi="Times New Roman" w:cs="Times New Roman"/>
+          <w:sz w:val="28"/>
+          <w:szCs w:val="28"/>
+        </w:rPr>
+        <w:t>овать</w:t>
+      </w:r>
+      <w:r>
+        <w:rPr>
+          <w:rFonts w:ascii="Times New Roman" w:hAnsi="Times New Roman" w:cs="Times New Roman"/>
+          <w:sz w:val="28"/>
+          <w:szCs w:val="28"/>
+        </w:rPr>
+        <w:t xml:space="preserve"> </w:t>
+      </w:r>
+      <w:r>
+        <w:rPr>
+          <w:rFonts w:ascii="Times New Roman" w:hAnsi="Times New Roman" w:cs="Times New Roman"/>
+          <w:sz w:val="28"/>
+          <w:szCs w:val="28"/>
+        </w:rPr>
+        <w:t>и расшифровать</w:t>
+      </w:r>
+      <w:r>
+        <w:rPr>
+          <w:rFonts w:ascii="Times New Roman" w:hAnsi="Times New Roman" w:cs="Times New Roman"/>
+          <w:sz w:val="28"/>
+          <w:szCs w:val="28"/>
+        </w:rPr>
+        <w:t xml:space="preserve"> </w:t>
+      </w:r>
+      <w:r>
+        <w:rPr>
+          <w:rFonts w:ascii="Times New Roman" w:hAnsi="Times New Roman" w:cs="Times New Roman"/>
+          <w:sz w:val="28"/>
+          <w:szCs w:val="28"/>
+          <w:lang w:val="en-US"/>
+        </w:rPr>
+        <w:t>X</w:t>
       </w:r>
       <w:r>
         <w:rPr>
@@ -1049,10 +1129,10 @@
           <w:szCs w:val="28"/>
         </w:rPr>
         <w:drawing>
-          <wp:inline distT="0" distB="0" distL="0" distR="0" wp14:anchorId="469F0CB2" wp14:editId="3CE7DCA1">
-            <wp:extent cx="5245100" cy="996877"/>
-            <wp:effectExtent l="0" t="0" r="0" b="0"/>
-            <wp:docPr id="2" name="Рисунок 2"/>
+          <wp:inline distT="0" distB="0" distL="0" distR="0" wp14:anchorId="14D20F3E" wp14:editId="599F7618">
+            <wp:extent cx="5163271" cy="390580"/>
+            <wp:effectExtent l="0" t="0" r="0" b="9525"/>
+            <wp:docPr id="3" name="Рисунок 3"/>
             <wp:cNvGraphicFramePr>
               <a:graphicFrameLocks xmlns:a="http://schemas.openxmlformats.org/drawingml/2006/main" noChangeAspect="1"/>
             </wp:cNvGraphicFramePr>
@@ -1072,7 +1152,7 @@
                   <pic:spPr>
                     <a:xfrm>
                       <a:off x="0" y="0"/>
-                      <a:ext cx="5278235" cy="1003175"/>
+                      <a:ext cx="5163271" cy="390580"/>
                     </a:xfrm>
                     <a:prstGeom prst="rect">
                       <a:avLst/>
@@ -1083,59 +1163,6 @@
             </a:graphic>
           </wp:inline>
         </w:drawing>
-      </w:r>
-    </w:p>
-    <w:p>
-      <w:pPr>
-        <w:pStyle w:val="a3"/>
-        <w:ind w:left="426"/>
-        <w:jc w:val="center"/>
-        <w:rPr>
-          <w:rFonts w:ascii="Times New Roman" w:hAnsi="Times New Roman" w:cs="Times New Roman"/>
-          <w:sz w:val="28"/>
-          <w:szCs w:val="28"/>
-        </w:rPr>
-      </w:pPr>
-    </w:p>
-    <w:p>
-      <w:pPr>
-        <w:pStyle w:val="a3"/>
-        <w:numPr>
-          <w:ilvl w:val="0"/>
-          <w:numId w:val="1"/>
-        </w:numPr>
-        <w:ind w:left="0" w:firstLine="360"/>
-        <w:rPr>
-          <w:rFonts w:ascii="Times New Roman" w:hAnsi="Times New Roman" w:cs="Times New Roman"/>
-          <w:sz w:val="28"/>
-          <w:szCs w:val="28"/>
-        </w:rPr>
-      </w:pPr>
-      <w:r>
-        <w:rPr>
-          <w:rFonts w:ascii="Times New Roman" w:hAnsi="Times New Roman" w:cs="Times New Roman"/>
-          <w:sz w:val="28"/>
-          <w:szCs w:val="28"/>
-        </w:rPr>
-        <w:t>Используя шифр «двойной квадрат» Уитстона и шифрующие таблицы, представленные на рис. 4.1, выполните шифрование сообщения из задания лабораторной работы 3.</w:t>
-      </w:r>
-    </w:p>
-    <w:p>
-      <w:pPr>
-        <w:pStyle w:val="a3"/>
-        <w:rPr>
-          <w:rFonts w:ascii="Times New Roman" w:hAnsi="Times New Roman" w:cs="Times New Roman"/>
-          <w:sz w:val="28"/>
-          <w:szCs w:val="28"/>
-        </w:rPr>
-      </w:pPr>
-      <w:r>
-        <w:rPr>
-          <w:rFonts w:ascii="Times New Roman" w:hAnsi="Times New Roman" w:cs="Times New Roman"/>
-          <w:sz w:val="28"/>
-          <w:szCs w:val="28"/>
-        </w:rPr>
-        <w:cr/>
       </w:r>
     </w:p>
     <w:p>
@@ -1178,6 +1205,7 @@
     </w:p>
     <w:p>
       <w:pPr>
+        <w:jc w:val="center"/>
         <w:rPr>
           <w:rFonts w:ascii="Times New Roman" w:hAnsi="Times New Roman" w:cs="Times New Roman"/>
           <w:b/>
@@ -1185,6 +1213,15 @@
           <w:szCs w:val="28"/>
         </w:rPr>
       </w:pPr>
+      <w:r>
+        <w:rPr>
+          <w:rFonts w:ascii="Times New Roman" w:hAnsi="Times New Roman" w:cs="Times New Roman"/>
+          <w:b/>
+          <w:sz w:val="28"/>
+          <w:szCs w:val="28"/>
+        </w:rPr>
+        <w:t>Создание ключей</w:t>
+      </w:r>
     </w:p>
     <w:p>
       <w:pPr>
@@ -1197,16 +1234,13 @@
       </w:pPr>
       <w:r>
         <w:rPr>
-          <w:rFonts w:ascii="Times New Roman" w:hAnsi="Times New Roman" w:cs="Times New Roman"/>
           <w:noProof/>
-          <w:sz w:val="28"/>
-          <w:szCs w:val="28"/>
         </w:rPr>
         <w:drawing>
-          <wp:inline distT="0" distB="0" distL="0" distR="0" wp14:anchorId="0042A419" wp14:editId="4F6E1BAC">
-            <wp:extent cx="5940425" cy="1920240"/>
-            <wp:effectExtent l="0" t="0" r="3175" b="3810"/>
-            <wp:docPr id="1413308955" name="Рисунок 1"/>
+          <wp:inline distT="0" distB="0" distL="0" distR="0" wp14:anchorId="0A87F84A" wp14:editId="5C7FD0B9">
+            <wp:extent cx="3876675" cy="4781550"/>
+            <wp:effectExtent l="0" t="0" r="9525" b="0"/>
+            <wp:docPr id="5" name="Рисунок 5"/>
             <wp:cNvGraphicFramePr>
               <a:graphicFrameLocks xmlns:a="http://schemas.openxmlformats.org/drawingml/2006/main" noChangeAspect="1"/>
             </wp:cNvGraphicFramePr>
@@ -1214,23 +1248,36 @@
               <a:graphicData uri="http://schemas.openxmlformats.org/drawingml/2006/picture">
                 <pic:pic xmlns:pic="http://schemas.openxmlformats.org/drawingml/2006/picture">
                   <pic:nvPicPr>
-                    <pic:cNvPr id="1413308955" name=""/>
-                    <pic:cNvPicPr/>
+                    <pic:cNvPr id="0" name="Picture 1"/>
+                    <pic:cNvPicPr>
+                      <a:picLocks noChangeAspect="1" noChangeArrowheads="1"/>
+                    </pic:cNvPicPr>
                   </pic:nvPicPr>
                   <pic:blipFill>
-                    <a:blip r:embed="rId10"/>
+                    <a:blip r:embed="rId10">
+                      <a:extLst>
+                        <a:ext uri="{28A0092B-C50C-407E-A947-70E740481C1C}">
+                          <a14:useLocalDpi xmlns:a14="http://schemas.microsoft.com/office/drawing/2010/main" val="0"/>
+                        </a:ext>
+                      </a:extLst>
+                    </a:blip>
+                    <a:srcRect/>
                     <a:stretch>
                       <a:fillRect/>
                     </a:stretch>
                   </pic:blipFill>
-                  <pic:spPr>
+                  <pic:spPr bwMode="auto">
                     <a:xfrm>
                       <a:off x="0" y="0"/>
-                      <a:ext cx="5940425" cy="1920240"/>
+                      <a:ext cx="3876675" cy="4781550"/>
                     </a:xfrm>
                     <a:prstGeom prst="rect">
                       <a:avLst/>
                     </a:prstGeom>
+                    <a:noFill/>
+                    <a:ln>
+                      <a:noFill/>
+                    </a:ln>
                   </pic:spPr>
                 </pic:pic>
               </a:graphicData>
@@ -1248,49 +1295,6 @@
           <w:szCs w:val="28"/>
         </w:rPr>
       </w:pPr>
-      <w:r>
-        <w:rPr>
-          <w:rFonts w:ascii="Times New Roman" w:hAnsi="Times New Roman" w:cs="Times New Roman"/>
-          <w:noProof/>
-          <w:sz w:val="28"/>
-          <w:szCs w:val="28"/>
-        </w:rPr>
-        <w:drawing>
-          <wp:inline distT="0" distB="0" distL="0" distR="0" wp14:anchorId="163F7F58" wp14:editId="411E9E1F">
-            <wp:extent cx="6253079" cy="1219200"/>
-            <wp:effectExtent l="0" t="0" r="0" b="0"/>
-            <wp:docPr id="1365052624" name="Рисунок 1"/>
-            <wp:cNvGraphicFramePr>
-              <a:graphicFrameLocks xmlns:a="http://schemas.openxmlformats.org/drawingml/2006/main" noChangeAspect="1"/>
-            </wp:cNvGraphicFramePr>
-            <a:graphic xmlns:a="http://schemas.openxmlformats.org/drawingml/2006/main">
-              <a:graphicData uri="http://schemas.openxmlformats.org/drawingml/2006/picture">
-                <pic:pic xmlns:pic="http://schemas.openxmlformats.org/drawingml/2006/picture">
-                  <pic:nvPicPr>
-                    <pic:cNvPr id="1365052624" name=""/>
-                    <pic:cNvPicPr/>
-                  </pic:nvPicPr>
-                  <pic:blipFill>
-                    <a:blip r:embed="rId11"/>
-                    <a:stretch>
-                      <a:fillRect/>
-                    </a:stretch>
-                  </pic:blipFill>
-                  <pic:spPr>
-                    <a:xfrm>
-                      <a:off x="0" y="0"/>
-                      <a:ext cx="6253592" cy="1219300"/>
-                    </a:xfrm>
-                    <a:prstGeom prst="rect">
-                      <a:avLst/>
-                    </a:prstGeom>
-                  </pic:spPr>
-                </pic:pic>
-              </a:graphicData>
-            </a:graphic>
-          </wp:inline>
-        </w:drawing>
-      </w:r>
     </w:p>
     <w:p>
       <w:pPr>
@@ -1321,4907 +1325,8 @@
     </w:p>
     <w:p>
       <w:pPr>
-        <w:rPr>
-          <w:rFonts w:ascii="Times New Roman" w:hAnsi="Times New Roman" w:cs="Times New Roman"/>
-          <w:b/>
-          <w:sz w:val="28"/>
-          <w:szCs w:val="28"/>
-        </w:rPr>
-      </w:pPr>
-      <w:bookmarkStart w:id="0" w:name="_Hlk208590340"/>
-      <w:r>
-        <w:rPr>
-          <w:rFonts w:ascii="Times New Roman" w:hAnsi="Times New Roman" w:cs="Times New Roman"/>
-          <w:b/>
-          <w:sz w:val="28"/>
-          <w:szCs w:val="28"/>
-        </w:rPr>
-        <w:t>Входные данные.</w:t>
-      </w:r>
-    </w:p>
-    <w:bookmarkEnd w:id="0"/>
-    <w:p>
-      <w:pPr>
+        <w:spacing w:line="240" w:lineRule="auto"/>
         <w:jc w:val="center"/>
-        <w:rPr>
-          <w:rFonts w:ascii="Times New Roman" w:hAnsi="Times New Roman" w:cs="Times New Roman"/>
-          <w:sz w:val="28"/>
-          <w:szCs w:val="28"/>
-        </w:rPr>
-      </w:pPr>
-      <w:r>
-        <w:rPr>
-          <w:rFonts w:ascii="Times New Roman" w:hAnsi="Times New Roman" w:cs="Times New Roman"/>
-          <w:noProof/>
-          <w:sz w:val="28"/>
-          <w:szCs w:val="28"/>
-        </w:rPr>
-        <w:drawing>
-          <wp:inline distT="0" distB="0" distL="0" distR="0" wp14:anchorId="5E5FADAA" wp14:editId="30B5DCFD">
-            <wp:extent cx="5940425" cy="515620"/>
-            <wp:effectExtent l="0" t="0" r="3175" b="0"/>
-            <wp:docPr id="4" name="Рисунок 4"/>
-            <wp:cNvGraphicFramePr>
-              <a:graphicFrameLocks xmlns:a="http://schemas.openxmlformats.org/drawingml/2006/main" noChangeAspect="1"/>
-            </wp:cNvGraphicFramePr>
-            <a:graphic xmlns:a="http://schemas.openxmlformats.org/drawingml/2006/main">
-              <a:graphicData uri="http://schemas.openxmlformats.org/drawingml/2006/picture">
-                <pic:pic xmlns:pic="http://schemas.openxmlformats.org/drawingml/2006/picture">
-                  <pic:nvPicPr>
-                    <pic:cNvPr id="1" name=""/>
-                    <pic:cNvPicPr/>
-                  </pic:nvPicPr>
-                  <pic:blipFill>
-                    <a:blip r:embed="rId12"/>
-                    <a:stretch>
-                      <a:fillRect/>
-                    </a:stretch>
-                  </pic:blipFill>
-                  <pic:spPr>
-                    <a:xfrm>
-                      <a:off x="0" y="0"/>
-                      <a:ext cx="5940425" cy="515620"/>
-                    </a:xfrm>
-                    <a:prstGeom prst="rect">
-                      <a:avLst/>
-                    </a:prstGeom>
-                  </pic:spPr>
-                </pic:pic>
-              </a:graphicData>
-            </a:graphic>
-          </wp:inline>
-        </w:drawing>
-      </w:r>
-    </w:p>
-    <w:p>
-      <w:pPr>
-        <w:rPr>
-          <w:rFonts w:ascii="Times New Roman" w:hAnsi="Times New Roman" w:cs="Times New Roman"/>
-          <w:b/>
-          <w:sz w:val="28"/>
-          <w:szCs w:val="28"/>
-        </w:rPr>
-      </w:pPr>
-      <w:bookmarkStart w:id="1" w:name="_Hlk208590497"/>
-      <w:r>
-        <w:rPr>
-          <w:rFonts w:ascii="Times New Roman" w:hAnsi="Times New Roman" w:cs="Times New Roman"/>
-          <w:b/>
-          <w:sz w:val="28"/>
-          <w:szCs w:val="28"/>
-        </w:rPr>
-        <w:t>Результат.</w:t>
-      </w:r>
-    </w:p>
-    <w:bookmarkEnd w:id="1"/>
-    <w:p>
-      <w:pPr>
-        <w:jc w:val="center"/>
-        <w:rPr>
-          <w:rFonts w:ascii="Times New Roman" w:hAnsi="Times New Roman" w:cs="Times New Roman"/>
-          <w:sz w:val="28"/>
-          <w:szCs w:val="28"/>
-        </w:rPr>
-      </w:pPr>
-      <w:r>
-        <w:rPr>
-          <w:rFonts w:ascii="Times New Roman" w:hAnsi="Times New Roman" w:cs="Times New Roman"/>
-          <w:noProof/>
-          <w:sz w:val="28"/>
-          <w:szCs w:val="28"/>
-        </w:rPr>
-        <w:drawing>
-          <wp:inline distT="0" distB="0" distL="0" distR="0" wp14:anchorId="24E533FC" wp14:editId="4104B363">
-            <wp:extent cx="5940425" cy="1950085"/>
-            <wp:effectExtent l="0" t="0" r="3175" b="0"/>
-            <wp:docPr id="226700802" name="Рисунок 1"/>
-            <wp:cNvGraphicFramePr>
-              <a:graphicFrameLocks xmlns:a="http://schemas.openxmlformats.org/drawingml/2006/main" noChangeAspect="1"/>
-            </wp:cNvGraphicFramePr>
-            <a:graphic xmlns:a="http://schemas.openxmlformats.org/drawingml/2006/main">
-              <a:graphicData uri="http://schemas.openxmlformats.org/drawingml/2006/picture">
-                <pic:pic xmlns:pic="http://schemas.openxmlformats.org/drawingml/2006/picture">
-                  <pic:nvPicPr>
-                    <pic:cNvPr id="226700802" name=""/>
-                    <pic:cNvPicPr/>
-                  </pic:nvPicPr>
-                  <pic:blipFill>
-                    <a:blip r:embed="rId13"/>
-                    <a:stretch>
-                      <a:fillRect/>
-                    </a:stretch>
-                  </pic:blipFill>
-                  <pic:spPr>
-                    <a:xfrm>
-                      <a:off x="0" y="0"/>
-                      <a:ext cx="5940425" cy="1950085"/>
-                    </a:xfrm>
-                    <a:prstGeom prst="rect">
-                      <a:avLst/>
-                    </a:prstGeom>
-                  </pic:spPr>
-                </pic:pic>
-              </a:graphicData>
-            </a:graphic>
-          </wp:inline>
-        </w:drawing>
-      </w:r>
-    </w:p>
-    <w:p>
-      <w:pPr>
-        <w:rPr>
-          <w:rFonts w:ascii="Times New Roman" w:hAnsi="Times New Roman" w:cs="Times New Roman"/>
-          <w:b/>
-          <w:sz w:val="28"/>
-          <w:szCs w:val="28"/>
-          <w:lang w:val="en-US"/>
-        </w:rPr>
-      </w:pPr>
-      <w:r>
-        <w:rPr>
-          <w:rFonts w:ascii="Times New Roman" w:hAnsi="Times New Roman" w:cs="Times New Roman"/>
-          <w:b/>
-          <w:sz w:val="28"/>
-          <w:szCs w:val="28"/>
-        </w:rPr>
-        <w:t>Листинг</w:t>
-      </w:r>
-      <w:r>
-        <w:rPr>
-          <w:rFonts w:ascii="Times New Roman" w:hAnsi="Times New Roman" w:cs="Times New Roman"/>
-          <w:b/>
-          <w:sz w:val="28"/>
-          <w:szCs w:val="28"/>
-          <w:lang w:val="en-US"/>
-        </w:rPr>
-        <w:t xml:space="preserve"> </w:t>
-      </w:r>
-      <w:r>
-        <w:rPr>
-          <w:rFonts w:ascii="Times New Roman" w:hAnsi="Times New Roman" w:cs="Times New Roman"/>
-          <w:b/>
-          <w:sz w:val="28"/>
-          <w:szCs w:val="28"/>
-        </w:rPr>
-        <w:t>программы</w:t>
-      </w:r>
-      <w:r>
-        <w:rPr>
-          <w:rFonts w:ascii="Times New Roman" w:hAnsi="Times New Roman" w:cs="Times New Roman"/>
-          <w:b/>
-          <w:sz w:val="28"/>
-          <w:szCs w:val="28"/>
-          <w:lang w:val="en-US"/>
-        </w:rPr>
-        <w:t>.</w:t>
-      </w:r>
-    </w:p>
-    <w:p>
-      <w:pPr>
-        <w:autoSpaceDE w:val="0"/>
-        <w:autoSpaceDN w:val="0"/>
-        <w:adjustRightInd w:val="0"/>
-        <w:spacing w:after="0" w:line="240" w:lineRule="auto"/>
-        <w:rPr>
-          <w:rFonts w:ascii="Cascadia Mono" w:hAnsi="Cascadia Mono" w:cs="Cascadia Mono"/>
-          <w:color w:val="000000"/>
-          <w:sz w:val="19"/>
-          <w:szCs w:val="19"/>
-          <w:highlight w:val="white"/>
-          <w:lang w:val="en-US"/>
-        </w:rPr>
-      </w:pPr>
-      <w:r>
-        <w:rPr>
-          <w:rFonts w:ascii="Times New Roman" w:hAnsi="Times New Roman" w:cs="Times New Roman"/>
-          <w:b/>
-          <w:bCs/>
-          <w:sz w:val="28"/>
-          <w:szCs w:val="28"/>
-          <w:lang w:val="en-US"/>
-        </w:rPr>
-        <w:t xml:space="preserve"> </w:t>
-      </w:r>
-      <w:r>
-        <w:rPr>
-          <w:rFonts w:ascii="Cascadia Mono" w:hAnsi="Cascadia Mono" w:cs="Cascadia Mono"/>
-          <w:color w:val="0000FF"/>
-          <w:sz w:val="19"/>
-          <w:szCs w:val="19"/>
-          <w:highlight w:val="white"/>
-          <w:lang w:val="en-US"/>
-        </w:rPr>
-        <w:t>static</w:t>
-      </w:r>
-      <w:r>
-        <w:rPr>
-          <w:rFonts w:ascii="Cascadia Mono" w:hAnsi="Cascadia Mono" w:cs="Cascadia Mono"/>
-          <w:color w:val="000000"/>
-          <w:sz w:val="19"/>
-          <w:szCs w:val="19"/>
-          <w:highlight w:val="white"/>
-          <w:lang w:val="en-US"/>
-        </w:rPr>
-        <w:t xml:space="preserve"> </w:t>
-      </w:r>
-      <w:r>
-        <w:rPr>
-          <w:rFonts w:ascii="Cascadia Mono" w:hAnsi="Cascadia Mono" w:cs="Cascadia Mono"/>
-          <w:color w:val="0000FF"/>
-          <w:sz w:val="19"/>
-          <w:szCs w:val="19"/>
-          <w:highlight w:val="white"/>
-          <w:lang w:val="en-US"/>
-        </w:rPr>
-        <w:t>string</w:t>
-      </w:r>
-      <w:r>
-        <w:rPr>
-          <w:rFonts w:ascii="Cascadia Mono" w:hAnsi="Cascadia Mono" w:cs="Cascadia Mono"/>
-          <w:color w:val="000000"/>
-          <w:sz w:val="19"/>
-          <w:szCs w:val="19"/>
-          <w:highlight w:val="white"/>
-          <w:lang w:val="en-US"/>
-        </w:rPr>
-        <w:t xml:space="preserve"> Vigenere(</w:t>
-      </w:r>
-      <w:r>
-        <w:rPr>
-          <w:rFonts w:ascii="Cascadia Mono" w:hAnsi="Cascadia Mono" w:cs="Cascadia Mono"/>
-          <w:color w:val="0000FF"/>
-          <w:sz w:val="19"/>
-          <w:szCs w:val="19"/>
-          <w:highlight w:val="white"/>
-          <w:lang w:val="en-US"/>
-        </w:rPr>
-        <w:t>string</w:t>
-      </w:r>
-      <w:r>
-        <w:rPr>
-          <w:rFonts w:ascii="Cascadia Mono" w:hAnsi="Cascadia Mono" w:cs="Cascadia Mono"/>
-          <w:color w:val="000000"/>
-          <w:sz w:val="19"/>
-          <w:szCs w:val="19"/>
-          <w:highlight w:val="white"/>
-          <w:lang w:val="en-US"/>
-        </w:rPr>
-        <w:t xml:space="preserve"> text, </w:t>
-      </w:r>
-      <w:r>
-        <w:rPr>
-          <w:rFonts w:ascii="Cascadia Mono" w:hAnsi="Cascadia Mono" w:cs="Cascadia Mono"/>
-          <w:color w:val="0000FF"/>
-          <w:sz w:val="19"/>
-          <w:szCs w:val="19"/>
-          <w:highlight w:val="white"/>
-          <w:lang w:val="en-US"/>
-        </w:rPr>
-        <w:t>string</w:t>
-      </w:r>
-      <w:r>
-        <w:rPr>
-          <w:rFonts w:ascii="Cascadia Mono" w:hAnsi="Cascadia Mono" w:cs="Cascadia Mono"/>
-          <w:color w:val="000000"/>
-          <w:sz w:val="19"/>
-          <w:szCs w:val="19"/>
-          <w:highlight w:val="white"/>
-          <w:lang w:val="en-US"/>
-        </w:rPr>
-        <w:t xml:space="preserve"> keyword, </w:t>
-      </w:r>
-      <w:r>
-        <w:rPr>
-          <w:rFonts w:ascii="Cascadia Mono" w:hAnsi="Cascadia Mono" w:cs="Cascadia Mono"/>
-          <w:color w:val="0000FF"/>
-          <w:sz w:val="19"/>
-          <w:szCs w:val="19"/>
-          <w:highlight w:val="white"/>
-          <w:lang w:val="en-US"/>
-        </w:rPr>
-        <w:t>bool</w:t>
-      </w:r>
-      <w:r>
-        <w:rPr>
-          <w:rFonts w:ascii="Cascadia Mono" w:hAnsi="Cascadia Mono" w:cs="Cascadia Mono"/>
-          <w:color w:val="000000"/>
-          <w:sz w:val="19"/>
-          <w:szCs w:val="19"/>
-          <w:highlight w:val="white"/>
-          <w:lang w:val="en-US"/>
-        </w:rPr>
-        <w:t xml:space="preserve"> isEncrypt)</w:t>
-      </w:r>
-    </w:p>
-    <w:p>
-      <w:pPr>
-        <w:autoSpaceDE w:val="0"/>
-        <w:autoSpaceDN w:val="0"/>
-        <w:adjustRightInd w:val="0"/>
-        <w:spacing w:after="0" w:line="240" w:lineRule="auto"/>
-        <w:rPr>
-          <w:rFonts w:ascii="Cascadia Mono" w:hAnsi="Cascadia Mono" w:cs="Cascadia Mono"/>
-          <w:color w:val="000000"/>
-          <w:sz w:val="19"/>
-          <w:szCs w:val="19"/>
-          <w:highlight w:val="white"/>
-          <w:lang w:val="en-US"/>
-        </w:rPr>
-      </w:pPr>
-      <w:r>
-        <w:rPr>
-          <w:rFonts w:ascii="Cascadia Mono" w:hAnsi="Cascadia Mono" w:cs="Cascadia Mono"/>
-          <w:color w:val="000000"/>
-          <w:sz w:val="19"/>
-          <w:szCs w:val="19"/>
-          <w:highlight w:val="white"/>
-          <w:lang w:val="en-US"/>
-        </w:rPr>
-        <w:t>{</w:t>
-      </w:r>
-    </w:p>
-    <w:p>
-      <w:pPr>
-        <w:autoSpaceDE w:val="0"/>
-        <w:autoSpaceDN w:val="0"/>
-        <w:adjustRightInd w:val="0"/>
-        <w:spacing w:after="0" w:line="240" w:lineRule="auto"/>
-        <w:rPr>
-          <w:rFonts w:ascii="Cascadia Mono" w:hAnsi="Cascadia Mono" w:cs="Cascadia Mono"/>
-          <w:color w:val="000000"/>
-          <w:sz w:val="19"/>
-          <w:szCs w:val="19"/>
-          <w:highlight w:val="white"/>
-          <w:lang w:val="en-US"/>
-        </w:rPr>
-      </w:pPr>
-      <w:r>
-        <w:rPr>
-          <w:rFonts w:ascii="Cascadia Mono" w:hAnsi="Cascadia Mono" w:cs="Cascadia Mono"/>
-          <w:color w:val="000000"/>
-          <w:sz w:val="19"/>
-          <w:szCs w:val="19"/>
-          <w:highlight w:val="white"/>
-          <w:lang w:val="en-US"/>
-        </w:rPr>
-        <w:t xml:space="preserve">    </w:t>
-      </w:r>
-      <w:r>
-        <w:rPr>
-          <w:rFonts w:ascii="Cascadia Mono" w:hAnsi="Cascadia Mono" w:cs="Cascadia Mono"/>
-          <w:color w:val="0000FF"/>
-          <w:sz w:val="19"/>
-          <w:szCs w:val="19"/>
-          <w:highlight w:val="white"/>
-          <w:lang w:val="en-US"/>
-        </w:rPr>
-        <w:t>string</w:t>
-      </w:r>
-      <w:r>
-        <w:rPr>
-          <w:rFonts w:ascii="Cascadia Mono" w:hAnsi="Cascadia Mono" w:cs="Cascadia Mono"/>
-          <w:color w:val="000000"/>
-          <w:sz w:val="19"/>
-          <w:szCs w:val="19"/>
-          <w:highlight w:val="white"/>
-          <w:lang w:val="en-US"/>
-        </w:rPr>
-        <w:t xml:space="preserve"> alph = </w:t>
-      </w:r>
-      <w:r>
-        <w:rPr>
-          <w:rFonts w:ascii="Cascadia Mono" w:hAnsi="Cascadia Mono" w:cs="Cascadia Mono"/>
-          <w:color w:val="A31515"/>
-          <w:sz w:val="19"/>
-          <w:szCs w:val="19"/>
-          <w:highlight w:val="white"/>
-          <w:lang w:val="en-US"/>
-        </w:rPr>
-        <w:t>"</w:t>
-      </w:r>
-      <w:r>
-        <w:rPr>
-          <w:rFonts w:ascii="Cascadia Mono" w:hAnsi="Cascadia Mono" w:cs="Cascadia Mono"/>
-          <w:color w:val="A31515"/>
-          <w:sz w:val="19"/>
-          <w:szCs w:val="19"/>
-          <w:highlight w:val="white"/>
-        </w:rPr>
-        <w:t>АБВГДЕЖЗИЙКЛМНОПРСТУФХЦЧШЩЪЫЬЭЮЯ</w:t>
-      </w:r>
-      <w:r>
-        <w:rPr>
-          <w:rFonts w:ascii="Cascadia Mono" w:hAnsi="Cascadia Mono" w:cs="Cascadia Mono"/>
-          <w:color w:val="A31515"/>
-          <w:sz w:val="19"/>
-          <w:szCs w:val="19"/>
-          <w:highlight w:val="white"/>
-          <w:lang w:val="en-US"/>
-        </w:rPr>
-        <w:t>"</w:t>
-      </w:r>
-      <w:r>
-        <w:rPr>
-          <w:rFonts w:ascii="Cascadia Mono" w:hAnsi="Cascadia Mono" w:cs="Cascadia Mono"/>
-          <w:color w:val="000000"/>
-          <w:sz w:val="19"/>
-          <w:szCs w:val="19"/>
-          <w:highlight w:val="white"/>
-          <w:lang w:val="en-US"/>
-        </w:rPr>
-        <w:t>;</w:t>
-      </w:r>
-    </w:p>
-    <w:p>
-      <w:pPr>
-        <w:autoSpaceDE w:val="0"/>
-        <w:autoSpaceDN w:val="0"/>
-        <w:adjustRightInd w:val="0"/>
-        <w:spacing w:after="0" w:line="240" w:lineRule="auto"/>
-        <w:rPr>
-          <w:rFonts w:ascii="Cascadia Mono" w:hAnsi="Cascadia Mono" w:cs="Cascadia Mono"/>
-          <w:color w:val="000000"/>
-          <w:sz w:val="19"/>
-          <w:szCs w:val="19"/>
-          <w:highlight w:val="white"/>
-          <w:lang w:val="en-US"/>
-        </w:rPr>
-      </w:pPr>
-      <w:r>
-        <w:rPr>
-          <w:rFonts w:ascii="Cascadia Mono" w:hAnsi="Cascadia Mono" w:cs="Cascadia Mono"/>
-          <w:color w:val="000000"/>
-          <w:sz w:val="19"/>
-          <w:szCs w:val="19"/>
-          <w:highlight w:val="white"/>
-          <w:lang w:val="en-US"/>
-        </w:rPr>
-        <w:t xml:space="preserve">    </w:t>
-      </w:r>
-      <w:r>
-        <w:rPr>
-          <w:rFonts w:ascii="Cascadia Mono" w:hAnsi="Cascadia Mono" w:cs="Cascadia Mono"/>
-          <w:color w:val="0000FF"/>
-          <w:sz w:val="19"/>
-          <w:szCs w:val="19"/>
-          <w:highlight w:val="white"/>
-          <w:lang w:val="en-US"/>
-        </w:rPr>
-        <w:t>int</w:t>
-      </w:r>
-      <w:r>
-        <w:rPr>
-          <w:rFonts w:ascii="Cascadia Mono" w:hAnsi="Cascadia Mono" w:cs="Cascadia Mono"/>
-          <w:color w:val="000000"/>
-          <w:sz w:val="19"/>
-          <w:szCs w:val="19"/>
-          <w:highlight w:val="white"/>
-          <w:lang w:val="en-US"/>
-        </w:rPr>
-        <w:t xml:space="preserve"> n = alph.Length;</w:t>
-      </w:r>
-    </w:p>
-    <w:p>
-      <w:pPr>
-        <w:autoSpaceDE w:val="0"/>
-        <w:autoSpaceDN w:val="0"/>
-        <w:adjustRightInd w:val="0"/>
-        <w:spacing w:after="0" w:line="240" w:lineRule="auto"/>
-        <w:rPr>
-          <w:rFonts w:ascii="Cascadia Mono" w:hAnsi="Cascadia Mono" w:cs="Cascadia Mono"/>
-          <w:color w:val="000000"/>
-          <w:sz w:val="19"/>
-          <w:szCs w:val="19"/>
-          <w:highlight w:val="white"/>
-          <w:lang w:val="en-US"/>
-        </w:rPr>
-      </w:pPr>
-    </w:p>
-    <w:p>
-      <w:pPr>
-        <w:autoSpaceDE w:val="0"/>
-        <w:autoSpaceDN w:val="0"/>
-        <w:adjustRightInd w:val="0"/>
-        <w:spacing w:after="0" w:line="240" w:lineRule="auto"/>
-        <w:rPr>
-          <w:rFonts w:ascii="Cascadia Mono" w:hAnsi="Cascadia Mono" w:cs="Cascadia Mono"/>
-          <w:color w:val="000000"/>
-          <w:sz w:val="19"/>
-          <w:szCs w:val="19"/>
-          <w:highlight w:val="white"/>
-          <w:lang w:val="en-US"/>
-        </w:rPr>
-      </w:pPr>
-      <w:r>
-        <w:rPr>
-          <w:rFonts w:ascii="Cascadia Mono" w:hAnsi="Cascadia Mono" w:cs="Cascadia Mono"/>
-          <w:color w:val="000000"/>
-          <w:sz w:val="19"/>
-          <w:szCs w:val="19"/>
-          <w:highlight w:val="white"/>
-          <w:lang w:val="en-US"/>
-        </w:rPr>
-        <w:t xml:space="preserve">    </w:t>
-      </w:r>
-      <w:r>
-        <w:rPr>
-          <w:rFonts w:ascii="Cascadia Mono" w:hAnsi="Cascadia Mono" w:cs="Cascadia Mono"/>
-          <w:color w:val="0000FF"/>
-          <w:sz w:val="19"/>
-          <w:szCs w:val="19"/>
-          <w:highlight w:val="white"/>
-          <w:lang w:val="en-US"/>
-        </w:rPr>
-        <w:t>string</w:t>
-      </w:r>
-      <w:r>
-        <w:rPr>
-          <w:rFonts w:ascii="Cascadia Mono" w:hAnsi="Cascadia Mono" w:cs="Cascadia Mono"/>
-          <w:color w:val="000000"/>
-          <w:sz w:val="19"/>
-          <w:szCs w:val="19"/>
-          <w:highlight w:val="white"/>
-          <w:lang w:val="en-US"/>
-        </w:rPr>
-        <w:t xml:space="preserve"> result = </w:t>
-      </w:r>
-      <w:r>
-        <w:rPr>
-          <w:rFonts w:ascii="Cascadia Mono" w:hAnsi="Cascadia Mono" w:cs="Cascadia Mono"/>
-          <w:color w:val="A31515"/>
-          <w:sz w:val="19"/>
-          <w:szCs w:val="19"/>
-          <w:highlight w:val="white"/>
-          <w:lang w:val="en-US"/>
-        </w:rPr>
-        <w:t>""</w:t>
-      </w:r>
-      <w:r>
-        <w:rPr>
-          <w:rFonts w:ascii="Cascadia Mono" w:hAnsi="Cascadia Mono" w:cs="Cascadia Mono"/>
-          <w:color w:val="000000"/>
-          <w:sz w:val="19"/>
-          <w:szCs w:val="19"/>
-          <w:highlight w:val="white"/>
-          <w:lang w:val="en-US"/>
-        </w:rPr>
-        <w:t>;</w:t>
-      </w:r>
-    </w:p>
-    <w:p>
-      <w:pPr>
-        <w:autoSpaceDE w:val="0"/>
-        <w:autoSpaceDN w:val="0"/>
-        <w:adjustRightInd w:val="0"/>
-        <w:spacing w:after="0" w:line="240" w:lineRule="auto"/>
-        <w:rPr>
-          <w:rFonts w:ascii="Cascadia Mono" w:hAnsi="Cascadia Mono" w:cs="Cascadia Mono"/>
-          <w:color w:val="000000"/>
-          <w:sz w:val="19"/>
-          <w:szCs w:val="19"/>
-          <w:highlight w:val="white"/>
-          <w:lang w:val="en-US"/>
-        </w:rPr>
-      </w:pPr>
-      <w:r>
-        <w:rPr>
-          <w:rFonts w:ascii="Cascadia Mono" w:hAnsi="Cascadia Mono" w:cs="Cascadia Mono"/>
-          <w:color w:val="000000"/>
-          <w:sz w:val="19"/>
-          <w:szCs w:val="19"/>
-          <w:highlight w:val="white"/>
-          <w:lang w:val="en-US"/>
-        </w:rPr>
-        <w:t xml:space="preserve">    </w:t>
-      </w:r>
-      <w:r>
-        <w:rPr>
-          <w:rFonts w:ascii="Cascadia Mono" w:hAnsi="Cascadia Mono" w:cs="Cascadia Mono"/>
-          <w:color w:val="0000FF"/>
-          <w:sz w:val="19"/>
-          <w:szCs w:val="19"/>
-          <w:highlight w:val="white"/>
-          <w:lang w:val="en-US"/>
-        </w:rPr>
-        <w:t>int</w:t>
-      </w:r>
-      <w:r>
-        <w:rPr>
-          <w:rFonts w:ascii="Cascadia Mono" w:hAnsi="Cascadia Mono" w:cs="Cascadia Mono"/>
-          <w:color w:val="000000"/>
-          <w:sz w:val="19"/>
-          <w:szCs w:val="19"/>
-          <w:highlight w:val="white"/>
-          <w:lang w:val="en-US"/>
-        </w:rPr>
-        <w:t xml:space="preserve"> indexKey = 0;</w:t>
-      </w:r>
-    </w:p>
-    <w:p>
-      <w:pPr>
-        <w:autoSpaceDE w:val="0"/>
-        <w:autoSpaceDN w:val="0"/>
-        <w:adjustRightInd w:val="0"/>
-        <w:spacing w:after="0" w:line="240" w:lineRule="auto"/>
-        <w:rPr>
-          <w:rFonts w:ascii="Cascadia Mono" w:hAnsi="Cascadia Mono" w:cs="Cascadia Mono"/>
-          <w:color w:val="000000"/>
-          <w:sz w:val="19"/>
-          <w:szCs w:val="19"/>
-          <w:highlight w:val="white"/>
-          <w:lang w:val="en-US"/>
-        </w:rPr>
-      </w:pPr>
-    </w:p>
-    <w:p>
-      <w:pPr>
-        <w:autoSpaceDE w:val="0"/>
-        <w:autoSpaceDN w:val="0"/>
-        <w:adjustRightInd w:val="0"/>
-        <w:spacing w:after="0" w:line="240" w:lineRule="auto"/>
-        <w:rPr>
-          <w:rFonts w:ascii="Cascadia Mono" w:hAnsi="Cascadia Mono" w:cs="Cascadia Mono"/>
-          <w:color w:val="000000"/>
-          <w:sz w:val="19"/>
-          <w:szCs w:val="19"/>
-          <w:highlight w:val="white"/>
-          <w:lang w:val="en-US"/>
-        </w:rPr>
-      </w:pPr>
-      <w:r>
-        <w:rPr>
-          <w:rFonts w:ascii="Cascadia Mono" w:hAnsi="Cascadia Mono" w:cs="Cascadia Mono"/>
-          <w:color w:val="000000"/>
-          <w:sz w:val="19"/>
-          <w:szCs w:val="19"/>
-          <w:highlight w:val="white"/>
-          <w:lang w:val="en-US"/>
-        </w:rPr>
-        <w:t xml:space="preserve">    </w:t>
-      </w:r>
-      <w:r>
-        <w:rPr>
-          <w:rFonts w:ascii="Cascadia Mono" w:hAnsi="Cascadia Mono" w:cs="Cascadia Mono"/>
-          <w:color w:val="0000FF"/>
-          <w:sz w:val="19"/>
-          <w:szCs w:val="19"/>
-          <w:highlight w:val="white"/>
-          <w:lang w:val="en-US"/>
-        </w:rPr>
-        <w:t>for</w:t>
-      </w:r>
-      <w:r>
-        <w:rPr>
-          <w:rFonts w:ascii="Cascadia Mono" w:hAnsi="Cascadia Mono" w:cs="Cascadia Mono"/>
-          <w:color w:val="000000"/>
-          <w:sz w:val="19"/>
-          <w:szCs w:val="19"/>
-          <w:highlight w:val="white"/>
-          <w:lang w:val="en-US"/>
-        </w:rPr>
-        <w:t xml:space="preserve"> (</w:t>
-      </w:r>
-      <w:r>
-        <w:rPr>
-          <w:rFonts w:ascii="Cascadia Mono" w:hAnsi="Cascadia Mono" w:cs="Cascadia Mono"/>
-          <w:color w:val="0000FF"/>
-          <w:sz w:val="19"/>
-          <w:szCs w:val="19"/>
-          <w:highlight w:val="white"/>
-          <w:lang w:val="en-US"/>
-        </w:rPr>
-        <w:t>int</w:t>
-      </w:r>
-      <w:r>
-        <w:rPr>
-          <w:rFonts w:ascii="Cascadia Mono" w:hAnsi="Cascadia Mono" w:cs="Cascadia Mono"/>
-          <w:color w:val="000000"/>
-          <w:sz w:val="19"/>
-          <w:szCs w:val="19"/>
-          <w:highlight w:val="white"/>
-          <w:lang w:val="en-US"/>
-        </w:rPr>
-        <w:t xml:space="preserve"> i = 0; i &lt; text.Length; i++)</w:t>
-      </w:r>
-    </w:p>
-    <w:p>
-      <w:pPr>
-        <w:autoSpaceDE w:val="0"/>
-        <w:autoSpaceDN w:val="0"/>
-        <w:adjustRightInd w:val="0"/>
-        <w:spacing w:after="0" w:line="240" w:lineRule="auto"/>
-        <w:rPr>
-          <w:rFonts w:ascii="Cascadia Mono" w:hAnsi="Cascadia Mono" w:cs="Cascadia Mono"/>
-          <w:color w:val="000000"/>
-          <w:sz w:val="19"/>
-          <w:szCs w:val="19"/>
-          <w:highlight w:val="white"/>
-          <w:lang w:val="en-US"/>
-        </w:rPr>
-      </w:pPr>
-      <w:r>
-        <w:rPr>
-          <w:rFonts w:ascii="Cascadia Mono" w:hAnsi="Cascadia Mono" w:cs="Cascadia Mono"/>
-          <w:color w:val="000000"/>
-          <w:sz w:val="19"/>
-          <w:szCs w:val="19"/>
-          <w:highlight w:val="white"/>
-          <w:lang w:val="en-US"/>
-        </w:rPr>
-        <w:t xml:space="preserve">    {</w:t>
-      </w:r>
-    </w:p>
-    <w:p>
-      <w:pPr>
-        <w:autoSpaceDE w:val="0"/>
-        <w:autoSpaceDN w:val="0"/>
-        <w:adjustRightInd w:val="0"/>
-        <w:spacing w:after="0" w:line="240" w:lineRule="auto"/>
-        <w:rPr>
-          <w:rFonts w:ascii="Cascadia Mono" w:hAnsi="Cascadia Mono" w:cs="Cascadia Mono"/>
-          <w:color w:val="000000"/>
-          <w:sz w:val="19"/>
-          <w:szCs w:val="19"/>
-          <w:highlight w:val="white"/>
-          <w:lang w:val="en-US"/>
-        </w:rPr>
-      </w:pPr>
-      <w:r>
-        <w:rPr>
-          <w:rFonts w:ascii="Cascadia Mono" w:hAnsi="Cascadia Mono" w:cs="Cascadia Mono"/>
-          <w:color w:val="000000"/>
-          <w:sz w:val="19"/>
-          <w:szCs w:val="19"/>
-          <w:highlight w:val="white"/>
-          <w:lang w:val="en-US"/>
-        </w:rPr>
-        <w:t xml:space="preserve">        </w:t>
-      </w:r>
-      <w:r>
-        <w:rPr>
-          <w:rFonts w:ascii="Cascadia Mono" w:hAnsi="Cascadia Mono" w:cs="Cascadia Mono"/>
-          <w:color w:val="0000FF"/>
-          <w:sz w:val="19"/>
-          <w:szCs w:val="19"/>
-          <w:highlight w:val="white"/>
-          <w:lang w:val="en-US"/>
-        </w:rPr>
-        <w:t>char</w:t>
-      </w:r>
-      <w:r>
-        <w:rPr>
-          <w:rFonts w:ascii="Cascadia Mono" w:hAnsi="Cascadia Mono" w:cs="Cascadia Mono"/>
-          <w:color w:val="000000"/>
-          <w:sz w:val="19"/>
-          <w:szCs w:val="19"/>
-          <w:highlight w:val="white"/>
-          <w:lang w:val="en-US"/>
-        </w:rPr>
-        <w:t xml:space="preserve"> charText = text[i];</w:t>
-      </w:r>
-    </w:p>
-    <w:p>
-      <w:pPr>
-        <w:autoSpaceDE w:val="0"/>
-        <w:autoSpaceDN w:val="0"/>
-        <w:adjustRightInd w:val="0"/>
-        <w:spacing w:after="0" w:line="240" w:lineRule="auto"/>
-        <w:rPr>
-          <w:rFonts w:ascii="Cascadia Mono" w:hAnsi="Cascadia Mono" w:cs="Cascadia Mono"/>
-          <w:color w:val="000000"/>
-          <w:sz w:val="19"/>
-          <w:szCs w:val="19"/>
-          <w:highlight w:val="white"/>
-          <w:lang w:val="en-US"/>
-        </w:rPr>
-      </w:pPr>
-    </w:p>
-    <w:p>
-      <w:pPr>
-        <w:autoSpaceDE w:val="0"/>
-        <w:autoSpaceDN w:val="0"/>
-        <w:adjustRightInd w:val="0"/>
-        <w:spacing w:after="0" w:line="240" w:lineRule="auto"/>
-        <w:rPr>
-          <w:rFonts w:ascii="Cascadia Mono" w:hAnsi="Cascadia Mono" w:cs="Cascadia Mono"/>
-          <w:color w:val="000000"/>
-          <w:sz w:val="19"/>
-          <w:szCs w:val="19"/>
-          <w:highlight w:val="white"/>
-          <w:lang w:val="en-US"/>
-        </w:rPr>
-      </w:pPr>
-      <w:r>
-        <w:rPr>
-          <w:rFonts w:ascii="Cascadia Mono" w:hAnsi="Cascadia Mono" w:cs="Cascadia Mono"/>
-          <w:color w:val="000000"/>
-          <w:sz w:val="19"/>
-          <w:szCs w:val="19"/>
-          <w:highlight w:val="white"/>
-          <w:lang w:val="en-US"/>
-        </w:rPr>
-        <w:t xml:space="preserve">        </w:t>
-      </w:r>
-      <w:r>
-        <w:rPr>
-          <w:rFonts w:ascii="Cascadia Mono" w:hAnsi="Cascadia Mono" w:cs="Cascadia Mono"/>
-          <w:color w:val="0000FF"/>
-          <w:sz w:val="19"/>
-          <w:szCs w:val="19"/>
-          <w:highlight w:val="white"/>
-          <w:lang w:val="en-US"/>
-        </w:rPr>
-        <w:t>if</w:t>
-      </w:r>
-      <w:r>
-        <w:rPr>
-          <w:rFonts w:ascii="Cascadia Mono" w:hAnsi="Cascadia Mono" w:cs="Cascadia Mono"/>
-          <w:color w:val="000000"/>
-          <w:sz w:val="19"/>
-          <w:szCs w:val="19"/>
-          <w:highlight w:val="white"/>
-          <w:lang w:val="en-US"/>
-        </w:rPr>
-        <w:t xml:space="preserve"> (</w:t>
-      </w:r>
-      <w:r>
-        <w:rPr>
-          <w:rFonts w:ascii="Cascadia Mono" w:hAnsi="Cascadia Mono" w:cs="Cascadia Mono"/>
-          <w:color w:val="0000FF"/>
-          <w:sz w:val="19"/>
-          <w:szCs w:val="19"/>
-          <w:highlight w:val="white"/>
-          <w:lang w:val="en-US"/>
-        </w:rPr>
-        <w:t>char</w:t>
-      </w:r>
-      <w:r>
-        <w:rPr>
-          <w:rFonts w:ascii="Cascadia Mono" w:hAnsi="Cascadia Mono" w:cs="Cascadia Mono"/>
-          <w:color w:val="000000"/>
-          <w:sz w:val="19"/>
-          <w:szCs w:val="19"/>
-          <w:highlight w:val="white"/>
-          <w:lang w:val="en-US"/>
-        </w:rPr>
-        <w:t>.IsLetter(charText))</w:t>
-      </w:r>
-    </w:p>
-    <w:p>
-      <w:pPr>
-        <w:autoSpaceDE w:val="0"/>
-        <w:autoSpaceDN w:val="0"/>
-        <w:adjustRightInd w:val="0"/>
-        <w:spacing w:after="0" w:line="240" w:lineRule="auto"/>
-        <w:rPr>
-          <w:rFonts w:ascii="Cascadia Mono" w:hAnsi="Cascadia Mono" w:cs="Cascadia Mono"/>
-          <w:color w:val="000000"/>
-          <w:sz w:val="19"/>
-          <w:szCs w:val="19"/>
-          <w:highlight w:val="white"/>
-          <w:lang w:val="en-US"/>
-        </w:rPr>
-      </w:pPr>
-      <w:r>
-        <w:rPr>
-          <w:rFonts w:ascii="Cascadia Mono" w:hAnsi="Cascadia Mono" w:cs="Cascadia Mono"/>
-          <w:color w:val="000000"/>
-          <w:sz w:val="19"/>
-          <w:szCs w:val="19"/>
-          <w:highlight w:val="white"/>
-          <w:lang w:val="en-US"/>
-        </w:rPr>
-        <w:t xml:space="preserve">        {</w:t>
-      </w:r>
-    </w:p>
-    <w:p>
-      <w:pPr>
-        <w:autoSpaceDE w:val="0"/>
-        <w:autoSpaceDN w:val="0"/>
-        <w:adjustRightInd w:val="0"/>
-        <w:spacing w:after="0" w:line="240" w:lineRule="auto"/>
-        <w:rPr>
-          <w:rFonts w:ascii="Cascadia Mono" w:hAnsi="Cascadia Mono" w:cs="Cascadia Mono"/>
-          <w:color w:val="000000"/>
-          <w:sz w:val="19"/>
-          <w:szCs w:val="19"/>
-          <w:highlight w:val="white"/>
-          <w:lang w:val="en-US"/>
-        </w:rPr>
-      </w:pPr>
-      <w:r>
-        <w:rPr>
-          <w:rFonts w:ascii="Cascadia Mono" w:hAnsi="Cascadia Mono" w:cs="Cascadia Mono"/>
-          <w:color w:val="000000"/>
-          <w:sz w:val="19"/>
-          <w:szCs w:val="19"/>
-          <w:highlight w:val="white"/>
-          <w:lang w:val="en-US"/>
-        </w:rPr>
-        <w:t xml:space="preserve">            </w:t>
-      </w:r>
-      <w:r>
-        <w:rPr>
-          <w:rFonts w:ascii="Cascadia Mono" w:hAnsi="Cascadia Mono" w:cs="Cascadia Mono"/>
-          <w:color w:val="0000FF"/>
-          <w:sz w:val="19"/>
-          <w:szCs w:val="19"/>
-          <w:highlight w:val="white"/>
-          <w:lang w:val="en-US"/>
-        </w:rPr>
-        <w:t>char</w:t>
-      </w:r>
-      <w:r>
-        <w:rPr>
-          <w:rFonts w:ascii="Cascadia Mono" w:hAnsi="Cascadia Mono" w:cs="Cascadia Mono"/>
-          <w:color w:val="000000"/>
-          <w:sz w:val="19"/>
-          <w:szCs w:val="19"/>
-          <w:highlight w:val="white"/>
-          <w:lang w:val="en-US"/>
-        </w:rPr>
-        <w:t xml:space="preserve"> charKey = keyword[Mod(indexKey, keyword.Length)];</w:t>
-      </w:r>
-    </w:p>
-    <w:p>
-      <w:pPr>
-        <w:autoSpaceDE w:val="0"/>
-        <w:autoSpaceDN w:val="0"/>
-        <w:adjustRightInd w:val="0"/>
-        <w:spacing w:after="0" w:line="240" w:lineRule="auto"/>
-        <w:rPr>
-          <w:rFonts w:ascii="Cascadia Mono" w:hAnsi="Cascadia Mono" w:cs="Cascadia Mono"/>
-          <w:color w:val="000000"/>
-          <w:sz w:val="19"/>
-          <w:szCs w:val="19"/>
-          <w:highlight w:val="white"/>
-          <w:lang w:val="en-US"/>
-        </w:rPr>
-      </w:pPr>
-      <w:r>
-        <w:rPr>
-          <w:rFonts w:ascii="Cascadia Mono" w:hAnsi="Cascadia Mono" w:cs="Cascadia Mono"/>
-          <w:color w:val="000000"/>
-          <w:sz w:val="19"/>
-          <w:szCs w:val="19"/>
-          <w:highlight w:val="white"/>
-          <w:lang w:val="en-US"/>
-        </w:rPr>
-        <w:t xml:space="preserve">            </w:t>
-      </w:r>
-      <w:r>
-        <w:rPr>
-          <w:rFonts w:ascii="Cascadia Mono" w:hAnsi="Cascadia Mono" w:cs="Cascadia Mono"/>
-          <w:color w:val="0000FF"/>
-          <w:sz w:val="19"/>
-          <w:szCs w:val="19"/>
-          <w:highlight w:val="white"/>
-          <w:lang w:val="en-US"/>
-        </w:rPr>
-        <w:t>char</w:t>
-      </w:r>
-      <w:r>
-        <w:rPr>
-          <w:rFonts w:ascii="Cascadia Mono" w:hAnsi="Cascadia Mono" w:cs="Cascadia Mono"/>
-          <w:color w:val="000000"/>
-          <w:sz w:val="19"/>
-          <w:szCs w:val="19"/>
-          <w:highlight w:val="white"/>
-          <w:lang w:val="en-US"/>
-        </w:rPr>
-        <w:t xml:space="preserve"> answer = isEncrypt ? alph[Mod(alph.IndexOf(charText) + alph.IndexOf(charKey), n)] : alph[Mod(alph.IndexOf(charText) - alph.IndexOf(charKey), n)];</w:t>
-      </w:r>
-    </w:p>
-    <w:p>
-      <w:pPr>
-        <w:autoSpaceDE w:val="0"/>
-        <w:autoSpaceDN w:val="0"/>
-        <w:adjustRightInd w:val="0"/>
-        <w:spacing w:after="0" w:line="240" w:lineRule="auto"/>
-        <w:rPr>
-          <w:rFonts w:ascii="Cascadia Mono" w:hAnsi="Cascadia Mono" w:cs="Cascadia Mono"/>
-          <w:color w:val="000000"/>
-          <w:sz w:val="19"/>
-          <w:szCs w:val="19"/>
-          <w:highlight w:val="white"/>
-          <w:lang w:val="en-US"/>
-        </w:rPr>
-      </w:pPr>
-      <w:r>
-        <w:rPr>
-          <w:rFonts w:ascii="Cascadia Mono" w:hAnsi="Cascadia Mono" w:cs="Cascadia Mono"/>
-          <w:color w:val="000000"/>
-          <w:sz w:val="19"/>
-          <w:szCs w:val="19"/>
-          <w:highlight w:val="white"/>
-          <w:lang w:val="en-US"/>
-        </w:rPr>
-        <w:t xml:space="preserve">            </w:t>
-      </w:r>
-      <w:r>
-        <w:rPr>
-          <w:rFonts w:ascii="Cascadia Mono" w:hAnsi="Cascadia Mono" w:cs="Cascadia Mono"/>
-          <w:color w:val="2B91AF"/>
-          <w:sz w:val="19"/>
-          <w:szCs w:val="19"/>
-          <w:highlight w:val="white"/>
-          <w:lang w:val="en-US"/>
-        </w:rPr>
-        <w:t>Console</w:t>
-      </w:r>
-      <w:r>
-        <w:rPr>
-          <w:rFonts w:ascii="Cascadia Mono" w:hAnsi="Cascadia Mono" w:cs="Cascadia Mono"/>
-          <w:color w:val="000000"/>
-          <w:sz w:val="19"/>
-          <w:szCs w:val="19"/>
-          <w:highlight w:val="white"/>
-          <w:lang w:val="en-US"/>
-        </w:rPr>
-        <w:t>.WriteLine(</w:t>
-      </w:r>
-      <w:r>
-        <w:rPr>
-          <w:rFonts w:ascii="Cascadia Mono" w:hAnsi="Cascadia Mono" w:cs="Cascadia Mono"/>
-          <w:color w:val="A31515"/>
-          <w:sz w:val="19"/>
-          <w:szCs w:val="19"/>
-          <w:highlight w:val="white"/>
-          <w:lang w:val="en-US"/>
-        </w:rPr>
-        <w:t xml:space="preserve">$"i = </w:t>
-      </w:r>
-      <w:r>
-        <w:rPr>
-          <w:rFonts w:ascii="Cascadia Mono" w:hAnsi="Cascadia Mono" w:cs="Cascadia Mono"/>
-          <w:color w:val="000000"/>
-          <w:sz w:val="19"/>
-          <w:szCs w:val="19"/>
-          <w:highlight w:val="white"/>
-          <w:lang w:val="en-US"/>
-        </w:rPr>
-        <w:t>{i}</w:t>
-      </w:r>
-      <w:r>
-        <w:rPr>
-          <w:rFonts w:ascii="Cascadia Mono" w:hAnsi="Cascadia Mono" w:cs="Cascadia Mono"/>
-          <w:color w:val="A31515"/>
-          <w:sz w:val="19"/>
-          <w:szCs w:val="19"/>
-          <w:highlight w:val="white"/>
-          <w:lang w:val="en-US"/>
-        </w:rPr>
-        <w:t xml:space="preserve">, </w:t>
-      </w:r>
-      <w:r>
-        <w:rPr>
-          <w:rFonts w:ascii="Cascadia Mono" w:hAnsi="Cascadia Mono" w:cs="Cascadia Mono"/>
-          <w:color w:val="A31515"/>
-          <w:sz w:val="19"/>
-          <w:szCs w:val="19"/>
-          <w:highlight w:val="white"/>
-        </w:rPr>
-        <w:t>ОТ</w:t>
-      </w:r>
-      <w:r>
-        <w:rPr>
-          <w:rFonts w:ascii="Cascadia Mono" w:hAnsi="Cascadia Mono" w:cs="Cascadia Mono"/>
-          <w:color w:val="A31515"/>
-          <w:sz w:val="19"/>
-          <w:szCs w:val="19"/>
-          <w:highlight w:val="white"/>
-          <w:lang w:val="en-US"/>
-        </w:rPr>
-        <w:t xml:space="preserve">: </w:t>
-      </w:r>
-      <w:r>
-        <w:rPr>
-          <w:rFonts w:ascii="Cascadia Mono" w:hAnsi="Cascadia Mono" w:cs="Cascadia Mono"/>
-          <w:color w:val="000000"/>
-          <w:sz w:val="19"/>
-          <w:szCs w:val="19"/>
-          <w:highlight w:val="white"/>
-          <w:lang w:val="en-US"/>
-        </w:rPr>
-        <w:t>{charText}</w:t>
-      </w:r>
-      <w:r>
-        <w:rPr>
-          <w:rFonts w:ascii="Cascadia Mono" w:hAnsi="Cascadia Mono" w:cs="Cascadia Mono"/>
-          <w:color w:val="A31515"/>
-          <w:sz w:val="19"/>
-          <w:szCs w:val="19"/>
-          <w:highlight w:val="white"/>
-          <w:lang w:val="en-US"/>
-        </w:rPr>
-        <w:t xml:space="preserve"> = </w:t>
-      </w:r>
-      <w:r>
-        <w:rPr>
-          <w:rFonts w:ascii="Cascadia Mono" w:hAnsi="Cascadia Mono" w:cs="Cascadia Mono"/>
-          <w:color w:val="000000"/>
-          <w:sz w:val="19"/>
-          <w:szCs w:val="19"/>
-          <w:highlight w:val="white"/>
-          <w:lang w:val="en-US"/>
-        </w:rPr>
-        <w:t>{alph.IndexOf(charText)}</w:t>
-      </w:r>
-      <w:r>
-        <w:rPr>
-          <w:rFonts w:ascii="Cascadia Mono" w:hAnsi="Cascadia Mono" w:cs="Cascadia Mono"/>
-          <w:color w:val="A31515"/>
-          <w:sz w:val="19"/>
-          <w:szCs w:val="19"/>
-          <w:highlight w:val="white"/>
-          <w:lang w:val="en-US"/>
-        </w:rPr>
-        <w:t xml:space="preserve">, </w:t>
-      </w:r>
-      <w:r>
-        <w:rPr>
-          <w:rFonts w:ascii="Cascadia Mono" w:hAnsi="Cascadia Mono" w:cs="Cascadia Mono"/>
-          <w:color w:val="000000"/>
-          <w:sz w:val="19"/>
-          <w:szCs w:val="19"/>
-          <w:highlight w:val="white"/>
-          <w:lang w:val="en-US"/>
-        </w:rPr>
-        <w:t>{charKey}</w:t>
-      </w:r>
-      <w:r>
-        <w:rPr>
-          <w:rFonts w:ascii="Cascadia Mono" w:hAnsi="Cascadia Mono" w:cs="Cascadia Mono"/>
-          <w:color w:val="A31515"/>
-          <w:sz w:val="19"/>
-          <w:szCs w:val="19"/>
-          <w:highlight w:val="white"/>
-          <w:lang w:val="en-US"/>
-        </w:rPr>
-        <w:t xml:space="preserve"> = </w:t>
-      </w:r>
-      <w:r>
-        <w:rPr>
-          <w:rFonts w:ascii="Cascadia Mono" w:hAnsi="Cascadia Mono" w:cs="Cascadia Mono"/>
-          <w:color w:val="000000"/>
-          <w:sz w:val="19"/>
-          <w:szCs w:val="19"/>
-          <w:highlight w:val="white"/>
-          <w:lang w:val="en-US"/>
-        </w:rPr>
-        <w:t>{alph.IndexOf(charKey)}</w:t>
-      </w:r>
-      <w:r>
-        <w:rPr>
-          <w:rFonts w:ascii="Cascadia Mono" w:hAnsi="Cascadia Mono" w:cs="Cascadia Mono"/>
-          <w:color w:val="A31515"/>
-          <w:sz w:val="19"/>
-          <w:szCs w:val="19"/>
-          <w:highlight w:val="white"/>
-          <w:lang w:val="en-US"/>
-        </w:rPr>
-        <w:t xml:space="preserve">, </w:t>
-      </w:r>
-      <w:r>
-        <w:rPr>
-          <w:rFonts w:ascii="Cascadia Mono" w:hAnsi="Cascadia Mono" w:cs="Cascadia Mono"/>
-          <w:color w:val="A31515"/>
-          <w:sz w:val="19"/>
-          <w:szCs w:val="19"/>
-          <w:highlight w:val="white"/>
-        </w:rPr>
-        <w:t>ШТ</w:t>
-      </w:r>
-      <w:r>
-        <w:rPr>
-          <w:rFonts w:ascii="Cascadia Mono" w:hAnsi="Cascadia Mono" w:cs="Cascadia Mono"/>
-          <w:color w:val="A31515"/>
-          <w:sz w:val="19"/>
-          <w:szCs w:val="19"/>
-          <w:highlight w:val="white"/>
-          <w:lang w:val="en-US"/>
-        </w:rPr>
-        <w:t xml:space="preserve">: </w:t>
-      </w:r>
-      <w:r>
-        <w:rPr>
-          <w:rFonts w:ascii="Cascadia Mono" w:hAnsi="Cascadia Mono" w:cs="Cascadia Mono"/>
-          <w:color w:val="000000"/>
-          <w:sz w:val="19"/>
-          <w:szCs w:val="19"/>
-          <w:highlight w:val="white"/>
-          <w:lang w:val="en-US"/>
-        </w:rPr>
-        <w:t>{answer}</w:t>
-      </w:r>
-      <w:r>
-        <w:rPr>
-          <w:rFonts w:ascii="Cascadia Mono" w:hAnsi="Cascadia Mono" w:cs="Cascadia Mono"/>
-          <w:color w:val="A31515"/>
-          <w:sz w:val="19"/>
-          <w:szCs w:val="19"/>
-          <w:highlight w:val="white"/>
-          <w:lang w:val="en-US"/>
-        </w:rPr>
-        <w:t>"</w:t>
-      </w:r>
-      <w:r>
-        <w:rPr>
-          <w:rFonts w:ascii="Cascadia Mono" w:hAnsi="Cascadia Mono" w:cs="Cascadia Mono"/>
-          <w:color w:val="000000"/>
-          <w:sz w:val="19"/>
-          <w:szCs w:val="19"/>
-          <w:highlight w:val="white"/>
-          <w:lang w:val="en-US"/>
-        </w:rPr>
-        <w:t>);</w:t>
-      </w:r>
-    </w:p>
-    <w:p>
-      <w:pPr>
-        <w:autoSpaceDE w:val="0"/>
-        <w:autoSpaceDN w:val="0"/>
-        <w:adjustRightInd w:val="0"/>
-        <w:spacing w:after="0" w:line="240" w:lineRule="auto"/>
-        <w:rPr>
-          <w:rFonts w:ascii="Cascadia Mono" w:hAnsi="Cascadia Mono" w:cs="Cascadia Mono"/>
-          <w:color w:val="000000"/>
-          <w:sz w:val="19"/>
-          <w:szCs w:val="19"/>
-          <w:highlight w:val="white"/>
-          <w:lang w:val="en-US"/>
-        </w:rPr>
-      </w:pPr>
-      <w:r>
-        <w:rPr>
-          <w:rFonts w:ascii="Cascadia Mono" w:hAnsi="Cascadia Mono" w:cs="Cascadia Mono"/>
-          <w:color w:val="000000"/>
-          <w:sz w:val="19"/>
-          <w:szCs w:val="19"/>
-          <w:highlight w:val="white"/>
-          <w:lang w:val="en-US"/>
-        </w:rPr>
-        <w:t xml:space="preserve">            result += answer;</w:t>
-      </w:r>
-    </w:p>
-    <w:p>
-      <w:pPr>
-        <w:autoSpaceDE w:val="0"/>
-        <w:autoSpaceDN w:val="0"/>
-        <w:adjustRightInd w:val="0"/>
-        <w:spacing w:after="0" w:line="240" w:lineRule="auto"/>
-        <w:rPr>
-          <w:rFonts w:ascii="Cascadia Mono" w:hAnsi="Cascadia Mono" w:cs="Cascadia Mono"/>
-          <w:color w:val="000000"/>
-          <w:sz w:val="19"/>
-          <w:szCs w:val="19"/>
-          <w:highlight w:val="white"/>
-          <w:lang w:val="en-US"/>
-        </w:rPr>
-      </w:pPr>
-      <w:r>
-        <w:rPr>
-          <w:rFonts w:ascii="Cascadia Mono" w:hAnsi="Cascadia Mono" w:cs="Cascadia Mono"/>
-          <w:color w:val="000000"/>
-          <w:sz w:val="19"/>
-          <w:szCs w:val="19"/>
-          <w:highlight w:val="white"/>
-          <w:lang w:val="en-US"/>
-        </w:rPr>
-        <w:t xml:space="preserve">            indexKey++;</w:t>
-      </w:r>
-    </w:p>
-    <w:p>
-      <w:pPr>
-        <w:autoSpaceDE w:val="0"/>
-        <w:autoSpaceDN w:val="0"/>
-        <w:adjustRightInd w:val="0"/>
-        <w:spacing w:after="0" w:line="240" w:lineRule="auto"/>
-        <w:rPr>
-          <w:rFonts w:ascii="Cascadia Mono" w:hAnsi="Cascadia Mono" w:cs="Cascadia Mono"/>
-          <w:color w:val="000000"/>
-          <w:sz w:val="19"/>
-          <w:szCs w:val="19"/>
-          <w:highlight w:val="white"/>
-          <w:lang w:val="en-US"/>
-        </w:rPr>
-      </w:pPr>
-      <w:r>
-        <w:rPr>
-          <w:rFonts w:ascii="Cascadia Mono" w:hAnsi="Cascadia Mono" w:cs="Cascadia Mono"/>
-          <w:color w:val="000000"/>
-          <w:sz w:val="19"/>
-          <w:szCs w:val="19"/>
-          <w:highlight w:val="white"/>
-          <w:lang w:val="en-US"/>
-        </w:rPr>
-        <w:t xml:space="preserve">        }</w:t>
-      </w:r>
-    </w:p>
-    <w:p>
-      <w:pPr>
-        <w:autoSpaceDE w:val="0"/>
-        <w:autoSpaceDN w:val="0"/>
-        <w:adjustRightInd w:val="0"/>
-        <w:spacing w:after="0" w:line="240" w:lineRule="auto"/>
-        <w:rPr>
-          <w:rFonts w:ascii="Cascadia Mono" w:hAnsi="Cascadia Mono" w:cs="Cascadia Mono"/>
-          <w:color w:val="0000FF"/>
-          <w:sz w:val="19"/>
-          <w:szCs w:val="19"/>
-          <w:highlight w:val="white"/>
-          <w:lang w:val="en-US"/>
-        </w:rPr>
-      </w:pPr>
-      <w:r>
-        <w:rPr>
-          <w:rFonts w:ascii="Cascadia Mono" w:hAnsi="Cascadia Mono" w:cs="Cascadia Mono"/>
-          <w:color w:val="000000"/>
-          <w:sz w:val="19"/>
-          <w:szCs w:val="19"/>
-          <w:highlight w:val="white"/>
-          <w:lang w:val="en-US"/>
-        </w:rPr>
-        <w:t xml:space="preserve">        </w:t>
-      </w:r>
-      <w:r>
-        <w:rPr>
-          <w:rFonts w:ascii="Cascadia Mono" w:hAnsi="Cascadia Mono" w:cs="Cascadia Mono"/>
-          <w:color w:val="0000FF"/>
-          <w:sz w:val="19"/>
-          <w:szCs w:val="19"/>
-          <w:highlight w:val="white"/>
-          <w:lang w:val="en-US"/>
-        </w:rPr>
-        <w:t>else</w:t>
-      </w:r>
-    </w:p>
-    <w:p>
-      <w:pPr>
-        <w:autoSpaceDE w:val="0"/>
-        <w:autoSpaceDN w:val="0"/>
-        <w:adjustRightInd w:val="0"/>
-        <w:spacing w:after="0" w:line="240" w:lineRule="auto"/>
-        <w:rPr>
-          <w:rFonts w:ascii="Cascadia Mono" w:hAnsi="Cascadia Mono" w:cs="Cascadia Mono"/>
-          <w:color w:val="000000"/>
-          <w:sz w:val="19"/>
-          <w:szCs w:val="19"/>
-          <w:highlight w:val="white"/>
-          <w:lang w:val="en-US"/>
-        </w:rPr>
-      </w:pPr>
-      <w:r>
-        <w:rPr>
-          <w:rFonts w:ascii="Cascadia Mono" w:hAnsi="Cascadia Mono" w:cs="Cascadia Mono"/>
-          <w:color w:val="000000"/>
-          <w:sz w:val="19"/>
-          <w:szCs w:val="19"/>
-          <w:highlight w:val="white"/>
-          <w:lang w:val="en-US"/>
-        </w:rPr>
-        <w:t xml:space="preserve">        {</w:t>
-      </w:r>
-    </w:p>
-    <w:p>
-      <w:pPr>
-        <w:autoSpaceDE w:val="0"/>
-        <w:autoSpaceDN w:val="0"/>
-        <w:adjustRightInd w:val="0"/>
-        <w:spacing w:after="0" w:line="240" w:lineRule="auto"/>
-        <w:rPr>
-          <w:rFonts w:ascii="Cascadia Mono" w:hAnsi="Cascadia Mono" w:cs="Cascadia Mono"/>
-          <w:color w:val="000000"/>
-          <w:sz w:val="19"/>
-          <w:szCs w:val="19"/>
-          <w:highlight w:val="white"/>
-          <w:lang w:val="en-US"/>
-        </w:rPr>
-      </w:pPr>
-      <w:r>
-        <w:rPr>
-          <w:rFonts w:ascii="Cascadia Mono" w:hAnsi="Cascadia Mono" w:cs="Cascadia Mono"/>
-          <w:color w:val="000000"/>
-          <w:sz w:val="19"/>
-          <w:szCs w:val="19"/>
-          <w:highlight w:val="white"/>
-          <w:lang w:val="en-US"/>
-        </w:rPr>
-        <w:t xml:space="preserve">            </w:t>
-      </w:r>
-      <w:r>
-        <w:rPr>
-          <w:rFonts w:ascii="Cascadia Mono" w:hAnsi="Cascadia Mono" w:cs="Cascadia Mono"/>
-          <w:color w:val="2B91AF"/>
-          <w:sz w:val="19"/>
-          <w:szCs w:val="19"/>
-          <w:highlight w:val="white"/>
-          <w:lang w:val="en-US"/>
-        </w:rPr>
-        <w:t>Console</w:t>
-      </w:r>
-      <w:r>
-        <w:rPr>
-          <w:rFonts w:ascii="Cascadia Mono" w:hAnsi="Cascadia Mono" w:cs="Cascadia Mono"/>
-          <w:color w:val="000000"/>
-          <w:sz w:val="19"/>
-          <w:szCs w:val="19"/>
-          <w:highlight w:val="white"/>
-          <w:lang w:val="en-US"/>
-        </w:rPr>
-        <w:t>.WriteLine(</w:t>
-      </w:r>
-      <w:r>
-        <w:rPr>
-          <w:rFonts w:ascii="Cascadia Mono" w:hAnsi="Cascadia Mono" w:cs="Cascadia Mono"/>
-          <w:color w:val="A31515"/>
-          <w:sz w:val="19"/>
-          <w:szCs w:val="19"/>
-          <w:highlight w:val="white"/>
-          <w:lang w:val="en-US"/>
-        </w:rPr>
-        <w:t xml:space="preserve">$"i = </w:t>
-      </w:r>
-      <w:r>
-        <w:rPr>
-          <w:rFonts w:ascii="Cascadia Mono" w:hAnsi="Cascadia Mono" w:cs="Cascadia Mono"/>
-          <w:color w:val="000000"/>
-          <w:sz w:val="19"/>
-          <w:szCs w:val="19"/>
-          <w:highlight w:val="white"/>
-          <w:lang w:val="en-US"/>
-        </w:rPr>
-        <w:t>{i}</w:t>
-      </w:r>
-      <w:r>
-        <w:rPr>
-          <w:rFonts w:ascii="Cascadia Mono" w:hAnsi="Cascadia Mono" w:cs="Cascadia Mono"/>
-          <w:color w:val="A31515"/>
-          <w:sz w:val="19"/>
-          <w:szCs w:val="19"/>
-          <w:highlight w:val="white"/>
-          <w:lang w:val="en-US"/>
-        </w:rPr>
-        <w:t xml:space="preserve">, </w:t>
-      </w:r>
-      <w:r>
-        <w:rPr>
-          <w:rFonts w:ascii="Cascadia Mono" w:hAnsi="Cascadia Mono" w:cs="Cascadia Mono"/>
-          <w:color w:val="000000"/>
-          <w:sz w:val="19"/>
-          <w:szCs w:val="19"/>
-          <w:highlight w:val="white"/>
-          <w:lang w:val="en-US"/>
-        </w:rPr>
-        <w:t>{charText}</w:t>
-      </w:r>
-      <w:r>
-        <w:rPr>
-          <w:rFonts w:ascii="Cascadia Mono" w:hAnsi="Cascadia Mono" w:cs="Cascadia Mono"/>
-          <w:color w:val="A31515"/>
-          <w:sz w:val="19"/>
-          <w:szCs w:val="19"/>
-          <w:highlight w:val="white"/>
-          <w:lang w:val="en-US"/>
-        </w:rPr>
-        <w:t>"</w:t>
-      </w:r>
-      <w:r>
-        <w:rPr>
-          <w:rFonts w:ascii="Cascadia Mono" w:hAnsi="Cascadia Mono" w:cs="Cascadia Mono"/>
-          <w:color w:val="000000"/>
-          <w:sz w:val="19"/>
-          <w:szCs w:val="19"/>
-          <w:highlight w:val="white"/>
-          <w:lang w:val="en-US"/>
-        </w:rPr>
-        <w:t>);</w:t>
-      </w:r>
-    </w:p>
-    <w:p>
-      <w:pPr>
-        <w:autoSpaceDE w:val="0"/>
-        <w:autoSpaceDN w:val="0"/>
-        <w:adjustRightInd w:val="0"/>
-        <w:spacing w:after="0" w:line="240" w:lineRule="auto"/>
-        <w:rPr>
-          <w:rFonts w:ascii="Cascadia Mono" w:hAnsi="Cascadia Mono" w:cs="Cascadia Mono"/>
-          <w:color w:val="000000"/>
-          <w:sz w:val="19"/>
-          <w:szCs w:val="19"/>
-          <w:highlight w:val="white"/>
-          <w:lang w:val="en-US"/>
-        </w:rPr>
-      </w:pPr>
-      <w:r>
-        <w:rPr>
-          <w:rFonts w:ascii="Cascadia Mono" w:hAnsi="Cascadia Mono" w:cs="Cascadia Mono"/>
-          <w:color w:val="000000"/>
-          <w:sz w:val="19"/>
-          <w:szCs w:val="19"/>
-          <w:highlight w:val="white"/>
-          <w:lang w:val="en-US"/>
-        </w:rPr>
-        <w:t xml:space="preserve">            </w:t>
-      </w:r>
-      <w:r>
-        <w:rPr>
-          <w:rFonts w:ascii="Cascadia Mono" w:hAnsi="Cascadia Mono" w:cs="Cascadia Mono"/>
-          <w:color w:val="000000"/>
-          <w:sz w:val="19"/>
-          <w:szCs w:val="19"/>
-          <w:highlight w:val="white"/>
-          <w:lang w:val="en-US"/>
-        </w:rPr>
-        <w:t>result += charText;</w:t>
-      </w:r>
-    </w:p>
-    <w:p>
-      <w:pPr>
-        <w:autoSpaceDE w:val="0"/>
-        <w:autoSpaceDN w:val="0"/>
-        <w:adjustRightInd w:val="0"/>
-        <w:spacing w:after="0" w:line="240" w:lineRule="auto"/>
-        <w:rPr>
-          <w:rFonts w:ascii="Cascadia Mono" w:hAnsi="Cascadia Mono" w:cs="Cascadia Mono"/>
-          <w:color w:val="000000"/>
-          <w:sz w:val="19"/>
-          <w:szCs w:val="19"/>
-          <w:highlight w:val="white"/>
-          <w:lang w:val="en-US"/>
-        </w:rPr>
-      </w:pPr>
-      <w:r>
-        <w:rPr>
-          <w:rFonts w:ascii="Cascadia Mono" w:hAnsi="Cascadia Mono" w:cs="Cascadia Mono"/>
-          <w:color w:val="000000"/>
-          <w:sz w:val="19"/>
-          <w:szCs w:val="19"/>
-          <w:highlight w:val="white"/>
-          <w:lang w:val="en-US"/>
-        </w:rPr>
-        <w:t xml:space="preserve">        }</w:t>
-      </w:r>
-    </w:p>
-    <w:p>
-      <w:pPr>
-        <w:autoSpaceDE w:val="0"/>
-        <w:autoSpaceDN w:val="0"/>
-        <w:adjustRightInd w:val="0"/>
-        <w:spacing w:after="0" w:line="240" w:lineRule="auto"/>
-        <w:rPr>
-          <w:rFonts w:ascii="Cascadia Mono" w:hAnsi="Cascadia Mono" w:cs="Cascadia Mono"/>
-          <w:color w:val="000000"/>
-          <w:sz w:val="19"/>
-          <w:szCs w:val="19"/>
-          <w:highlight w:val="white"/>
-          <w:lang w:val="en-US"/>
-        </w:rPr>
-      </w:pPr>
-      <w:r>
-        <w:rPr>
-          <w:rFonts w:ascii="Cascadia Mono" w:hAnsi="Cascadia Mono" w:cs="Cascadia Mono"/>
-          <w:color w:val="000000"/>
-          <w:sz w:val="19"/>
-          <w:szCs w:val="19"/>
-          <w:highlight w:val="white"/>
-          <w:lang w:val="en-US"/>
-        </w:rPr>
-        <w:t xml:space="preserve">    }</w:t>
-      </w:r>
-    </w:p>
-    <w:p>
-      <w:pPr>
-        <w:autoSpaceDE w:val="0"/>
-        <w:autoSpaceDN w:val="0"/>
-        <w:adjustRightInd w:val="0"/>
-        <w:spacing w:after="0" w:line="240" w:lineRule="auto"/>
-        <w:rPr>
-          <w:rFonts w:ascii="Cascadia Mono" w:hAnsi="Cascadia Mono" w:cs="Cascadia Mono"/>
-          <w:color w:val="000000"/>
-          <w:sz w:val="19"/>
-          <w:szCs w:val="19"/>
-          <w:highlight w:val="white"/>
-          <w:lang w:val="en-US"/>
-        </w:rPr>
-      </w:pPr>
-    </w:p>
-    <w:p>
-      <w:pPr>
-        <w:autoSpaceDE w:val="0"/>
-        <w:autoSpaceDN w:val="0"/>
-        <w:adjustRightInd w:val="0"/>
-        <w:spacing w:after="0" w:line="240" w:lineRule="auto"/>
-        <w:rPr>
-          <w:rFonts w:ascii="Cascadia Mono" w:hAnsi="Cascadia Mono" w:cs="Cascadia Mono"/>
-          <w:color w:val="000000"/>
-          <w:sz w:val="19"/>
-          <w:szCs w:val="19"/>
-          <w:highlight w:val="white"/>
-          <w:lang w:val="en-US"/>
-        </w:rPr>
-      </w:pPr>
-      <w:r>
-        <w:rPr>
-          <w:rFonts w:ascii="Cascadia Mono" w:hAnsi="Cascadia Mono" w:cs="Cascadia Mono"/>
-          <w:color w:val="000000"/>
-          <w:sz w:val="19"/>
-          <w:szCs w:val="19"/>
-          <w:highlight w:val="white"/>
-          <w:lang w:val="en-US"/>
-        </w:rPr>
-        <w:t xml:space="preserve">    </w:t>
-      </w:r>
-      <w:r>
-        <w:rPr>
-          <w:rFonts w:ascii="Cascadia Mono" w:hAnsi="Cascadia Mono" w:cs="Cascadia Mono"/>
-          <w:color w:val="0000FF"/>
-          <w:sz w:val="19"/>
-          <w:szCs w:val="19"/>
-          <w:highlight w:val="white"/>
-          <w:lang w:val="en-US"/>
-        </w:rPr>
-        <w:t>return</w:t>
-      </w:r>
-      <w:r>
-        <w:rPr>
-          <w:rFonts w:ascii="Cascadia Mono" w:hAnsi="Cascadia Mono" w:cs="Cascadia Mono"/>
-          <w:color w:val="000000"/>
-          <w:sz w:val="19"/>
-          <w:szCs w:val="19"/>
-          <w:highlight w:val="white"/>
-          <w:lang w:val="en-US"/>
-        </w:rPr>
-        <w:t xml:space="preserve"> result;</w:t>
-      </w:r>
-    </w:p>
-    <w:p>
-      <w:pPr>
-        <w:rPr>
-          <w:rFonts w:ascii="Times New Roman" w:hAnsi="Times New Roman" w:cs="Times New Roman"/>
-          <w:b/>
-          <w:bCs/>
-          <w:sz w:val="28"/>
-          <w:szCs w:val="28"/>
-          <w:lang w:val="en-US"/>
-        </w:rPr>
-      </w:pPr>
-      <w:r>
-        <w:rPr>
-          <w:rFonts w:ascii="Cascadia Mono" w:hAnsi="Cascadia Mono" w:cs="Cascadia Mono"/>
-          <w:color w:val="000000"/>
-          <w:sz w:val="19"/>
-          <w:szCs w:val="19"/>
-          <w:highlight w:val="white"/>
-          <w:lang w:val="en-US"/>
-        </w:rPr>
-        <w:t>}</w:t>
-      </w:r>
-    </w:p>
-    <w:p>
-      <w:pPr>
-        <w:rPr>
-          <w:rFonts w:ascii="Times New Roman" w:hAnsi="Times New Roman" w:cs="Times New Roman"/>
-          <w:b/>
-          <w:bCs/>
-          <w:sz w:val="28"/>
-          <w:szCs w:val="28"/>
-          <w:lang w:val="en-US"/>
-        </w:rPr>
-      </w:pPr>
-    </w:p>
-    <w:p>
-      <w:pPr>
-        <w:rPr>
-          <w:rFonts w:ascii="Times New Roman" w:hAnsi="Times New Roman" w:cs="Times New Roman"/>
-          <w:b/>
-          <w:sz w:val="28"/>
-          <w:szCs w:val="28"/>
-          <w:lang w:val="en-US"/>
-        </w:rPr>
-      </w:pPr>
-      <w:r>
-        <w:rPr>
-          <w:rFonts w:ascii="Times New Roman" w:hAnsi="Times New Roman" w:cs="Times New Roman"/>
-          <w:b/>
-          <w:sz w:val="28"/>
-          <w:szCs w:val="28"/>
-        </w:rPr>
-        <w:lastRenderedPageBreak/>
-        <w:t>Задание</w:t>
-      </w:r>
-      <w:r>
-        <w:rPr>
-          <w:rFonts w:ascii="Times New Roman" w:hAnsi="Times New Roman" w:cs="Times New Roman"/>
-          <w:b/>
-          <w:sz w:val="28"/>
-          <w:szCs w:val="28"/>
-          <w:lang w:val="en-US"/>
-        </w:rPr>
-        <w:t xml:space="preserve"> 2:</w:t>
-      </w:r>
-    </w:p>
-    <w:p>
-      <w:pPr>
-        <w:rPr>
-          <w:rFonts w:ascii="Times New Roman" w:hAnsi="Times New Roman" w:cs="Times New Roman"/>
-          <w:b/>
-          <w:sz w:val="28"/>
-          <w:szCs w:val="28"/>
-        </w:rPr>
-      </w:pPr>
-      <w:r>
-        <w:rPr>
-          <w:rFonts w:ascii="Times New Roman" w:hAnsi="Times New Roman" w:cs="Times New Roman"/>
-          <w:b/>
-          <w:sz w:val="28"/>
-          <w:szCs w:val="28"/>
-        </w:rPr>
-        <w:t>Ручная реализация.</w:t>
-      </w:r>
-    </w:p>
-    <w:p>
-      <w:pPr>
-        <w:rPr>
-          <w:rFonts w:ascii="Times New Roman" w:hAnsi="Times New Roman" w:cs="Times New Roman"/>
-          <w:b/>
-          <w:sz w:val="28"/>
-          <w:szCs w:val="28"/>
-        </w:rPr>
-      </w:pPr>
-    </w:p>
-    <w:p>
-      <w:pPr>
-        <w:jc w:val="center"/>
-        <w:rPr>
-          <w:rFonts w:ascii="Times New Roman" w:hAnsi="Times New Roman" w:cs="Times New Roman"/>
-          <w:sz w:val="28"/>
-          <w:szCs w:val="28"/>
-        </w:rPr>
-      </w:pPr>
-      <w:r>
-        <w:rPr>
-          <w:rFonts w:ascii="Times New Roman" w:hAnsi="Times New Roman" w:cs="Times New Roman"/>
-          <w:noProof/>
-          <w:sz w:val="28"/>
-          <w:szCs w:val="28"/>
-        </w:rPr>
-        <w:drawing>
-          <wp:inline distT="0" distB="0" distL="0" distR="0" wp14:anchorId="005A20F6" wp14:editId="497C5202">
-            <wp:extent cx="5940425" cy="1891665"/>
-            <wp:effectExtent l="0" t="0" r="3175" b="0"/>
-            <wp:docPr id="701969659" name="Рисунок 1"/>
-            <wp:cNvGraphicFramePr>
-              <a:graphicFrameLocks xmlns:a="http://schemas.openxmlformats.org/drawingml/2006/main" noChangeAspect="1"/>
-            </wp:cNvGraphicFramePr>
-            <a:graphic xmlns:a="http://schemas.openxmlformats.org/drawingml/2006/main">
-              <a:graphicData uri="http://schemas.openxmlformats.org/drawingml/2006/picture">
-                <pic:pic xmlns:pic="http://schemas.openxmlformats.org/drawingml/2006/picture">
-                  <pic:nvPicPr>
-                    <pic:cNvPr id="701969659" name=""/>
-                    <pic:cNvPicPr/>
-                  </pic:nvPicPr>
-                  <pic:blipFill>
-                    <a:blip r:embed="rId14"/>
-                    <a:stretch>
-                      <a:fillRect/>
-                    </a:stretch>
-                  </pic:blipFill>
-                  <pic:spPr>
-                    <a:xfrm>
-                      <a:off x="0" y="0"/>
-                      <a:ext cx="5940425" cy="1891665"/>
-                    </a:xfrm>
-                    <a:prstGeom prst="rect">
-                      <a:avLst/>
-                    </a:prstGeom>
-                  </pic:spPr>
-                </pic:pic>
-              </a:graphicData>
-            </a:graphic>
-          </wp:inline>
-        </w:drawing>
-      </w:r>
-    </w:p>
-    <w:p>
-      <w:pPr>
-        <w:jc w:val="center"/>
-        <w:rPr>
-          <w:rFonts w:ascii="Times New Roman" w:hAnsi="Times New Roman" w:cs="Times New Roman"/>
-          <w:sz w:val="28"/>
-          <w:szCs w:val="28"/>
-        </w:rPr>
-      </w:pPr>
-      <w:r>
-        <w:rPr>
-          <w:rFonts w:ascii="Times New Roman" w:hAnsi="Times New Roman" w:cs="Times New Roman"/>
-          <w:noProof/>
-          <w:sz w:val="28"/>
-          <w:szCs w:val="28"/>
-        </w:rPr>
-        <w:drawing>
-          <wp:inline distT="0" distB="0" distL="0" distR="0" wp14:anchorId="0390799A" wp14:editId="713DA9A2">
-            <wp:extent cx="5940425" cy="762000"/>
-            <wp:effectExtent l="0" t="0" r="3175" b="0"/>
-            <wp:docPr id="1671290392" name="Рисунок 1"/>
-            <wp:cNvGraphicFramePr>
-              <a:graphicFrameLocks xmlns:a="http://schemas.openxmlformats.org/drawingml/2006/main" noChangeAspect="1"/>
-            </wp:cNvGraphicFramePr>
-            <a:graphic xmlns:a="http://schemas.openxmlformats.org/drawingml/2006/main">
-              <a:graphicData uri="http://schemas.openxmlformats.org/drawingml/2006/picture">
-                <pic:pic xmlns:pic="http://schemas.openxmlformats.org/drawingml/2006/picture">
-                  <pic:nvPicPr>
-                    <pic:cNvPr id="1671290392" name=""/>
-                    <pic:cNvPicPr/>
-                  </pic:nvPicPr>
-                  <pic:blipFill>
-                    <a:blip r:embed="rId15"/>
-                    <a:stretch>
-                      <a:fillRect/>
-                    </a:stretch>
-                  </pic:blipFill>
-                  <pic:spPr>
-                    <a:xfrm>
-                      <a:off x="0" y="0"/>
-                      <a:ext cx="5940425" cy="762000"/>
-                    </a:xfrm>
-                    <a:prstGeom prst="rect">
-                      <a:avLst/>
-                    </a:prstGeom>
-                  </pic:spPr>
-                </pic:pic>
-              </a:graphicData>
-            </a:graphic>
-          </wp:inline>
-        </w:drawing>
-      </w:r>
-    </w:p>
-    <w:p>
-      <w:pPr>
-        <w:rPr>
-          <w:rFonts w:ascii="Times New Roman" w:hAnsi="Times New Roman" w:cs="Times New Roman"/>
-          <w:sz w:val="28"/>
-          <w:szCs w:val="28"/>
-        </w:rPr>
-      </w:pPr>
-    </w:p>
-    <w:p>
-      <w:pPr>
-        <w:rPr>
-          <w:rFonts w:ascii="Times New Roman" w:hAnsi="Times New Roman" w:cs="Times New Roman"/>
-          <w:sz w:val="28"/>
-          <w:szCs w:val="28"/>
-        </w:rPr>
-      </w:pPr>
-    </w:p>
-    <w:p>
-      <w:pPr>
-        <w:rPr>
-          <w:rFonts w:ascii="Times New Roman" w:hAnsi="Times New Roman" w:cs="Times New Roman"/>
-          <w:b/>
-          <w:sz w:val="28"/>
-          <w:szCs w:val="28"/>
-        </w:rPr>
-      </w:pPr>
-      <w:r>
-        <w:rPr>
-          <w:rFonts w:ascii="Times New Roman" w:hAnsi="Times New Roman" w:cs="Times New Roman"/>
-          <w:b/>
-          <w:sz w:val="28"/>
-          <w:szCs w:val="28"/>
-        </w:rPr>
-        <w:t>Входные данные.</w:t>
-      </w:r>
-    </w:p>
-    <w:p>
-      <w:pPr>
-        <w:jc w:val="center"/>
-        <w:rPr>
-          <w:noProof/>
-        </w:rPr>
-      </w:pPr>
-      <w:r>
-        <w:rPr>
-          <w:rFonts w:ascii="Times New Roman" w:hAnsi="Times New Roman" w:cs="Times New Roman"/>
-          <w:noProof/>
-          <w:sz w:val="28"/>
-          <w:szCs w:val="28"/>
-        </w:rPr>
-        <w:drawing>
-          <wp:inline distT="0" distB="0" distL="0" distR="0" wp14:anchorId="7A6F3E11" wp14:editId="166811DA">
-            <wp:extent cx="2771775" cy="2568411"/>
-            <wp:effectExtent l="0" t="0" r="0" b="3810"/>
-            <wp:docPr id="48414344" name="Рисунок 1"/>
-            <wp:cNvGraphicFramePr>
-              <a:graphicFrameLocks xmlns:a="http://schemas.openxmlformats.org/drawingml/2006/main" noChangeAspect="1"/>
-            </wp:cNvGraphicFramePr>
-            <a:graphic xmlns:a="http://schemas.openxmlformats.org/drawingml/2006/main">
-              <a:graphicData uri="http://schemas.openxmlformats.org/drawingml/2006/picture">
-                <pic:pic xmlns:pic="http://schemas.openxmlformats.org/drawingml/2006/picture">
-                  <pic:nvPicPr>
-                    <pic:cNvPr id="48414344" name=""/>
-                    <pic:cNvPicPr/>
-                  </pic:nvPicPr>
-                  <pic:blipFill>
-                    <a:blip r:embed="rId16"/>
-                    <a:stretch>
-                      <a:fillRect/>
-                    </a:stretch>
-                  </pic:blipFill>
-                  <pic:spPr>
-                    <a:xfrm>
-                      <a:off x="0" y="0"/>
-                      <a:ext cx="2785256" cy="2580903"/>
-                    </a:xfrm>
-                    <a:prstGeom prst="rect">
-                      <a:avLst/>
-                    </a:prstGeom>
-                  </pic:spPr>
-                </pic:pic>
-              </a:graphicData>
-            </a:graphic>
-          </wp:inline>
-        </w:drawing>
-      </w:r>
-      <w:r>
-        <w:rPr>
-          <w:noProof/>
-        </w:rPr>
-        <w:t xml:space="preserve"> </w:t>
-      </w:r>
-      <w:r>
-        <w:rPr>
-          <w:rFonts w:ascii="Times New Roman" w:hAnsi="Times New Roman" w:cs="Times New Roman"/>
-          <w:noProof/>
-          <w:sz w:val="28"/>
-          <w:szCs w:val="28"/>
-        </w:rPr>
-        <w:drawing>
-          <wp:inline distT="0" distB="0" distL="0" distR="0" wp14:anchorId="474AC81B" wp14:editId="3DBB9A6E">
-            <wp:extent cx="2744703" cy="2571750"/>
-            <wp:effectExtent l="0" t="0" r="0" b="0"/>
-            <wp:docPr id="1621536819" name="Рисунок 1"/>
-            <wp:cNvGraphicFramePr>
-              <a:graphicFrameLocks xmlns:a="http://schemas.openxmlformats.org/drawingml/2006/main" noChangeAspect="1"/>
-            </wp:cNvGraphicFramePr>
-            <a:graphic xmlns:a="http://schemas.openxmlformats.org/drawingml/2006/main">
-              <a:graphicData uri="http://schemas.openxmlformats.org/drawingml/2006/picture">
-                <pic:pic xmlns:pic="http://schemas.openxmlformats.org/drawingml/2006/picture">
-                  <pic:nvPicPr>
-                    <pic:cNvPr id="1621536819" name=""/>
-                    <pic:cNvPicPr/>
-                  </pic:nvPicPr>
-                  <pic:blipFill>
-                    <a:blip r:embed="rId17"/>
-                    <a:stretch>
-                      <a:fillRect/>
-                    </a:stretch>
-                  </pic:blipFill>
-                  <pic:spPr>
-                    <a:xfrm>
-                      <a:off x="0" y="0"/>
-                      <a:ext cx="2747499" cy="2574370"/>
-                    </a:xfrm>
-                    <a:prstGeom prst="rect">
-                      <a:avLst/>
-                    </a:prstGeom>
-                  </pic:spPr>
-                </pic:pic>
-              </a:graphicData>
-            </a:graphic>
-          </wp:inline>
-        </w:drawing>
-      </w:r>
-    </w:p>
-    <w:p>
-      <w:pPr>
-        <w:jc w:val="center"/>
-        <w:rPr>
-          <w:rFonts w:ascii="Times New Roman" w:hAnsi="Times New Roman" w:cs="Times New Roman"/>
-          <w:sz w:val="28"/>
-          <w:szCs w:val="28"/>
-        </w:rPr>
-      </w:pPr>
-      <w:r>
-        <w:rPr>
-          <w:rFonts w:ascii="Times New Roman" w:hAnsi="Times New Roman" w:cs="Times New Roman"/>
-          <w:noProof/>
-          <w:sz w:val="28"/>
-          <w:szCs w:val="28"/>
-        </w:rPr>
-        <w:drawing>
-          <wp:inline distT="0" distB="0" distL="0" distR="0" wp14:anchorId="65A720E6" wp14:editId="3D3D21D2">
-            <wp:extent cx="5940425" cy="300990"/>
-            <wp:effectExtent l="0" t="0" r="3175" b="3810"/>
-            <wp:docPr id="815873077" name="Рисунок 1"/>
-            <wp:cNvGraphicFramePr>
-              <a:graphicFrameLocks xmlns:a="http://schemas.openxmlformats.org/drawingml/2006/main" noChangeAspect="1"/>
-            </wp:cNvGraphicFramePr>
-            <a:graphic xmlns:a="http://schemas.openxmlformats.org/drawingml/2006/main">
-              <a:graphicData uri="http://schemas.openxmlformats.org/drawingml/2006/picture">
-                <pic:pic xmlns:pic="http://schemas.openxmlformats.org/drawingml/2006/picture">
-                  <pic:nvPicPr>
-                    <pic:cNvPr id="815873077" name=""/>
-                    <pic:cNvPicPr/>
-                  </pic:nvPicPr>
-                  <pic:blipFill>
-                    <a:blip r:embed="rId18"/>
-                    <a:stretch>
-                      <a:fillRect/>
-                    </a:stretch>
-                  </pic:blipFill>
-                  <pic:spPr>
-                    <a:xfrm>
-                      <a:off x="0" y="0"/>
-                      <a:ext cx="5940425" cy="300990"/>
-                    </a:xfrm>
-                    <a:prstGeom prst="rect">
-                      <a:avLst/>
-                    </a:prstGeom>
-                  </pic:spPr>
-                </pic:pic>
-              </a:graphicData>
-            </a:graphic>
-          </wp:inline>
-        </w:drawing>
-      </w:r>
-    </w:p>
-    <w:p>
-      <w:pPr>
-        <w:jc w:val="center"/>
-        <w:rPr>
-          <w:rFonts w:ascii="Times New Roman" w:hAnsi="Times New Roman" w:cs="Times New Roman"/>
-          <w:sz w:val="28"/>
-          <w:szCs w:val="28"/>
-        </w:rPr>
-      </w:pPr>
-    </w:p>
-    <w:p>
-      <w:pPr>
-        <w:jc w:val="center"/>
-        <w:rPr>
-          <w:rFonts w:ascii="Times New Roman" w:hAnsi="Times New Roman" w:cs="Times New Roman"/>
-          <w:sz w:val="28"/>
-          <w:szCs w:val="28"/>
-        </w:rPr>
-      </w:pPr>
-    </w:p>
-    <w:p>
-      <w:pPr>
-        <w:jc w:val="center"/>
-        <w:rPr>
-          <w:rFonts w:ascii="Times New Roman" w:hAnsi="Times New Roman" w:cs="Times New Roman"/>
-          <w:sz w:val="28"/>
-          <w:szCs w:val="28"/>
-        </w:rPr>
-      </w:pPr>
-    </w:p>
-    <w:p>
-      <w:pPr>
-        <w:jc w:val="center"/>
-        <w:rPr>
-          <w:rFonts w:ascii="Times New Roman" w:hAnsi="Times New Roman" w:cs="Times New Roman"/>
-          <w:sz w:val="28"/>
-          <w:szCs w:val="28"/>
-        </w:rPr>
-      </w:pPr>
-    </w:p>
-    <w:p>
-      <w:pPr>
-        <w:rPr>
-          <w:rFonts w:ascii="Times New Roman" w:hAnsi="Times New Roman" w:cs="Times New Roman"/>
-          <w:b/>
-          <w:sz w:val="28"/>
-          <w:szCs w:val="28"/>
-        </w:rPr>
-      </w:pPr>
-      <w:r>
-        <w:rPr>
-          <w:rFonts w:ascii="Times New Roman" w:hAnsi="Times New Roman" w:cs="Times New Roman"/>
-          <w:b/>
-          <w:sz w:val="28"/>
-          <w:szCs w:val="28"/>
-        </w:rPr>
-        <w:lastRenderedPageBreak/>
-        <w:t>Результат.</w:t>
-      </w:r>
-    </w:p>
-    <w:p>
-      <w:pPr>
-        <w:jc w:val="center"/>
-        <w:rPr>
-          <w:rFonts w:ascii="Times New Roman" w:hAnsi="Times New Roman" w:cs="Times New Roman"/>
-          <w:sz w:val="28"/>
-          <w:szCs w:val="28"/>
-        </w:rPr>
-      </w:pPr>
-      <w:r>
-        <w:rPr>
-          <w:rFonts w:ascii="Times New Roman" w:hAnsi="Times New Roman" w:cs="Times New Roman"/>
-          <w:noProof/>
-          <w:sz w:val="28"/>
-          <w:szCs w:val="28"/>
-        </w:rPr>
-        <w:drawing>
-          <wp:inline distT="0" distB="0" distL="0" distR="0" wp14:anchorId="670771C7" wp14:editId="7CD124C2">
-            <wp:extent cx="5940425" cy="1007110"/>
-            <wp:effectExtent l="0" t="0" r="3175" b="2540"/>
-            <wp:docPr id="1695223014" name="Рисунок 1"/>
-            <wp:cNvGraphicFramePr>
-              <a:graphicFrameLocks xmlns:a="http://schemas.openxmlformats.org/drawingml/2006/main" noChangeAspect="1"/>
-            </wp:cNvGraphicFramePr>
-            <a:graphic xmlns:a="http://schemas.openxmlformats.org/drawingml/2006/main">
-              <a:graphicData uri="http://schemas.openxmlformats.org/drawingml/2006/picture">
-                <pic:pic xmlns:pic="http://schemas.openxmlformats.org/drawingml/2006/picture">
-                  <pic:nvPicPr>
-                    <pic:cNvPr id="1695223014" name=""/>
-                    <pic:cNvPicPr/>
-                  </pic:nvPicPr>
-                  <pic:blipFill>
-                    <a:blip r:embed="rId19"/>
-                    <a:stretch>
-                      <a:fillRect/>
-                    </a:stretch>
-                  </pic:blipFill>
-                  <pic:spPr>
-                    <a:xfrm>
-                      <a:off x="0" y="0"/>
-                      <a:ext cx="5940425" cy="1007110"/>
-                    </a:xfrm>
-                    <a:prstGeom prst="rect">
-                      <a:avLst/>
-                    </a:prstGeom>
-                  </pic:spPr>
-                </pic:pic>
-              </a:graphicData>
-            </a:graphic>
-          </wp:inline>
-        </w:drawing>
-      </w:r>
-    </w:p>
-    <w:p>
-      <w:pPr>
-        <w:rPr>
-          <w:rFonts w:ascii="Times New Roman" w:hAnsi="Times New Roman" w:cs="Times New Roman"/>
-          <w:b/>
-          <w:sz w:val="28"/>
-          <w:szCs w:val="28"/>
-          <w:lang w:val="en-US"/>
-        </w:rPr>
-      </w:pPr>
-      <w:r>
-        <w:rPr>
-          <w:rFonts w:ascii="Times New Roman" w:hAnsi="Times New Roman" w:cs="Times New Roman"/>
-          <w:b/>
-          <w:sz w:val="28"/>
-          <w:szCs w:val="28"/>
-        </w:rPr>
-        <w:t>Листинг</w:t>
-      </w:r>
-      <w:r>
-        <w:rPr>
-          <w:rFonts w:ascii="Times New Roman" w:hAnsi="Times New Roman" w:cs="Times New Roman"/>
-          <w:b/>
-          <w:sz w:val="28"/>
-          <w:szCs w:val="28"/>
-          <w:lang w:val="en-US"/>
-        </w:rPr>
-        <w:t xml:space="preserve"> </w:t>
-      </w:r>
-      <w:r>
-        <w:rPr>
-          <w:rFonts w:ascii="Times New Roman" w:hAnsi="Times New Roman" w:cs="Times New Roman"/>
-          <w:b/>
-          <w:sz w:val="28"/>
-          <w:szCs w:val="28"/>
-        </w:rPr>
-        <w:t>программы</w:t>
-      </w:r>
-      <w:r>
-        <w:rPr>
-          <w:rFonts w:ascii="Times New Roman" w:hAnsi="Times New Roman" w:cs="Times New Roman"/>
-          <w:b/>
-          <w:sz w:val="28"/>
-          <w:szCs w:val="28"/>
-          <w:lang w:val="en-US"/>
-        </w:rPr>
-        <w:t>.</w:t>
-      </w:r>
-    </w:p>
-    <w:p>
-      <w:pPr>
-        <w:autoSpaceDE w:val="0"/>
-        <w:autoSpaceDN w:val="0"/>
-        <w:adjustRightInd w:val="0"/>
-        <w:spacing w:after="0" w:line="240" w:lineRule="auto"/>
-        <w:rPr>
-          <w:rFonts w:ascii="Cascadia Mono" w:hAnsi="Cascadia Mono" w:cs="Cascadia Mono"/>
-          <w:color w:val="000000"/>
-          <w:sz w:val="19"/>
-          <w:szCs w:val="19"/>
-          <w:highlight w:val="white"/>
-          <w:lang w:val="en-US"/>
-        </w:rPr>
-      </w:pPr>
-      <w:r>
-        <w:rPr>
-          <w:rFonts w:ascii="Times New Roman" w:hAnsi="Times New Roman" w:cs="Times New Roman"/>
-          <w:b/>
-          <w:bCs/>
-          <w:sz w:val="28"/>
-          <w:szCs w:val="28"/>
-          <w:lang w:val="en-US"/>
-        </w:rPr>
-        <w:t xml:space="preserve"> </w:t>
-      </w:r>
-      <w:r>
-        <w:rPr>
-          <w:rFonts w:ascii="Cascadia Mono" w:hAnsi="Cascadia Mono" w:cs="Cascadia Mono"/>
-          <w:color w:val="0000FF"/>
-          <w:sz w:val="19"/>
-          <w:szCs w:val="19"/>
-          <w:highlight w:val="white"/>
-          <w:lang w:val="en-US"/>
-        </w:rPr>
-        <w:t>static</w:t>
-      </w:r>
-      <w:r>
-        <w:rPr>
-          <w:rFonts w:ascii="Cascadia Mono" w:hAnsi="Cascadia Mono" w:cs="Cascadia Mono"/>
-          <w:color w:val="000000"/>
-          <w:sz w:val="19"/>
-          <w:szCs w:val="19"/>
-          <w:highlight w:val="white"/>
-          <w:lang w:val="en-US"/>
-        </w:rPr>
-        <w:t xml:space="preserve"> </w:t>
-      </w:r>
-      <w:r>
-        <w:rPr>
-          <w:rFonts w:ascii="Cascadia Mono" w:hAnsi="Cascadia Mono" w:cs="Cascadia Mono"/>
-          <w:color w:val="0000FF"/>
-          <w:sz w:val="19"/>
-          <w:szCs w:val="19"/>
-          <w:highlight w:val="white"/>
-          <w:lang w:val="en-US"/>
-        </w:rPr>
-        <w:t>string</w:t>
-      </w:r>
-      <w:r>
-        <w:rPr>
-          <w:rFonts w:ascii="Cascadia Mono" w:hAnsi="Cascadia Mono" w:cs="Cascadia Mono"/>
-          <w:color w:val="000000"/>
-          <w:sz w:val="19"/>
-          <w:szCs w:val="19"/>
-          <w:highlight w:val="white"/>
-          <w:lang w:val="en-US"/>
-        </w:rPr>
-        <w:t xml:space="preserve"> Uitston(</w:t>
-      </w:r>
-      <w:r>
-        <w:rPr>
-          <w:rFonts w:ascii="Cascadia Mono" w:hAnsi="Cascadia Mono" w:cs="Cascadia Mono"/>
-          <w:color w:val="2B91AF"/>
-          <w:sz w:val="19"/>
-          <w:szCs w:val="19"/>
-          <w:highlight w:val="white"/>
-          <w:lang w:val="en-US"/>
-        </w:rPr>
-        <w:t>List</w:t>
-      </w:r>
-      <w:r>
-        <w:rPr>
-          <w:rFonts w:ascii="Cascadia Mono" w:hAnsi="Cascadia Mono" w:cs="Cascadia Mono"/>
-          <w:color w:val="000000"/>
-          <w:sz w:val="19"/>
-          <w:szCs w:val="19"/>
-          <w:highlight w:val="white"/>
-          <w:lang w:val="en-US"/>
-        </w:rPr>
-        <w:t>&lt;</w:t>
-      </w:r>
-      <w:r>
-        <w:rPr>
-          <w:rFonts w:ascii="Cascadia Mono" w:hAnsi="Cascadia Mono" w:cs="Cascadia Mono"/>
-          <w:color w:val="0000FF"/>
-          <w:sz w:val="19"/>
-          <w:szCs w:val="19"/>
-          <w:highlight w:val="white"/>
-          <w:lang w:val="en-US"/>
-        </w:rPr>
-        <w:t>string</w:t>
-      </w:r>
-      <w:r>
-        <w:rPr>
-          <w:rFonts w:ascii="Cascadia Mono" w:hAnsi="Cascadia Mono" w:cs="Cascadia Mono"/>
-          <w:color w:val="000000"/>
-          <w:sz w:val="19"/>
-          <w:szCs w:val="19"/>
-          <w:highlight w:val="white"/>
-          <w:lang w:val="en-US"/>
-        </w:rPr>
-        <w:t xml:space="preserve">&gt; bigrams, </w:t>
-      </w:r>
-      <w:r>
-        <w:rPr>
-          <w:rFonts w:ascii="Cascadia Mono" w:hAnsi="Cascadia Mono" w:cs="Cascadia Mono"/>
-          <w:color w:val="0000FF"/>
-          <w:sz w:val="19"/>
-          <w:szCs w:val="19"/>
-          <w:highlight w:val="white"/>
-          <w:lang w:val="en-US"/>
-        </w:rPr>
-        <w:t>char</w:t>
-      </w:r>
-      <w:r>
-        <w:rPr>
-          <w:rFonts w:ascii="Cascadia Mono" w:hAnsi="Cascadia Mono" w:cs="Cascadia Mono"/>
-          <w:color w:val="000000"/>
-          <w:sz w:val="19"/>
-          <w:szCs w:val="19"/>
-          <w:highlight w:val="white"/>
-          <w:lang w:val="en-US"/>
-        </w:rPr>
-        <w:t xml:space="preserve">[,] square1, </w:t>
-      </w:r>
-      <w:r>
-        <w:rPr>
-          <w:rFonts w:ascii="Cascadia Mono" w:hAnsi="Cascadia Mono" w:cs="Cascadia Mono"/>
-          <w:color w:val="0000FF"/>
-          <w:sz w:val="19"/>
-          <w:szCs w:val="19"/>
-          <w:highlight w:val="white"/>
-          <w:lang w:val="en-US"/>
-        </w:rPr>
-        <w:t>char</w:t>
-      </w:r>
-      <w:r>
-        <w:rPr>
-          <w:rFonts w:ascii="Cascadia Mono" w:hAnsi="Cascadia Mono" w:cs="Cascadia Mono"/>
-          <w:color w:val="000000"/>
-          <w:sz w:val="19"/>
-          <w:szCs w:val="19"/>
-          <w:highlight w:val="white"/>
-          <w:lang w:val="en-US"/>
-        </w:rPr>
-        <w:t xml:space="preserve">[,] square2, </w:t>
-      </w:r>
-      <w:r>
-        <w:rPr>
-          <w:rFonts w:ascii="Cascadia Mono" w:hAnsi="Cascadia Mono" w:cs="Cascadia Mono"/>
-          <w:color w:val="0000FF"/>
-          <w:sz w:val="19"/>
-          <w:szCs w:val="19"/>
-          <w:highlight w:val="white"/>
-          <w:lang w:val="en-US"/>
-        </w:rPr>
-        <w:t>bool</w:t>
-      </w:r>
-      <w:r>
-        <w:rPr>
-          <w:rFonts w:ascii="Cascadia Mono" w:hAnsi="Cascadia Mono" w:cs="Cascadia Mono"/>
-          <w:color w:val="000000"/>
-          <w:sz w:val="19"/>
-          <w:szCs w:val="19"/>
-          <w:highlight w:val="white"/>
-          <w:lang w:val="en-US"/>
-        </w:rPr>
-        <w:t xml:space="preserve"> isEncrypt)</w:t>
-      </w:r>
-    </w:p>
-    <w:p>
-      <w:pPr>
-        <w:autoSpaceDE w:val="0"/>
-        <w:autoSpaceDN w:val="0"/>
-        <w:adjustRightInd w:val="0"/>
-        <w:spacing w:after="0" w:line="240" w:lineRule="auto"/>
-        <w:rPr>
-          <w:rFonts w:ascii="Cascadia Mono" w:hAnsi="Cascadia Mono" w:cs="Cascadia Mono"/>
-          <w:color w:val="000000"/>
-          <w:sz w:val="19"/>
-          <w:szCs w:val="19"/>
-          <w:highlight w:val="white"/>
-          <w:lang w:val="en-US"/>
-        </w:rPr>
-      </w:pPr>
-      <w:r>
-        <w:rPr>
-          <w:rFonts w:ascii="Cascadia Mono" w:hAnsi="Cascadia Mono" w:cs="Cascadia Mono"/>
-          <w:color w:val="000000"/>
-          <w:sz w:val="19"/>
-          <w:szCs w:val="19"/>
-          <w:highlight w:val="white"/>
-          <w:lang w:val="en-US"/>
-        </w:rPr>
-        <w:t xml:space="preserve"> {</w:t>
-      </w:r>
-    </w:p>
-    <w:p>
-      <w:pPr>
-        <w:autoSpaceDE w:val="0"/>
-        <w:autoSpaceDN w:val="0"/>
-        <w:adjustRightInd w:val="0"/>
-        <w:spacing w:after="0" w:line="240" w:lineRule="auto"/>
-        <w:rPr>
-          <w:rFonts w:ascii="Cascadia Mono" w:hAnsi="Cascadia Mono" w:cs="Cascadia Mono"/>
-          <w:color w:val="000000"/>
-          <w:sz w:val="19"/>
-          <w:szCs w:val="19"/>
-          <w:highlight w:val="white"/>
-          <w:lang w:val="en-US"/>
-        </w:rPr>
-      </w:pPr>
-      <w:r>
-        <w:rPr>
-          <w:rFonts w:ascii="Cascadia Mono" w:hAnsi="Cascadia Mono" w:cs="Cascadia Mono"/>
-          <w:color w:val="000000"/>
-          <w:sz w:val="19"/>
-          <w:szCs w:val="19"/>
-          <w:highlight w:val="white"/>
-          <w:lang w:val="en-US"/>
-        </w:rPr>
-        <w:t xml:space="preserve">     </w:t>
-      </w:r>
-      <w:r>
-        <w:rPr>
-          <w:rFonts w:ascii="Cascadia Mono" w:hAnsi="Cascadia Mono" w:cs="Cascadia Mono"/>
-          <w:color w:val="0000FF"/>
-          <w:sz w:val="19"/>
-          <w:szCs w:val="19"/>
-          <w:highlight w:val="white"/>
-          <w:lang w:val="en-US"/>
-        </w:rPr>
-        <w:t>string</w:t>
-      </w:r>
-      <w:r>
-        <w:rPr>
-          <w:rFonts w:ascii="Cascadia Mono" w:hAnsi="Cascadia Mono" w:cs="Cascadia Mono"/>
-          <w:color w:val="000000"/>
-          <w:sz w:val="19"/>
-          <w:szCs w:val="19"/>
-          <w:highlight w:val="white"/>
-          <w:lang w:val="en-US"/>
-        </w:rPr>
-        <w:t xml:space="preserve"> alph = </w:t>
-      </w:r>
-      <w:r>
-        <w:rPr>
-          <w:rFonts w:ascii="Cascadia Mono" w:hAnsi="Cascadia Mono" w:cs="Cascadia Mono"/>
-          <w:color w:val="A31515"/>
-          <w:sz w:val="19"/>
-          <w:szCs w:val="19"/>
-          <w:highlight w:val="white"/>
-          <w:lang w:val="en-US"/>
-        </w:rPr>
-        <w:t>"</w:t>
-      </w:r>
-      <w:r>
-        <w:rPr>
-          <w:rFonts w:ascii="Cascadia Mono" w:hAnsi="Cascadia Mono" w:cs="Cascadia Mono"/>
-          <w:color w:val="A31515"/>
-          <w:sz w:val="19"/>
-          <w:szCs w:val="19"/>
-          <w:highlight w:val="white"/>
-        </w:rPr>
-        <w:t>АБВГДЕЖЗИКЛМНОПРСТУФХЦЧШЩЪЫЬЭЮЯ</w:t>
-      </w:r>
-      <w:r>
-        <w:rPr>
-          <w:rFonts w:ascii="Cascadia Mono" w:hAnsi="Cascadia Mono" w:cs="Cascadia Mono"/>
-          <w:color w:val="A31515"/>
-          <w:sz w:val="19"/>
-          <w:szCs w:val="19"/>
-          <w:highlight w:val="white"/>
-          <w:lang w:val="en-US"/>
-        </w:rPr>
-        <w:t xml:space="preserve"> ,:."</w:t>
-      </w:r>
-      <w:r>
-        <w:rPr>
-          <w:rFonts w:ascii="Cascadia Mono" w:hAnsi="Cascadia Mono" w:cs="Cascadia Mono"/>
-          <w:color w:val="000000"/>
-          <w:sz w:val="19"/>
-          <w:szCs w:val="19"/>
-          <w:highlight w:val="white"/>
-          <w:lang w:val="en-US"/>
-        </w:rPr>
-        <w:t>;</w:t>
-      </w:r>
-    </w:p>
-    <w:p>
-      <w:pPr>
-        <w:autoSpaceDE w:val="0"/>
-        <w:autoSpaceDN w:val="0"/>
-        <w:adjustRightInd w:val="0"/>
-        <w:spacing w:after="0" w:line="240" w:lineRule="auto"/>
-        <w:rPr>
-          <w:rFonts w:ascii="Cascadia Mono" w:hAnsi="Cascadia Mono" w:cs="Cascadia Mono"/>
-          <w:color w:val="000000"/>
-          <w:sz w:val="19"/>
-          <w:szCs w:val="19"/>
-          <w:highlight w:val="white"/>
-          <w:lang w:val="en-US"/>
-        </w:rPr>
-      </w:pPr>
-      <w:r>
-        <w:rPr>
-          <w:rFonts w:ascii="Cascadia Mono" w:hAnsi="Cascadia Mono" w:cs="Cascadia Mono"/>
-          <w:color w:val="000000"/>
-          <w:sz w:val="19"/>
-          <w:szCs w:val="19"/>
-          <w:highlight w:val="white"/>
-          <w:lang w:val="en-US"/>
-        </w:rPr>
-        <w:t xml:space="preserve">     </w:t>
-      </w:r>
-      <w:r>
-        <w:rPr>
-          <w:rFonts w:ascii="Cascadia Mono" w:hAnsi="Cascadia Mono" w:cs="Cascadia Mono"/>
-          <w:color w:val="0000FF"/>
-          <w:sz w:val="19"/>
-          <w:szCs w:val="19"/>
-          <w:highlight w:val="white"/>
-          <w:lang w:val="en-US"/>
-        </w:rPr>
-        <w:t>string</w:t>
-      </w:r>
-      <w:r>
-        <w:rPr>
-          <w:rFonts w:ascii="Cascadia Mono" w:hAnsi="Cascadia Mono" w:cs="Cascadia Mono"/>
-          <w:color w:val="000000"/>
-          <w:sz w:val="19"/>
-          <w:szCs w:val="19"/>
-          <w:highlight w:val="white"/>
-          <w:lang w:val="en-US"/>
-        </w:rPr>
-        <w:t xml:space="preserve"> bigResult = </w:t>
-      </w:r>
-      <w:r>
-        <w:rPr>
-          <w:rFonts w:ascii="Cascadia Mono" w:hAnsi="Cascadia Mono" w:cs="Cascadia Mono"/>
-          <w:color w:val="A31515"/>
-          <w:sz w:val="19"/>
-          <w:szCs w:val="19"/>
-          <w:highlight w:val="white"/>
-          <w:lang w:val="en-US"/>
-        </w:rPr>
-        <w:t>$"</w:t>
-      </w:r>
-      <w:r>
-        <w:rPr>
-          <w:rFonts w:ascii="Cascadia Mono" w:hAnsi="Cascadia Mono" w:cs="Cascadia Mono"/>
-          <w:color w:val="A31515"/>
-          <w:sz w:val="19"/>
-          <w:szCs w:val="19"/>
-          <w:highlight w:val="white"/>
-        </w:rPr>
-        <w:t>Зашифрованные</w:t>
-      </w:r>
-      <w:r>
-        <w:rPr>
-          <w:rFonts w:ascii="Cascadia Mono" w:hAnsi="Cascadia Mono" w:cs="Cascadia Mono"/>
-          <w:color w:val="A31515"/>
-          <w:sz w:val="19"/>
-          <w:szCs w:val="19"/>
-          <w:highlight w:val="white"/>
-          <w:lang w:val="en-US"/>
-        </w:rPr>
-        <w:t xml:space="preserve"> </w:t>
-      </w:r>
-      <w:r>
-        <w:rPr>
-          <w:rFonts w:ascii="Cascadia Mono" w:hAnsi="Cascadia Mono" w:cs="Cascadia Mono"/>
-          <w:color w:val="A31515"/>
-          <w:sz w:val="19"/>
-          <w:szCs w:val="19"/>
-          <w:highlight w:val="white"/>
-        </w:rPr>
-        <w:t>биграммы</w:t>
-      </w:r>
-      <w:r>
-        <w:rPr>
-          <w:rFonts w:ascii="Cascadia Mono" w:hAnsi="Cascadia Mono" w:cs="Cascadia Mono"/>
-          <w:color w:val="A31515"/>
-          <w:sz w:val="19"/>
-          <w:szCs w:val="19"/>
-          <w:highlight w:val="white"/>
-          <w:lang w:val="en-US"/>
-        </w:rPr>
-        <w:t>:</w:t>
-      </w:r>
-      <w:r>
-        <w:rPr>
-          <w:rFonts w:ascii="Cascadia Mono" w:hAnsi="Cascadia Mono" w:cs="Cascadia Mono"/>
-          <w:color w:val="9E5B71"/>
-          <w:sz w:val="19"/>
-          <w:szCs w:val="19"/>
-          <w:highlight w:val="white"/>
-          <w:lang w:val="en-US"/>
-        </w:rPr>
-        <w:t>\n</w:t>
-      </w:r>
-      <w:r>
-        <w:rPr>
-          <w:rFonts w:ascii="Cascadia Mono" w:hAnsi="Cascadia Mono" w:cs="Cascadia Mono"/>
-          <w:color w:val="A31515"/>
-          <w:sz w:val="19"/>
-          <w:szCs w:val="19"/>
-          <w:highlight w:val="white"/>
-          <w:lang w:val="en-US"/>
-        </w:rPr>
-        <w:t>"</w:t>
-      </w:r>
-      <w:r>
-        <w:rPr>
-          <w:rFonts w:ascii="Cascadia Mono" w:hAnsi="Cascadia Mono" w:cs="Cascadia Mono"/>
-          <w:color w:val="000000"/>
-          <w:sz w:val="19"/>
-          <w:szCs w:val="19"/>
-          <w:highlight w:val="white"/>
-          <w:lang w:val="en-US"/>
-        </w:rPr>
-        <w:t>;</w:t>
-      </w:r>
-    </w:p>
-    <w:p>
-      <w:pPr>
-        <w:autoSpaceDE w:val="0"/>
-        <w:autoSpaceDN w:val="0"/>
-        <w:adjustRightInd w:val="0"/>
-        <w:spacing w:after="0" w:line="240" w:lineRule="auto"/>
-        <w:rPr>
-          <w:rFonts w:ascii="Cascadia Mono" w:hAnsi="Cascadia Mono" w:cs="Cascadia Mono"/>
-          <w:color w:val="000000"/>
-          <w:sz w:val="19"/>
-          <w:szCs w:val="19"/>
-          <w:highlight w:val="white"/>
-          <w:lang w:val="en-US"/>
-        </w:rPr>
-      </w:pPr>
-      <w:r>
-        <w:rPr>
-          <w:rFonts w:ascii="Cascadia Mono" w:hAnsi="Cascadia Mono" w:cs="Cascadia Mono"/>
-          <w:color w:val="000000"/>
-          <w:sz w:val="19"/>
-          <w:szCs w:val="19"/>
-          <w:highlight w:val="white"/>
-          <w:lang w:val="en-US"/>
-        </w:rPr>
-        <w:t xml:space="preserve">     </w:t>
-      </w:r>
-      <w:r>
-        <w:rPr>
-          <w:rFonts w:ascii="Cascadia Mono" w:hAnsi="Cascadia Mono" w:cs="Cascadia Mono"/>
-          <w:color w:val="0000FF"/>
-          <w:sz w:val="19"/>
-          <w:szCs w:val="19"/>
-          <w:highlight w:val="white"/>
-          <w:lang w:val="en-US"/>
-        </w:rPr>
-        <w:t>string</w:t>
-      </w:r>
-      <w:r>
-        <w:rPr>
-          <w:rFonts w:ascii="Cascadia Mono" w:hAnsi="Cascadia Mono" w:cs="Cascadia Mono"/>
-          <w:color w:val="000000"/>
-          <w:sz w:val="19"/>
-          <w:szCs w:val="19"/>
-          <w:highlight w:val="white"/>
-          <w:lang w:val="en-US"/>
-        </w:rPr>
-        <w:t xml:space="preserve"> result = </w:t>
-      </w:r>
-      <w:r>
-        <w:rPr>
-          <w:rFonts w:ascii="Cascadia Mono" w:hAnsi="Cascadia Mono" w:cs="Cascadia Mono"/>
-          <w:color w:val="A31515"/>
-          <w:sz w:val="19"/>
-          <w:szCs w:val="19"/>
-          <w:highlight w:val="white"/>
-          <w:lang w:val="en-US"/>
-        </w:rPr>
-        <w:t>""</w:t>
-      </w:r>
-      <w:r>
-        <w:rPr>
-          <w:rFonts w:ascii="Cascadia Mono" w:hAnsi="Cascadia Mono" w:cs="Cascadia Mono"/>
-          <w:color w:val="000000"/>
-          <w:sz w:val="19"/>
-          <w:szCs w:val="19"/>
-          <w:highlight w:val="white"/>
-          <w:lang w:val="en-US"/>
-        </w:rPr>
-        <w:t>;</w:t>
-      </w:r>
-    </w:p>
-    <w:p>
-      <w:pPr>
-        <w:autoSpaceDE w:val="0"/>
-        <w:autoSpaceDN w:val="0"/>
-        <w:adjustRightInd w:val="0"/>
-        <w:spacing w:after="0" w:line="240" w:lineRule="auto"/>
-        <w:rPr>
-          <w:rFonts w:ascii="Cascadia Mono" w:hAnsi="Cascadia Mono" w:cs="Cascadia Mono"/>
-          <w:color w:val="000000"/>
-          <w:sz w:val="19"/>
-          <w:szCs w:val="19"/>
-          <w:highlight w:val="white"/>
-          <w:lang w:val="en-US"/>
-        </w:rPr>
-      </w:pPr>
-    </w:p>
-    <w:p>
-      <w:pPr>
-        <w:autoSpaceDE w:val="0"/>
-        <w:autoSpaceDN w:val="0"/>
-        <w:adjustRightInd w:val="0"/>
-        <w:spacing w:after="0" w:line="240" w:lineRule="auto"/>
-        <w:rPr>
-          <w:rFonts w:ascii="Cascadia Mono" w:hAnsi="Cascadia Mono" w:cs="Cascadia Mono"/>
-          <w:color w:val="000000"/>
-          <w:sz w:val="19"/>
-          <w:szCs w:val="19"/>
-          <w:highlight w:val="white"/>
-          <w:lang w:val="en-US"/>
-        </w:rPr>
-      </w:pPr>
-      <w:r>
-        <w:rPr>
-          <w:rFonts w:ascii="Cascadia Mono" w:hAnsi="Cascadia Mono" w:cs="Cascadia Mono"/>
-          <w:color w:val="000000"/>
-          <w:sz w:val="19"/>
-          <w:szCs w:val="19"/>
-          <w:highlight w:val="white"/>
-          <w:lang w:val="en-US"/>
-        </w:rPr>
-        <w:t xml:space="preserve">     </w:t>
-      </w:r>
-      <w:r>
-        <w:rPr>
-          <w:rFonts w:ascii="Cascadia Mono" w:hAnsi="Cascadia Mono" w:cs="Cascadia Mono"/>
-          <w:color w:val="0000FF"/>
-          <w:sz w:val="19"/>
-          <w:szCs w:val="19"/>
-          <w:highlight w:val="white"/>
-          <w:lang w:val="en-US"/>
-        </w:rPr>
-        <w:t>foreach</w:t>
-      </w:r>
-      <w:r>
-        <w:rPr>
-          <w:rFonts w:ascii="Cascadia Mono" w:hAnsi="Cascadia Mono" w:cs="Cascadia Mono"/>
-          <w:color w:val="000000"/>
-          <w:sz w:val="19"/>
-          <w:szCs w:val="19"/>
-          <w:highlight w:val="white"/>
-          <w:lang w:val="en-US"/>
-        </w:rPr>
-        <w:t xml:space="preserve"> (</w:t>
-      </w:r>
-      <w:r>
-        <w:rPr>
-          <w:rFonts w:ascii="Cascadia Mono" w:hAnsi="Cascadia Mono" w:cs="Cascadia Mono"/>
-          <w:color w:val="0000FF"/>
-          <w:sz w:val="19"/>
-          <w:szCs w:val="19"/>
-          <w:highlight w:val="white"/>
-          <w:lang w:val="en-US"/>
-        </w:rPr>
-        <w:t>string</w:t>
-      </w:r>
-      <w:r>
-        <w:rPr>
-          <w:rFonts w:ascii="Cascadia Mono" w:hAnsi="Cascadia Mono" w:cs="Cascadia Mono"/>
-          <w:color w:val="000000"/>
-          <w:sz w:val="19"/>
-          <w:szCs w:val="19"/>
-          <w:highlight w:val="white"/>
-          <w:lang w:val="en-US"/>
-        </w:rPr>
-        <w:t xml:space="preserve"> bigram </w:t>
-      </w:r>
-      <w:r>
-        <w:rPr>
-          <w:rFonts w:ascii="Cascadia Mono" w:hAnsi="Cascadia Mono" w:cs="Cascadia Mono"/>
-          <w:color w:val="0000FF"/>
-          <w:sz w:val="19"/>
-          <w:szCs w:val="19"/>
-          <w:highlight w:val="white"/>
-          <w:lang w:val="en-US"/>
-        </w:rPr>
-        <w:t>in</w:t>
-      </w:r>
-      <w:r>
-        <w:rPr>
-          <w:rFonts w:ascii="Cascadia Mono" w:hAnsi="Cascadia Mono" w:cs="Cascadia Mono"/>
-          <w:color w:val="000000"/>
-          <w:sz w:val="19"/>
-          <w:szCs w:val="19"/>
-          <w:highlight w:val="white"/>
-          <w:lang w:val="en-US"/>
-        </w:rPr>
-        <w:t xml:space="preserve"> bigrams)</w:t>
-      </w:r>
-    </w:p>
-    <w:p>
-      <w:pPr>
-        <w:autoSpaceDE w:val="0"/>
-        <w:autoSpaceDN w:val="0"/>
-        <w:adjustRightInd w:val="0"/>
-        <w:spacing w:after="0" w:line="240" w:lineRule="auto"/>
-        <w:rPr>
-          <w:rFonts w:ascii="Cascadia Mono" w:hAnsi="Cascadia Mono" w:cs="Cascadia Mono"/>
-          <w:color w:val="000000"/>
-          <w:sz w:val="19"/>
-          <w:szCs w:val="19"/>
-          <w:highlight w:val="white"/>
-          <w:lang w:val="en-US"/>
-        </w:rPr>
-      </w:pPr>
-      <w:r>
-        <w:rPr>
-          <w:rFonts w:ascii="Cascadia Mono" w:hAnsi="Cascadia Mono" w:cs="Cascadia Mono"/>
-          <w:color w:val="000000"/>
-          <w:sz w:val="19"/>
-          <w:szCs w:val="19"/>
-          <w:highlight w:val="white"/>
-          <w:lang w:val="en-US"/>
-        </w:rPr>
-        <w:t xml:space="preserve">     {</w:t>
-      </w:r>
-    </w:p>
-    <w:p>
-      <w:pPr>
-        <w:autoSpaceDE w:val="0"/>
-        <w:autoSpaceDN w:val="0"/>
-        <w:adjustRightInd w:val="0"/>
-        <w:spacing w:after="0" w:line="240" w:lineRule="auto"/>
-        <w:rPr>
-          <w:rFonts w:ascii="Cascadia Mono" w:hAnsi="Cascadia Mono" w:cs="Cascadia Mono"/>
-          <w:color w:val="000000"/>
-          <w:sz w:val="19"/>
-          <w:szCs w:val="19"/>
-          <w:highlight w:val="white"/>
-          <w:lang w:val="en-US"/>
-        </w:rPr>
-      </w:pPr>
-      <w:r>
-        <w:rPr>
-          <w:rFonts w:ascii="Cascadia Mono" w:hAnsi="Cascadia Mono" w:cs="Cascadia Mono"/>
-          <w:color w:val="000000"/>
-          <w:sz w:val="19"/>
-          <w:szCs w:val="19"/>
-          <w:highlight w:val="white"/>
-          <w:lang w:val="en-US"/>
-        </w:rPr>
-        <w:t xml:space="preserve">         </w:t>
-      </w:r>
-      <w:r>
-        <w:rPr>
-          <w:rFonts w:ascii="Cascadia Mono" w:hAnsi="Cascadia Mono" w:cs="Cascadia Mono"/>
-          <w:color w:val="0000FF"/>
-          <w:sz w:val="19"/>
-          <w:szCs w:val="19"/>
-          <w:highlight w:val="white"/>
-          <w:lang w:val="en-US"/>
-        </w:rPr>
-        <w:t>char</w:t>
-      </w:r>
-      <w:r>
-        <w:rPr>
-          <w:rFonts w:ascii="Cascadia Mono" w:hAnsi="Cascadia Mono" w:cs="Cascadia Mono"/>
-          <w:color w:val="000000"/>
-          <w:sz w:val="19"/>
-          <w:szCs w:val="19"/>
-          <w:highlight w:val="white"/>
-          <w:lang w:val="en-US"/>
-        </w:rPr>
-        <w:t xml:space="preserve"> char1 = bigram[0];</w:t>
-      </w:r>
-    </w:p>
-    <w:p>
-      <w:pPr>
-        <w:autoSpaceDE w:val="0"/>
-        <w:autoSpaceDN w:val="0"/>
-        <w:adjustRightInd w:val="0"/>
-        <w:spacing w:after="0" w:line="240" w:lineRule="auto"/>
-        <w:rPr>
-          <w:rFonts w:ascii="Cascadia Mono" w:hAnsi="Cascadia Mono" w:cs="Cascadia Mono"/>
-          <w:color w:val="000000"/>
-          <w:sz w:val="19"/>
-          <w:szCs w:val="19"/>
-          <w:highlight w:val="white"/>
-          <w:lang w:val="en-US"/>
-        </w:rPr>
-      </w:pPr>
-      <w:r>
-        <w:rPr>
-          <w:rFonts w:ascii="Cascadia Mono" w:hAnsi="Cascadia Mono" w:cs="Cascadia Mono"/>
-          <w:color w:val="000000"/>
-          <w:sz w:val="19"/>
-          <w:szCs w:val="19"/>
-          <w:highlight w:val="white"/>
-          <w:lang w:val="en-US"/>
-        </w:rPr>
-        <w:t xml:space="preserve">         </w:t>
-      </w:r>
-      <w:r>
-        <w:rPr>
-          <w:rFonts w:ascii="Cascadia Mono" w:hAnsi="Cascadia Mono" w:cs="Cascadia Mono"/>
-          <w:color w:val="0000FF"/>
-          <w:sz w:val="19"/>
-          <w:szCs w:val="19"/>
-          <w:highlight w:val="white"/>
-          <w:lang w:val="en-US"/>
-        </w:rPr>
-        <w:t>char</w:t>
-      </w:r>
-      <w:r>
-        <w:rPr>
-          <w:rFonts w:ascii="Cascadia Mono" w:hAnsi="Cascadia Mono" w:cs="Cascadia Mono"/>
-          <w:color w:val="000000"/>
-          <w:sz w:val="19"/>
-          <w:szCs w:val="19"/>
-          <w:highlight w:val="white"/>
-          <w:lang w:val="en-US"/>
-        </w:rPr>
-        <w:t xml:space="preserve"> char2 = bigram[1];</w:t>
-      </w:r>
-    </w:p>
-    <w:p>
-      <w:pPr>
-        <w:autoSpaceDE w:val="0"/>
-        <w:autoSpaceDN w:val="0"/>
-        <w:adjustRightInd w:val="0"/>
-        <w:spacing w:after="0" w:line="240" w:lineRule="auto"/>
-        <w:rPr>
-          <w:rFonts w:ascii="Cascadia Mono" w:hAnsi="Cascadia Mono" w:cs="Cascadia Mono"/>
-          <w:color w:val="000000"/>
-          <w:sz w:val="19"/>
-          <w:szCs w:val="19"/>
-          <w:highlight w:val="white"/>
-          <w:lang w:val="en-US"/>
-        </w:rPr>
-      </w:pPr>
-      <w:r>
-        <w:rPr>
-          <w:rFonts w:ascii="Cascadia Mono" w:hAnsi="Cascadia Mono" w:cs="Cascadia Mono"/>
-          <w:color w:val="000000"/>
-          <w:sz w:val="19"/>
-          <w:szCs w:val="19"/>
-          <w:highlight w:val="white"/>
-          <w:lang w:val="en-US"/>
-        </w:rPr>
-        <w:t xml:space="preserve">         </w:t>
-      </w:r>
-      <w:r>
-        <w:rPr>
-          <w:rFonts w:ascii="Cascadia Mono" w:hAnsi="Cascadia Mono" w:cs="Cascadia Mono"/>
-          <w:color w:val="0000FF"/>
-          <w:sz w:val="19"/>
-          <w:szCs w:val="19"/>
-          <w:highlight w:val="white"/>
-          <w:lang w:val="en-US"/>
-        </w:rPr>
-        <w:t>string</w:t>
-      </w:r>
-      <w:r>
-        <w:rPr>
-          <w:rFonts w:ascii="Cascadia Mono" w:hAnsi="Cascadia Mono" w:cs="Cascadia Mono"/>
-          <w:color w:val="000000"/>
-          <w:sz w:val="19"/>
-          <w:szCs w:val="19"/>
-          <w:highlight w:val="white"/>
-          <w:lang w:val="en-US"/>
-        </w:rPr>
-        <w:t xml:space="preserve"> answer = </w:t>
-      </w:r>
-      <w:r>
-        <w:rPr>
-          <w:rFonts w:ascii="Cascadia Mono" w:hAnsi="Cascadia Mono" w:cs="Cascadia Mono"/>
-          <w:color w:val="A31515"/>
-          <w:sz w:val="19"/>
-          <w:szCs w:val="19"/>
-          <w:highlight w:val="white"/>
-          <w:lang w:val="en-US"/>
-        </w:rPr>
-        <w:t>""</w:t>
-      </w:r>
-      <w:r>
-        <w:rPr>
-          <w:rFonts w:ascii="Cascadia Mono" w:hAnsi="Cascadia Mono" w:cs="Cascadia Mono"/>
-          <w:color w:val="000000"/>
-          <w:sz w:val="19"/>
-          <w:szCs w:val="19"/>
-          <w:highlight w:val="white"/>
-          <w:lang w:val="en-US"/>
-        </w:rPr>
-        <w:t>;</w:t>
-      </w:r>
-    </w:p>
-    <w:p>
-      <w:pPr>
-        <w:autoSpaceDE w:val="0"/>
-        <w:autoSpaceDN w:val="0"/>
-        <w:adjustRightInd w:val="0"/>
-        <w:spacing w:after="0" w:line="240" w:lineRule="auto"/>
-        <w:rPr>
-          <w:rFonts w:ascii="Cascadia Mono" w:hAnsi="Cascadia Mono" w:cs="Cascadia Mono"/>
-          <w:color w:val="000000"/>
-          <w:sz w:val="19"/>
-          <w:szCs w:val="19"/>
-          <w:highlight w:val="white"/>
-          <w:lang w:val="en-US"/>
-        </w:rPr>
-      </w:pPr>
-    </w:p>
-    <w:p>
-      <w:pPr>
-        <w:autoSpaceDE w:val="0"/>
-        <w:autoSpaceDN w:val="0"/>
-        <w:adjustRightInd w:val="0"/>
-        <w:spacing w:after="0" w:line="240" w:lineRule="auto"/>
-        <w:rPr>
-          <w:rFonts w:ascii="Cascadia Mono" w:hAnsi="Cascadia Mono" w:cs="Cascadia Mono"/>
-          <w:color w:val="000000"/>
-          <w:sz w:val="19"/>
-          <w:szCs w:val="19"/>
-          <w:highlight w:val="white"/>
-          <w:lang w:val="en-US"/>
-        </w:rPr>
-      </w:pPr>
-      <w:r>
-        <w:rPr>
-          <w:rFonts w:ascii="Cascadia Mono" w:hAnsi="Cascadia Mono" w:cs="Cascadia Mono"/>
-          <w:color w:val="000000"/>
-          <w:sz w:val="19"/>
-          <w:szCs w:val="19"/>
-          <w:highlight w:val="white"/>
-          <w:lang w:val="en-US"/>
-        </w:rPr>
-        <w:t xml:space="preserve">         </w:t>
-      </w:r>
-      <w:r>
-        <w:rPr>
-          <w:rFonts w:ascii="Cascadia Mono" w:hAnsi="Cascadia Mono" w:cs="Cascadia Mono"/>
-          <w:color w:val="0000FF"/>
-          <w:sz w:val="19"/>
-          <w:szCs w:val="19"/>
-          <w:highlight w:val="white"/>
-          <w:lang w:val="en-US"/>
-        </w:rPr>
-        <w:t>if</w:t>
-      </w:r>
-      <w:r>
-        <w:rPr>
-          <w:rFonts w:ascii="Cascadia Mono" w:hAnsi="Cascadia Mono" w:cs="Cascadia Mono"/>
-          <w:color w:val="000000"/>
-          <w:sz w:val="19"/>
-          <w:szCs w:val="19"/>
-          <w:highlight w:val="white"/>
-          <w:lang w:val="en-US"/>
-        </w:rPr>
-        <w:t xml:space="preserve"> (!alph.Contains(char1) || !alph.Contains(char2))</w:t>
-      </w:r>
-    </w:p>
-    <w:p>
-      <w:pPr>
-        <w:autoSpaceDE w:val="0"/>
-        <w:autoSpaceDN w:val="0"/>
-        <w:adjustRightInd w:val="0"/>
-        <w:spacing w:after="0" w:line="240" w:lineRule="auto"/>
-        <w:rPr>
-          <w:rFonts w:ascii="Cascadia Mono" w:hAnsi="Cascadia Mono" w:cs="Cascadia Mono"/>
-          <w:color w:val="000000"/>
-          <w:sz w:val="19"/>
-          <w:szCs w:val="19"/>
-          <w:highlight w:val="white"/>
-          <w:lang w:val="en-US"/>
-        </w:rPr>
-      </w:pPr>
-      <w:r>
-        <w:rPr>
-          <w:rFonts w:ascii="Cascadia Mono" w:hAnsi="Cascadia Mono" w:cs="Cascadia Mono"/>
-          <w:color w:val="000000"/>
-          <w:sz w:val="19"/>
-          <w:szCs w:val="19"/>
-          <w:highlight w:val="white"/>
-          <w:lang w:val="en-US"/>
-        </w:rPr>
-        <w:t xml:space="preserve">         {</w:t>
-      </w:r>
-    </w:p>
-    <w:p>
-      <w:pPr>
-        <w:autoSpaceDE w:val="0"/>
-        <w:autoSpaceDN w:val="0"/>
-        <w:adjustRightInd w:val="0"/>
-        <w:spacing w:after="0" w:line="240" w:lineRule="auto"/>
-        <w:rPr>
-          <w:rFonts w:ascii="Cascadia Mono" w:hAnsi="Cascadia Mono" w:cs="Cascadia Mono"/>
-          <w:color w:val="000000"/>
-          <w:sz w:val="19"/>
-          <w:szCs w:val="19"/>
-          <w:highlight w:val="white"/>
-          <w:lang w:val="en-US"/>
-        </w:rPr>
-      </w:pPr>
-      <w:r>
-        <w:rPr>
-          <w:rFonts w:ascii="Cascadia Mono" w:hAnsi="Cascadia Mono" w:cs="Cascadia Mono"/>
-          <w:color w:val="000000"/>
-          <w:sz w:val="19"/>
-          <w:szCs w:val="19"/>
-          <w:highlight w:val="white"/>
-          <w:lang w:val="en-US"/>
-        </w:rPr>
-        <w:t xml:space="preserve">             answer = char1.ToString() + char2.ToString();</w:t>
-      </w:r>
-    </w:p>
-    <w:p>
-      <w:pPr>
-        <w:autoSpaceDE w:val="0"/>
-        <w:autoSpaceDN w:val="0"/>
-        <w:adjustRightInd w:val="0"/>
-        <w:spacing w:after="0" w:line="240" w:lineRule="auto"/>
-        <w:rPr>
-          <w:rFonts w:ascii="Cascadia Mono" w:hAnsi="Cascadia Mono" w:cs="Cascadia Mono"/>
-          <w:color w:val="000000"/>
-          <w:sz w:val="19"/>
-          <w:szCs w:val="19"/>
-          <w:highlight w:val="white"/>
-          <w:lang w:val="en-US"/>
-        </w:rPr>
-      </w:pPr>
-      <w:r>
-        <w:rPr>
-          <w:rFonts w:ascii="Cascadia Mono" w:hAnsi="Cascadia Mono" w:cs="Cascadia Mono"/>
-          <w:color w:val="000000"/>
-          <w:sz w:val="19"/>
-          <w:szCs w:val="19"/>
-          <w:highlight w:val="white"/>
-          <w:lang w:val="en-US"/>
-        </w:rPr>
-        <w:t xml:space="preserve">             bigResult += answer + </w:t>
-      </w:r>
-      <w:r>
-        <w:rPr>
-          <w:rFonts w:ascii="Cascadia Mono" w:hAnsi="Cascadia Mono" w:cs="Cascadia Mono"/>
-          <w:color w:val="A31515"/>
-          <w:sz w:val="19"/>
-          <w:szCs w:val="19"/>
-          <w:highlight w:val="white"/>
-          <w:lang w:val="en-US"/>
-        </w:rPr>
-        <w:t>" "</w:t>
-      </w:r>
-      <w:r>
-        <w:rPr>
-          <w:rFonts w:ascii="Cascadia Mono" w:hAnsi="Cascadia Mono" w:cs="Cascadia Mono"/>
-          <w:color w:val="000000"/>
-          <w:sz w:val="19"/>
-          <w:szCs w:val="19"/>
-          <w:highlight w:val="white"/>
-          <w:lang w:val="en-US"/>
-        </w:rPr>
-        <w:t>;</w:t>
-      </w:r>
-    </w:p>
-    <w:p>
-      <w:pPr>
-        <w:autoSpaceDE w:val="0"/>
-        <w:autoSpaceDN w:val="0"/>
-        <w:adjustRightInd w:val="0"/>
-        <w:spacing w:after="0" w:line="240" w:lineRule="auto"/>
-        <w:rPr>
-          <w:rFonts w:ascii="Cascadia Mono" w:hAnsi="Cascadia Mono" w:cs="Cascadia Mono"/>
-          <w:color w:val="000000"/>
-          <w:sz w:val="19"/>
-          <w:szCs w:val="19"/>
-          <w:highlight w:val="white"/>
-          <w:lang w:val="en-US"/>
-        </w:rPr>
-      </w:pPr>
-      <w:r>
-        <w:rPr>
-          <w:rFonts w:ascii="Cascadia Mono" w:hAnsi="Cascadia Mono" w:cs="Cascadia Mono"/>
-          <w:color w:val="000000"/>
-          <w:sz w:val="19"/>
-          <w:szCs w:val="19"/>
-          <w:highlight w:val="white"/>
-          <w:lang w:val="en-US"/>
-        </w:rPr>
-        <w:t xml:space="preserve">             result += answer;</w:t>
-      </w:r>
-    </w:p>
-    <w:p>
-      <w:pPr>
-        <w:autoSpaceDE w:val="0"/>
-        <w:autoSpaceDN w:val="0"/>
-        <w:adjustRightInd w:val="0"/>
-        <w:spacing w:after="0" w:line="240" w:lineRule="auto"/>
-        <w:rPr>
-          <w:rFonts w:ascii="Cascadia Mono" w:hAnsi="Cascadia Mono" w:cs="Cascadia Mono"/>
-          <w:color w:val="000000"/>
-          <w:sz w:val="19"/>
-          <w:szCs w:val="19"/>
-          <w:highlight w:val="white"/>
-          <w:lang w:val="en-US"/>
-        </w:rPr>
-      </w:pPr>
-      <w:r>
-        <w:rPr>
-          <w:rFonts w:ascii="Cascadia Mono" w:hAnsi="Cascadia Mono" w:cs="Cascadia Mono"/>
-          <w:color w:val="000000"/>
-          <w:sz w:val="19"/>
-          <w:szCs w:val="19"/>
-          <w:highlight w:val="white"/>
-          <w:lang w:val="en-US"/>
-        </w:rPr>
-        <w:t xml:space="preserve">         }</w:t>
-      </w:r>
-    </w:p>
-    <w:p>
-      <w:pPr>
-        <w:autoSpaceDE w:val="0"/>
-        <w:autoSpaceDN w:val="0"/>
-        <w:adjustRightInd w:val="0"/>
-        <w:spacing w:after="0" w:line="240" w:lineRule="auto"/>
-        <w:rPr>
-          <w:rFonts w:ascii="Cascadia Mono" w:hAnsi="Cascadia Mono" w:cs="Cascadia Mono"/>
-          <w:color w:val="000000"/>
-          <w:sz w:val="19"/>
-          <w:szCs w:val="19"/>
-          <w:highlight w:val="white"/>
-          <w:lang w:val="en-US"/>
-        </w:rPr>
-      </w:pPr>
-    </w:p>
-    <w:p>
-      <w:pPr>
-        <w:autoSpaceDE w:val="0"/>
-        <w:autoSpaceDN w:val="0"/>
-        <w:adjustRightInd w:val="0"/>
-        <w:spacing w:after="0" w:line="240" w:lineRule="auto"/>
-        <w:rPr>
-          <w:rFonts w:ascii="Cascadia Mono" w:hAnsi="Cascadia Mono" w:cs="Cascadia Mono"/>
-          <w:color w:val="000000"/>
-          <w:sz w:val="19"/>
-          <w:szCs w:val="19"/>
-          <w:highlight w:val="white"/>
-          <w:lang w:val="en-US"/>
-        </w:rPr>
-      </w:pPr>
-    </w:p>
-    <w:p>
-      <w:pPr>
-        <w:autoSpaceDE w:val="0"/>
-        <w:autoSpaceDN w:val="0"/>
-        <w:adjustRightInd w:val="0"/>
-        <w:spacing w:after="0" w:line="240" w:lineRule="auto"/>
-        <w:rPr>
-          <w:rFonts w:ascii="Cascadia Mono" w:hAnsi="Cascadia Mono" w:cs="Cascadia Mono"/>
-          <w:color w:val="000000"/>
-          <w:sz w:val="19"/>
-          <w:szCs w:val="19"/>
-          <w:highlight w:val="white"/>
-          <w:lang w:val="en-US"/>
-        </w:rPr>
-      </w:pPr>
-      <w:r>
-        <w:rPr>
-          <w:rFonts w:ascii="Cascadia Mono" w:hAnsi="Cascadia Mono" w:cs="Cascadia Mono"/>
-          <w:color w:val="000000"/>
-          <w:sz w:val="19"/>
-          <w:szCs w:val="19"/>
-          <w:highlight w:val="white"/>
-          <w:lang w:val="en-US"/>
-        </w:rPr>
-        <w:t xml:space="preserve">         </w:t>
-      </w:r>
-      <w:r>
-        <w:rPr>
-          <w:rFonts w:ascii="Cascadia Mono" w:hAnsi="Cascadia Mono" w:cs="Cascadia Mono"/>
-          <w:color w:val="0000FF"/>
-          <w:sz w:val="19"/>
-          <w:szCs w:val="19"/>
-          <w:highlight w:val="white"/>
-          <w:lang w:val="en-US"/>
-        </w:rPr>
-        <w:t>if</w:t>
-      </w:r>
-      <w:r>
-        <w:rPr>
-          <w:rFonts w:ascii="Cascadia Mono" w:hAnsi="Cascadia Mono" w:cs="Cascadia Mono"/>
-          <w:color w:val="000000"/>
-          <w:sz w:val="19"/>
-          <w:szCs w:val="19"/>
-          <w:highlight w:val="white"/>
-          <w:lang w:val="en-US"/>
-        </w:rPr>
-        <w:t xml:space="preserve"> (isEncrypt)</w:t>
-      </w:r>
-    </w:p>
-    <w:p>
-      <w:pPr>
-        <w:autoSpaceDE w:val="0"/>
-        <w:autoSpaceDN w:val="0"/>
-        <w:adjustRightInd w:val="0"/>
-        <w:spacing w:after="0" w:line="240" w:lineRule="auto"/>
-        <w:rPr>
-          <w:rFonts w:ascii="Cascadia Mono" w:hAnsi="Cascadia Mono" w:cs="Cascadia Mono"/>
-          <w:color w:val="000000"/>
-          <w:sz w:val="19"/>
-          <w:szCs w:val="19"/>
-          <w:highlight w:val="white"/>
-          <w:lang w:val="en-US"/>
-        </w:rPr>
-      </w:pPr>
-      <w:r>
-        <w:rPr>
-          <w:rFonts w:ascii="Cascadia Mono" w:hAnsi="Cascadia Mono" w:cs="Cascadia Mono"/>
-          <w:color w:val="000000"/>
-          <w:sz w:val="19"/>
-          <w:szCs w:val="19"/>
-          <w:highlight w:val="white"/>
-          <w:lang w:val="en-US"/>
-        </w:rPr>
-        <w:t xml:space="preserve">         {</w:t>
-      </w:r>
-    </w:p>
-    <w:p>
-      <w:pPr>
-        <w:autoSpaceDE w:val="0"/>
-        <w:autoSpaceDN w:val="0"/>
-        <w:adjustRightInd w:val="0"/>
-        <w:spacing w:after="0" w:line="240" w:lineRule="auto"/>
-        <w:rPr>
-          <w:rFonts w:ascii="Cascadia Mono" w:hAnsi="Cascadia Mono" w:cs="Cascadia Mono"/>
-          <w:color w:val="000000"/>
-          <w:sz w:val="19"/>
-          <w:szCs w:val="19"/>
-          <w:highlight w:val="white"/>
-          <w:lang w:val="en-US"/>
-        </w:rPr>
-      </w:pPr>
-      <w:r>
-        <w:rPr>
-          <w:rFonts w:ascii="Cascadia Mono" w:hAnsi="Cascadia Mono" w:cs="Cascadia Mono"/>
-          <w:color w:val="000000"/>
-          <w:sz w:val="19"/>
-          <w:szCs w:val="19"/>
-          <w:highlight w:val="white"/>
-          <w:lang w:val="en-US"/>
-        </w:rPr>
-        <w:t xml:space="preserve">             </w:t>
-      </w:r>
-      <w:r>
-        <w:rPr>
-          <w:rFonts w:ascii="Cascadia Mono" w:hAnsi="Cascadia Mono" w:cs="Cascadia Mono"/>
-          <w:color w:val="0000FF"/>
-          <w:sz w:val="19"/>
-          <w:szCs w:val="19"/>
-          <w:highlight w:val="white"/>
-          <w:lang w:val="en-US"/>
-        </w:rPr>
-        <w:t>var</w:t>
-      </w:r>
-      <w:r>
-        <w:rPr>
-          <w:rFonts w:ascii="Cascadia Mono" w:hAnsi="Cascadia Mono" w:cs="Cascadia Mono"/>
-          <w:color w:val="000000"/>
-          <w:sz w:val="19"/>
-          <w:szCs w:val="19"/>
-          <w:highlight w:val="white"/>
-          <w:lang w:val="en-US"/>
-        </w:rPr>
-        <w:t xml:space="preserve"> (row1, col1) = FindPosition(square1, char1);</w:t>
-      </w:r>
-    </w:p>
-    <w:p>
-      <w:pPr>
-        <w:autoSpaceDE w:val="0"/>
-        <w:autoSpaceDN w:val="0"/>
-        <w:adjustRightInd w:val="0"/>
-        <w:spacing w:after="0" w:line="240" w:lineRule="auto"/>
-        <w:rPr>
-          <w:rFonts w:ascii="Cascadia Mono" w:hAnsi="Cascadia Mono" w:cs="Cascadia Mono"/>
-          <w:color w:val="000000"/>
-          <w:sz w:val="19"/>
-          <w:szCs w:val="19"/>
-          <w:highlight w:val="white"/>
-          <w:lang w:val="en-US"/>
-        </w:rPr>
-      </w:pPr>
-      <w:r>
-        <w:rPr>
-          <w:rFonts w:ascii="Cascadia Mono" w:hAnsi="Cascadia Mono" w:cs="Cascadia Mono"/>
-          <w:color w:val="000000"/>
-          <w:sz w:val="19"/>
-          <w:szCs w:val="19"/>
-          <w:highlight w:val="white"/>
-          <w:lang w:val="en-US"/>
-        </w:rPr>
-        <w:t xml:space="preserve">             </w:t>
-      </w:r>
-      <w:r>
-        <w:rPr>
-          <w:rFonts w:ascii="Cascadia Mono" w:hAnsi="Cascadia Mono" w:cs="Cascadia Mono"/>
-          <w:color w:val="0000FF"/>
-          <w:sz w:val="19"/>
-          <w:szCs w:val="19"/>
-          <w:highlight w:val="white"/>
-          <w:lang w:val="en-US"/>
-        </w:rPr>
-        <w:t>var</w:t>
-      </w:r>
-      <w:r>
-        <w:rPr>
-          <w:rFonts w:ascii="Cascadia Mono" w:hAnsi="Cascadia Mono" w:cs="Cascadia Mono"/>
-          <w:color w:val="000000"/>
-          <w:sz w:val="19"/>
-          <w:szCs w:val="19"/>
-          <w:highlight w:val="white"/>
-          <w:lang w:val="en-US"/>
-        </w:rPr>
-        <w:t xml:space="preserve"> (row2, col2) = FindPosition(square2, char2);</w:t>
-      </w:r>
-    </w:p>
-    <w:p>
-      <w:pPr>
-        <w:autoSpaceDE w:val="0"/>
-        <w:autoSpaceDN w:val="0"/>
-        <w:adjustRightInd w:val="0"/>
-        <w:spacing w:after="0" w:line="240" w:lineRule="auto"/>
-        <w:rPr>
-          <w:rFonts w:ascii="Cascadia Mono" w:hAnsi="Cascadia Mono" w:cs="Cascadia Mono"/>
-          <w:color w:val="000000"/>
-          <w:sz w:val="19"/>
-          <w:szCs w:val="19"/>
-          <w:highlight w:val="white"/>
-          <w:lang w:val="en-US"/>
-        </w:rPr>
-      </w:pPr>
-    </w:p>
-    <w:p>
-      <w:pPr>
-        <w:autoSpaceDE w:val="0"/>
-        <w:autoSpaceDN w:val="0"/>
-        <w:adjustRightInd w:val="0"/>
-        <w:spacing w:after="0" w:line="240" w:lineRule="auto"/>
-        <w:rPr>
-          <w:rFonts w:ascii="Cascadia Mono" w:hAnsi="Cascadia Mono" w:cs="Cascadia Mono"/>
-          <w:color w:val="000000"/>
-          <w:sz w:val="19"/>
-          <w:szCs w:val="19"/>
-          <w:highlight w:val="white"/>
-          <w:lang w:val="en-US"/>
-        </w:rPr>
-      </w:pPr>
-      <w:r>
-        <w:rPr>
-          <w:rFonts w:ascii="Cascadia Mono" w:hAnsi="Cascadia Mono" w:cs="Cascadia Mono"/>
-          <w:color w:val="000000"/>
-          <w:sz w:val="19"/>
-          <w:szCs w:val="19"/>
-          <w:highlight w:val="white"/>
-          <w:lang w:val="en-US"/>
-        </w:rPr>
-        <w:t xml:space="preserve">             </w:t>
-      </w:r>
-      <w:r>
-        <w:rPr>
-          <w:rFonts w:ascii="Cascadia Mono" w:hAnsi="Cascadia Mono" w:cs="Cascadia Mono"/>
-          <w:color w:val="0000FF"/>
-          <w:sz w:val="19"/>
-          <w:szCs w:val="19"/>
-          <w:highlight w:val="white"/>
-          <w:lang w:val="en-US"/>
-        </w:rPr>
-        <w:t>if</w:t>
-      </w:r>
-      <w:r>
-        <w:rPr>
-          <w:rFonts w:ascii="Cascadia Mono" w:hAnsi="Cascadia Mono" w:cs="Cascadia Mono"/>
-          <w:color w:val="000000"/>
-          <w:sz w:val="19"/>
-          <w:szCs w:val="19"/>
-          <w:highlight w:val="white"/>
-          <w:lang w:val="en-US"/>
-        </w:rPr>
-        <w:t xml:space="preserve"> (row1 == row2)</w:t>
-      </w:r>
-    </w:p>
-    <w:p>
-      <w:pPr>
-        <w:autoSpaceDE w:val="0"/>
-        <w:autoSpaceDN w:val="0"/>
-        <w:adjustRightInd w:val="0"/>
-        <w:spacing w:after="0" w:line="240" w:lineRule="auto"/>
-        <w:rPr>
-          <w:rFonts w:ascii="Cascadia Mono" w:hAnsi="Cascadia Mono" w:cs="Cascadia Mono"/>
-          <w:color w:val="000000"/>
-          <w:sz w:val="19"/>
-          <w:szCs w:val="19"/>
-          <w:highlight w:val="white"/>
-          <w:lang w:val="en-US"/>
-        </w:rPr>
-      </w:pPr>
-      <w:r>
-        <w:rPr>
-          <w:rFonts w:ascii="Cascadia Mono" w:hAnsi="Cascadia Mono" w:cs="Cascadia Mono"/>
-          <w:color w:val="000000"/>
-          <w:sz w:val="19"/>
-          <w:szCs w:val="19"/>
-          <w:highlight w:val="white"/>
-          <w:lang w:val="en-US"/>
-        </w:rPr>
-        <w:t xml:space="preserve">             {</w:t>
-      </w:r>
-    </w:p>
-    <w:p>
-      <w:pPr>
-        <w:autoSpaceDE w:val="0"/>
-        <w:autoSpaceDN w:val="0"/>
-        <w:adjustRightInd w:val="0"/>
-        <w:spacing w:after="0" w:line="240" w:lineRule="auto"/>
-        <w:rPr>
-          <w:rFonts w:ascii="Cascadia Mono" w:hAnsi="Cascadia Mono" w:cs="Cascadia Mono"/>
-          <w:color w:val="000000"/>
-          <w:sz w:val="19"/>
-          <w:szCs w:val="19"/>
-          <w:highlight w:val="white"/>
-          <w:lang w:val="en-US"/>
-        </w:rPr>
-      </w:pPr>
-      <w:r>
-        <w:rPr>
-          <w:rFonts w:ascii="Cascadia Mono" w:hAnsi="Cascadia Mono" w:cs="Cascadia Mono"/>
-          <w:color w:val="000000"/>
-          <w:sz w:val="19"/>
-          <w:szCs w:val="19"/>
-          <w:highlight w:val="white"/>
-          <w:lang w:val="en-US"/>
-        </w:rPr>
-        <w:t xml:space="preserve">                 </w:t>
-      </w:r>
-      <w:r>
-        <w:rPr>
-          <w:rFonts w:ascii="Cascadia Mono" w:hAnsi="Cascadia Mono" w:cs="Cascadia Mono"/>
-          <w:color w:val="0000FF"/>
-          <w:sz w:val="19"/>
-          <w:szCs w:val="19"/>
-          <w:highlight w:val="white"/>
-          <w:lang w:val="en-US"/>
-        </w:rPr>
-        <w:t>char</w:t>
-      </w:r>
-      <w:r>
-        <w:rPr>
-          <w:rFonts w:ascii="Cascadia Mono" w:hAnsi="Cascadia Mono" w:cs="Cascadia Mono"/>
-          <w:color w:val="000000"/>
-          <w:sz w:val="19"/>
-          <w:szCs w:val="19"/>
-          <w:highlight w:val="white"/>
-          <w:lang w:val="en-US"/>
-        </w:rPr>
-        <w:t xml:space="preserve"> encrypt1 = square2[row2, col1];</w:t>
-      </w:r>
-    </w:p>
-    <w:p>
-      <w:pPr>
-        <w:autoSpaceDE w:val="0"/>
-        <w:autoSpaceDN w:val="0"/>
-        <w:adjustRightInd w:val="0"/>
-        <w:spacing w:after="0" w:line="240" w:lineRule="auto"/>
-        <w:rPr>
-          <w:rFonts w:ascii="Cascadia Mono" w:hAnsi="Cascadia Mono" w:cs="Cascadia Mono"/>
-          <w:color w:val="000000"/>
-          <w:sz w:val="19"/>
-          <w:szCs w:val="19"/>
-          <w:highlight w:val="white"/>
-          <w:lang w:val="en-US"/>
-        </w:rPr>
-      </w:pPr>
-      <w:r>
-        <w:rPr>
-          <w:rFonts w:ascii="Cascadia Mono" w:hAnsi="Cascadia Mono" w:cs="Cascadia Mono"/>
-          <w:color w:val="000000"/>
-          <w:sz w:val="19"/>
-          <w:szCs w:val="19"/>
-          <w:highlight w:val="white"/>
-          <w:lang w:val="en-US"/>
-        </w:rPr>
-        <w:t xml:space="preserve">                 </w:t>
-      </w:r>
-      <w:r>
-        <w:rPr>
-          <w:rFonts w:ascii="Cascadia Mono" w:hAnsi="Cascadia Mono" w:cs="Cascadia Mono"/>
-          <w:color w:val="0000FF"/>
-          <w:sz w:val="19"/>
-          <w:szCs w:val="19"/>
-          <w:highlight w:val="white"/>
-          <w:lang w:val="en-US"/>
-        </w:rPr>
-        <w:t>char</w:t>
-      </w:r>
-      <w:r>
-        <w:rPr>
-          <w:rFonts w:ascii="Cascadia Mono" w:hAnsi="Cascadia Mono" w:cs="Cascadia Mono"/>
-          <w:color w:val="000000"/>
-          <w:sz w:val="19"/>
-          <w:szCs w:val="19"/>
-          <w:highlight w:val="white"/>
-          <w:lang w:val="en-US"/>
-        </w:rPr>
-        <w:t xml:space="preserve"> encrypt2 = square1[row1, col2];</w:t>
-      </w:r>
-    </w:p>
-    <w:p>
-      <w:pPr>
-        <w:autoSpaceDE w:val="0"/>
-        <w:autoSpaceDN w:val="0"/>
-        <w:adjustRightInd w:val="0"/>
-        <w:spacing w:after="0" w:line="240" w:lineRule="auto"/>
-        <w:rPr>
-          <w:rFonts w:ascii="Cascadia Mono" w:hAnsi="Cascadia Mono" w:cs="Cascadia Mono"/>
-          <w:color w:val="000000"/>
-          <w:sz w:val="19"/>
-          <w:szCs w:val="19"/>
-          <w:highlight w:val="white"/>
-          <w:lang w:val="en-US"/>
-        </w:rPr>
-      </w:pPr>
-      <w:r>
-        <w:rPr>
-          <w:rFonts w:ascii="Cascadia Mono" w:hAnsi="Cascadia Mono" w:cs="Cascadia Mono"/>
-          <w:color w:val="000000"/>
-          <w:sz w:val="19"/>
-          <w:szCs w:val="19"/>
-          <w:highlight w:val="white"/>
-          <w:lang w:val="en-US"/>
-        </w:rPr>
-        <w:t xml:space="preserve">                 answer = encrypt1.ToString() + encrypt2.ToString();</w:t>
-      </w:r>
-    </w:p>
-    <w:p>
-      <w:pPr>
-        <w:autoSpaceDE w:val="0"/>
-        <w:autoSpaceDN w:val="0"/>
-        <w:adjustRightInd w:val="0"/>
-        <w:spacing w:after="0" w:line="240" w:lineRule="auto"/>
-        <w:rPr>
-          <w:rFonts w:ascii="Cascadia Mono" w:hAnsi="Cascadia Mono" w:cs="Cascadia Mono"/>
-          <w:color w:val="000000"/>
-          <w:sz w:val="19"/>
-          <w:szCs w:val="19"/>
-          <w:highlight w:val="white"/>
-          <w:lang w:val="en-US"/>
-        </w:rPr>
-      </w:pPr>
-      <w:r>
-        <w:rPr>
-          <w:rFonts w:ascii="Cascadia Mono" w:hAnsi="Cascadia Mono" w:cs="Cascadia Mono"/>
-          <w:color w:val="000000"/>
-          <w:sz w:val="19"/>
-          <w:szCs w:val="19"/>
-          <w:highlight w:val="white"/>
-          <w:lang w:val="en-US"/>
-        </w:rPr>
-        <w:t xml:space="preserve">             }</w:t>
-      </w:r>
-    </w:p>
-    <w:p>
-      <w:pPr>
-        <w:autoSpaceDE w:val="0"/>
-        <w:autoSpaceDN w:val="0"/>
-        <w:adjustRightInd w:val="0"/>
-        <w:spacing w:after="0" w:line="240" w:lineRule="auto"/>
-        <w:rPr>
-          <w:rFonts w:ascii="Cascadia Mono" w:hAnsi="Cascadia Mono" w:cs="Cascadia Mono"/>
-          <w:color w:val="0000FF"/>
-          <w:sz w:val="19"/>
-          <w:szCs w:val="19"/>
-          <w:highlight w:val="white"/>
-          <w:lang w:val="en-US"/>
-        </w:rPr>
-      </w:pPr>
-      <w:r>
-        <w:rPr>
-          <w:rFonts w:ascii="Cascadia Mono" w:hAnsi="Cascadia Mono" w:cs="Cascadia Mono"/>
-          <w:color w:val="000000"/>
-          <w:sz w:val="19"/>
-          <w:szCs w:val="19"/>
-          <w:highlight w:val="white"/>
-          <w:lang w:val="en-US"/>
-        </w:rPr>
-        <w:t xml:space="preserve">             </w:t>
-      </w:r>
-      <w:r>
-        <w:rPr>
-          <w:rFonts w:ascii="Cascadia Mono" w:hAnsi="Cascadia Mono" w:cs="Cascadia Mono"/>
-          <w:color w:val="0000FF"/>
-          <w:sz w:val="19"/>
-          <w:szCs w:val="19"/>
-          <w:highlight w:val="white"/>
-          <w:lang w:val="en-US"/>
-        </w:rPr>
-        <w:t>else</w:t>
-      </w:r>
-    </w:p>
-    <w:p>
-      <w:pPr>
-        <w:autoSpaceDE w:val="0"/>
-        <w:autoSpaceDN w:val="0"/>
-        <w:adjustRightInd w:val="0"/>
-        <w:spacing w:after="0" w:line="240" w:lineRule="auto"/>
-        <w:rPr>
-          <w:rFonts w:ascii="Cascadia Mono" w:hAnsi="Cascadia Mono" w:cs="Cascadia Mono"/>
-          <w:color w:val="000000"/>
-          <w:sz w:val="19"/>
-          <w:szCs w:val="19"/>
-          <w:highlight w:val="white"/>
-          <w:lang w:val="en-US"/>
-        </w:rPr>
-      </w:pPr>
-      <w:r>
-        <w:rPr>
-          <w:rFonts w:ascii="Cascadia Mono" w:hAnsi="Cascadia Mono" w:cs="Cascadia Mono"/>
-          <w:color w:val="000000"/>
-          <w:sz w:val="19"/>
-          <w:szCs w:val="19"/>
-          <w:highlight w:val="white"/>
-          <w:lang w:val="en-US"/>
-        </w:rPr>
-        <w:t xml:space="preserve">             {</w:t>
-      </w:r>
-    </w:p>
-    <w:p>
-      <w:pPr>
-        <w:autoSpaceDE w:val="0"/>
-        <w:autoSpaceDN w:val="0"/>
-        <w:adjustRightInd w:val="0"/>
-        <w:spacing w:after="0" w:line="240" w:lineRule="auto"/>
-        <w:rPr>
-          <w:rFonts w:ascii="Cascadia Mono" w:hAnsi="Cascadia Mono" w:cs="Cascadia Mono"/>
-          <w:color w:val="000000"/>
-          <w:sz w:val="19"/>
-          <w:szCs w:val="19"/>
-          <w:highlight w:val="white"/>
-          <w:lang w:val="en-US"/>
-        </w:rPr>
-      </w:pPr>
-      <w:r>
-        <w:rPr>
-          <w:rFonts w:ascii="Cascadia Mono" w:hAnsi="Cascadia Mono" w:cs="Cascadia Mono"/>
-          <w:color w:val="000000"/>
-          <w:sz w:val="19"/>
-          <w:szCs w:val="19"/>
-          <w:highlight w:val="white"/>
-          <w:lang w:val="en-US"/>
-        </w:rPr>
-        <w:t xml:space="preserve">                 </w:t>
-      </w:r>
-      <w:r>
-        <w:rPr>
-          <w:rFonts w:ascii="Cascadia Mono" w:hAnsi="Cascadia Mono" w:cs="Cascadia Mono"/>
-          <w:color w:val="0000FF"/>
-          <w:sz w:val="19"/>
-          <w:szCs w:val="19"/>
-          <w:highlight w:val="white"/>
-          <w:lang w:val="en-US"/>
-        </w:rPr>
-        <w:t>char</w:t>
-      </w:r>
-      <w:r>
-        <w:rPr>
-          <w:rFonts w:ascii="Cascadia Mono" w:hAnsi="Cascadia Mono" w:cs="Cascadia Mono"/>
-          <w:color w:val="000000"/>
-          <w:sz w:val="19"/>
-          <w:szCs w:val="19"/>
-          <w:highlight w:val="white"/>
-          <w:lang w:val="en-US"/>
-        </w:rPr>
-        <w:t xml:space="preserve"> encrypt1 = square2[row1, col2];</w:t>
-      </w:r>
-    </w:p>
-    <w:p>
-      <w:pPr>
-        <w:autoSpaceDE w:val="0"/>
-        <w:autoSpaceDN w:val="0"/>
-        <w:adjustRightInd w:val="0"/>
-        <w:spacing w:after="0" w:line="240" w:lineRule="auto"/>
-        <w:rPr>
-          <w:rFonts w:ascii="Cascadia Mono" w:hAnsi="Cascadia Mono" w:cs="Cascadia Mono"/>
-          <w:color w:val="000000"/>
-          <w:sz w:val="19"/>
-          <w:szCs w:val="19"/>
-          <w:highlight w:val="white"/>
-          <w:lang w:val="en-US"/>
-        </w:rPr>
-      </w:pPr>
-      <w:r>
-        <w:rPr>
-          <w:rFonts w:ascii="Cascadia Mono" w:hAnsi="Cascadia Mono" w:cs="Cascadia Mono"/>
-          <w:color w:val="000000"/>
-          <w:sz w:val="19"/>
-          <w:szCs w:val="19"/>
-          <w:highlight w:val="white"/>
-          <w:lang w:val="en-US"/>
-        </w:rPr>
-        <w:t xml:space="preserve">                 </w:t>
-      </w:r>
-      <w:r>
-        <w:rPr>
-          <w:rFonts w:ascii="Cascadia Mono" w:hAnsi="Cascadia Mono" w:cs="Cascadia Mono"/>
-          <w:color w:val="0000FF"/>
-          <w:sz w:val="19"/>
-          <w:szCs w:val="19"/>
-          <w:highlight w:val="white"/>
-          <w:lang w:val="en-US"/>
-        </w:rPr>
-        <w:t>char</w:t>
-      </w:r>
-      <w:r>
-        <w:rPr>
-          <w:rFonts w:ascii="Cascadia Mono" w:hAnsi="Cascadia Mono" w:cs="Cascadia Mono"/>
-          <w:color w:val="000000"/>
-          <w:sz w:val="19"/>
-          <w:szCs w:val="19"/>
-          <w:highlight w:val="white"/>
-          <w:lang w:val="en-US"/>
-        </w:rPr>
-        <w:t xml:space="preserve"> encrypt2 = square1[row2, col1];</w:t>
-      </w:r>
-    </w:p>
-    <w:p>
-      <w:pPr>
-        <w:autoSpaceDE w:val="0"/>
-        <w:autoSpaceDN w:val="0"/>
-        <w:adjustRightInd w:val="0"/>
-        <w:spacing w:after="0" w:line="240" w:lineRule="auto"/>
-        <w:rPr>
-          <w:rFonts w:ascii="Cascadia Mono" w:hAnsi="Cascadia Mono" w:cs="Cascadia Mono"/>
-          <w:color w:val="000000"/>
-          <w:sz w:val="19"/>
-          <w:szCs w:val="19"/>
-          <w:highlight w:val="white"/>
-          <w:lang w:val="en-US"/>
-        </w:rPr>
-      </w:pPr>
-      <w:r>
-        <w:rPr>
-          <w:rFonts w:ascii="Cascadia Mono" w:hAnsi="Cascadia Mono" w:cs="Cascadia Mono"/>
-          <w:color w:val="000000"/>
-          <w:sz w:val="19"/>
-          <w:szCs w:val="19"/>
-          <w:highlight w:val="white"/>
-          <w:lang w:val="en-US"/>
-        </w:rPr>
-        <w:t xml:space="preserve">                 answer = encrypt1.ToString() + encrypt2.ToString();</w:t>
-      </w:r>
-    </w:p>
-    <w:p>
-      <w:pPr>
-        <w:autoSpaceDE w:val="0"/>
-        <w:autoSpaceDN w:val="0"/>
-        <w:adjustRightInd w:val="0"/>
-        <w:spacing w:after="0" w:line="240" w:lineRule="auto"/>
-        <w:rPr>
-          <w:rFonts w:ascii="Cascadia Mono" w:hAnsi="Cascadia Mono" w:cs="Cascadia Mono"/>
-          <w:color w:val="000000"/>
-          <w:sz w:val="19"/>
-          <w:szCs w:val="19"/>
-          <w:highlight w:val="white"/>
-          <w:lang w:val="en-US"/>
-        </w:rPr>
-      </w:pPr>
-      <w:r>
-        <w:rPr>
-          <w:rFonts w:ascii="Cascadia Mono" w:hAnsi="Cascadia Mono" w:cs="Cascadia Mono"/>
-          <w:color w:val="000000"/>
-          <w:sz w:val="19"/>
-          <w:szCs w:val="19"/>
-          <w:highlight w:val="white"/>
-          <w:lang w:val="en-US"/>
-        </w:rPr>
-        <w:t xml:space="preserve">             }</w:t>
-      </w:r>
-    </w:p>
-    <w:p>
-      <w:pPr>
-        <w:autoSpaceDE w:val="0"/>
-        <w:autoSpaceDN w:val="0"/>
-        <w:adjustRightInd w:val="0"/>
-        <w:spacing w:after="0" w:line="240" w:lineRule="auto"/>
-        <w:rPr>
-          <w:rFonts w:ascii="Cascadia Mono" w:hAnsi="Cascadia Mono" w:cs="Cascadia Mono"/>
-          <w:color w:val="000000"/>
-          <w:sz w:val="19"/>
-          <w:szCs w:val="19"/>
-          <w:highlight w:val="white"/>
-          <w:lang w:val="en-US"/>
-        </w:rPr>
-      </w:pPr>
-      <w:r>
-        <w:rPr>
-          <w:rFonts w:ascii="Cascadia Mono" w:hAnsi="Cascadia Mono" w:cs="Cascadia Mono"/>
-          <w:color w:val="000000"/>
-          <w:sz w:val="19"/>
-          <w:szCs w:val="19"/>
-          <w:highlight w:val="white"/>
-          <w:lang w:val="en-US"/>
-        </w:rPr>
-        <w:t xml:space="preserve">         }</w:t>
-      </w:r>
-    </w:p>
-    <w:p>
-      <w:pPr>
-        <w:autoSpaceDE w:val="0"/>
-        <w:autoSpaceDN w:val="0"/>
-        <w:adjustRightInd w:val="0"/>
-        <w:spacing w:after="0" w:line="240" w:lineRule="auto"/>
-        <w:rPr>
-          <w:rFonts w:ascii="Cascadia Mono" w:hAnsi="Cascadia Mono" w:cs="Cascadia Mono"/>
-          <w:color w:val="0000FF"/>
-          <w:sz w:val="19"/>
-          <w:szCs w:val="19"/>
-          <w:highlight w:val="white"/>
-          <w:lang w:val="en-US"/>
-        </w:rPr>
-      </w:pPr>
-      <w:r>
-        <w:rPr>
-          <w:rFonts w:ascii="Cascadia Mono" w:hAnsi="Cascadia Mono" w:cs="Cascadia Mono"/>
-          <w:color w:val="000000"/>
-          <w:sz w:val="19"/>
-          <w:szCs w:val="19"/>
-          <w:highlight w:val="white"/>
-          <w:lang w:val="en-US"/>
-        </w:rPr>
-        <w:t xml:space="preserve">         </w:t>
-      </w:r>
-      <w:r>
-        <w:rPr>
-          <w:rFonts w:ascii="Cascadia Mono" w:hAnsi="Cascadia Mono" w:cs="Cascadia Mono"/>
-          <w:color w:val="0000FF"/>
-          <w:sz w:val="19"/>
-          <w:szCs w:val="19"/>
-          <w:highlight w:val="white"/>
-          <w:lang w:val="en-US"/>
-        </w:rPr>
-        <w:t>else</w:t>
-      </w:r>
-    </w:p>
-    <w:p>
-      <w:pPr>
-        <w:autoSpaceDE w:val="0"/>
-        <w:autoSpaceDN w:val="0"/>
-        <w:adjustRightInd w:val="0"/>
-        <w:spacing w:after="0" w:line="240" w:lineRule="auto"/>
-        <w:rPr>
-          <w:rFonts w:ascii="Cascadia Mono" w:hAnsi="Cascadia Mono" w:cs="Cascadia Mono"/>
-          <w:color w:val="000000"/>
-          <w:sz w:val="19"/>
-          <w:szCs w:val="19"/>
-          <w:highlight w:val="white"/>
-          <w:lang w:val="en-US"/>
-        </w:rPr>
-      </w:pPr>
-      <w:r>
-        <w:rPr>
-          <w:rFonts w:ascii="Cascadia Mono" w:hAnsi="Cascadia Mono" w:cs="Cascadia Mono"/>
-          <w:color w:val="000000"/>
-          <w:sz w:val="19"/>
-          <w:szCs w:val="19"/>
-          <w:highlight w:val="white"/>
-          <w:lang w:val="en-US"/>
-        </w:rPr>
-        <w:t xml:space="preserve">         {</w:t>
-      </w:r>
-    </w:p>
-    <w:p>
-      <w:pPr>
-        <w:autoSpaceDE w:val="0"/>
-        <w:autoSpaceDN w:val="0"/>
-        <w:adjustRightInd w:val="0"/>
-        <w:spacing w:after="0" w:line="240" w:lineRule="auto"/>
-        <w:rPr>
-          <w:rFonts w:ascii="Cascadia Mono" w:hAnsi="Cascadia Mono" w:cs="Cascadia Mono"/>
-          <w:color w:val="000000"/>
-          <w:sz w:val="19"/>
-          <w:szCs w:val="19"/>
-          <w:highlight w:val="white"/>
-          <w:lang w:val="en-US"/>
-        </w:rPr>
-      </w:pPr>
-      <w:r>
-        <w:rPr>
-          <w:rFonts w:ascii="Cascadia Mono" w:hAnsi="Cascadia Mono" w:cs="Cascadia Mono"/>
-          <w:color w:val="000000"/>
-          <w:sz w:val="19"/>
-          <w:szCs w:val="19"/>
-          <w:highlight w:val="white"/>
-          <w:lang w:val="en-US"/>
-        </w:rPr>
-        <w:t xml:space="preserve">             </w:t>
-      </w:r>
-      <w:r>
-        <w:rPr>
-          <w:rFonts w:ascii="Cascadia Mono" w:hAnsi="Cascadia Mono" w:cs="Cascadia Mono"/>
-          <w:color w:val="0000FF"/>
-          <w:sz w:val="19"/>
-          <w:szCs w:val="19"/>
-          <w:highlight w:val="white"/>
-          <w:lang w:val="en-US"/>
-        </w:rPr>
-        <w:t>var</w:t>
-      </w:r>
-      <w:r>
-        <w:rPr>
-          <w:rFonts w:ascii="Cascadia Mono" w:hAnsi="Cascadia Mono" w:cs="Cascadia Mono"/>
-          <w:color w:val="000000"/>
-          <w:sz w:val="19"/>
-          <w:szCs w:val="19"/>
-          <w:highlight w:val="white"/>
-          <w:lang w:val="en-US"/>
-        </w:rPr>
-        <w:t xml:space="preserve"> (row1, col1) = FindPosition(square2, char1);</w:t>
-      </w:r>
-    </w:p>
-    <w:p>
-      <w:pPr>
-        <w:autoSpaceDE w:val="0"/>
-        <w:autoSpaceDN w:val="0"/>
-        <w:adjustRightInd w:val="0"/>
-        <w:spacing w:after="0" w:line="240" w:lineRule="auto"/>
-        <w:rPr>
-          <w:rFonts w:ascii="Cascadia Mono" w:hAnsi="Cascadia Mono" w:cs="Cascadia Mono"/>
-          <w:color w:val="000000"/>
-          <w:sz w:val="19"/>
-          <w:szCs w:val="19"/>
-          <w:highlight w:val="white"/>
-          <w:lang w:val="en-US"/>
-        </w:rPr>
-      </w:pPr>
-      <w:r>
-        <w:rPr>
-          <w:rFonts w:ascii="Cascadia Mono" w:hAnsi="Cascadia Mono" w:cs="Cascadia Mono"/>
-          <w:color w:val="000000"/>
-          <w:sz w:val="19"/>
-          <w:szCs w:val="19"/>
-          <w:highlight w:val="white"/>
-          <w:lang w:val="en-US"/>
-        </w:rPr>
-        <w:t xml:space="preserve">             </w:t>
-      </w:r>
-      <w:r>
-        <w:rPr>
-          <w:rFonts w:ascii="Cascadia Mono" w:hAnsi="Cascadia Mono" w:cs="Cascadia Mono"/>
-          <w:color w:val="0000FF"/>
-          <w:sz w:val="19"/>
-          <w:szCs w:val="19"/>
-          <w:highlight w:val="white"/>
-          <w:lang w:val="en-US"/>
-        </w:rPr>
-        <w:t>var</w:t>
-      </w:r>
-      <w:r>
-        <w:rPr>
-          <w:rFonts w:ascii="Cascadia Mono" w:hAnsi="Cascadia Mono" w:cs="Cascadia Mono"/>
-          <w:color w:val="000000"/>
-          <w:sz w:val="19"/>
-          <w:szCs w:val="19"/>
-          <w:highlight w:val="white"/>
-          <w:lang w:val="en-US"/>
-        </w:rPr>
-        <w:t xml:space="preserve"> (row2, col2) = FindPosition(square1, char2);</w:t>
-      </w:r>
-    </w:p>
-    <w:p>
-      <w:pPr>
-        <w:autoSpaceDE w:val="0"/>
-        <w:autoSpaceDN w:val="0"/>
-        <w:adjustRightInd w:val="0"/>
-        <w:spacing w:after="0" w:line="240" w:lineRule="auto"/>
-        <w:rPr>
-          <w:rFonts w:ascii="Cascadia Mono" w:hAnsi="Cascadia Mono" w:cs="Cascadia Mono"/>
-          <w:color w:val="000000"/>
-          <w:sz w:val="19"/>
-          <w:szCs w:val="19"/>
-          <w:highlight w:val="white"/>
-          <w:lang w:val="en-US"/>
-        </w:rPr>
-      </w:pPr>
-    </w:p>
-    <w:p>
-      <w:pPr>
-        <w:autoSpaceDE w:val="0"/>
-        <w:autoSpaceDN w:val="0"/>
-        <w:adjustRightInd w:val="0"/>
-        <w:spacing w:after="0" w:line="240" w:lineRule="auto"/>
-        <w:rPr>
-          <w:rFonts w:ascii="Cascadia Mono" w:hAnsi="Cascadia Mono" w:cs="Cascadia Mono"/>
-          <w:color w:val="000000"/>
-          <w:sz w:val="19"/>
-          <w:szCs w:val="19"/>
-          <w:highlight w:val="white"/>
-          <w:lang w:val="en-US"/>
-        </w:rPr>
-      </w:pPr>
-      <w:r>
-        <w:rPr>
-          <w:rFonts w:ascii="Cascadia Mono" w:hAnsi="Cascadia Mono" w:cs="Cascadia Mono"/>
-          <w:color w:val="000000"/>
-          <w:sz w:val="19"/>
-          <w:szCs w:val="19"/>
-          <w:highlight w:val="white"/>
-          <w:lang w:val="en-US"/>
-        </w:rPr>
-        <w:t xml:space="preserve">             </w:t>
-      </w:r>
-      <w:r>
-        <w:rPr>
-          <w:rFonts w:ascii="Cascadia Mono" w:hAnsi="Cascadia Mono" w:cs="Cascadia Mono"/>
-          <w:color w:val="0000FF"/>
-          <w:sz w:val="19"/>
-          <w:szCs w:val="19"/>
-          <w:highlight w:val="white"/>
-          <w:lang w:val="en-US"/>
-        </w:rPr>
-        <w:t>if</w:t>
-      </w:r>
-      <w:r>
-        <w:rPr>
-          <w:rFonts w:ascii="Cascadia Mono" w:hAnsi="Cascadia Mono" w:cs="Cascadia Mono"/>
-          <w:color w:val="000000"/>
-          <w:sz w:val="19"/>
-          <w:szCs w:val="19"/>
-          <w:highlight w:val="white"/>
-          <w:lang w:val="en-US"/>
-        </w:rPr>
-        <w:t xml:space="preserve"> (row1 == row2)</w:t>
-      </w:r>
-    </w:p>
-    <w:p>
-      <w:pPr>
-        <w:autoSpaceDE w:val="0"/>
-        <w:autoSpaceDN w:val="0"/>
-        <w:adjustRightInd w:val="0"/>
-        <w:spacing w:after="0" w:line="240" w:lineRule="auto"/>
-        <w:rPr>
-          <w:rFonts w:ascii="Cascadia Mono" w:hAnsi="Cascadia Mono" w:cs="Cascadia Mono"/>
-          <w:color w:val="000000"/>
-          <w:sz w:val="19"/>
-          <w:szCs w:val="19"/>
-          <w:highlight w:val="white"/>
-          <w:lang w:val="en-US"/>
-        </w:rPr>
-      </w:pPr>
-      <w:r>
-        <w:rPr>
-          <w:rFonts w:ascii="Cascadia Mono" w:hAnsi="Cascadia Mono" w:cs="Cascadia Mono"/>
-          <w:color w:val="000000"/>
-          <w:sz w:val="19"/>
-          <w:szCs w:val="19"/>
-          <w:highlight w:val="white"/>
-          <w:lang w:val="en-US"/>
-        </w:rPr>
-        <w:t xml:space="preserve">             {</w:t>
-      </w:r>
-    </w:p>
-    <w:p>
-      <w:pPr>
-        <w:autoSpaceDE w:val="0"/>
-        <w:autoSpaceDN w:val="0"/>
-        <w:adjustRightInd w:val="0"/>
-        <w:spacing w:after="0" w:line="240" w:lineRule="auto"/>
-        <w:rPr>
-          <w:rFonts w:ascii="Cascadia Mono" w:hAnsi="Cascadia Mono" w:cs="Cascadia Mono"/>
-          <w:color w:val="000000"/>
-          <w:sz w:val="19"/>
-          <w:szCs w:val="19"/>
-          <w:highlight w:val="white"/>
-          <w:lang w:val="en-US"/>
-        </w:rPr>
-      </w:pPr>
-      <w:r>
-        <w:rPr>
-          <w:rFonts w:ascii="Cascadia Mono" w:hAnsi="Cascadia Mono" w:cs="Cascadia Mono"/>
-          <w:color w:val="000000"/>
-          <w:sz w:val="19"/>
-          <w:szCs w:val="19"/>
-          <w:highlight w:val="white"/>
-          <w:lang w:val="en-US"/>
-        </w:rPr>
-        <w:t xml:space="preserve">                 </w:t>
-      </w:r>
-      <w:r>
-        <w:rPr>
-          <w:rFonts w:ascii="Cascadia Mono" w:hAnsi="Cascadia Mono" w:cs="Cascadia Mono"/>
-          <w:color w:val="0000FF"/>
-          <w:sz w:val="19"/>
-          <w:szCs w:val="19"/>
-          <w:highlight w:val="white"/>
-          <w:lang w:val="en-US"/>
-        </w:rPr>
-        <w:t>char</w:t>
-      </w:r>
-      <w:r>
-        <w:rPr>
-          <w:rFonts w:ascii="Cascadia Mono" w:hAnsi="Cascadia Mono" w:cs="Cascadia Mono"/>
-          <w:color w:val="000000"/>
-          <w:sz w:val="19"/>
-          <w:szCs w:val="19"/>
-          <w:highlight w:val="white"/>
-          <w:lang w:val="en-US"/>
-        </w:rPr>
-        <w:t xml:space="preserve"> encrypt1 = square1[row2, col1];</w:t>
-      </w:r>
-    </w:p>
-    <w:p>
-      <w:pPr>
-        <w:autoSpaceDE w:val="0"/>
-        <w:autoSpaceDN w:val="0"/>
-        <w:adjustRightInd w:val="0"/>
-        <w:spacing w:after="0" w:line="240" w:lineRule="auto"/>
-        <w:rPr>
-          <w:rFonts w:ascii="Cascadia Mono" w:hAnsi="Cascadia Mono" w:cs="Cascadia Mono"/>
-          <w:color w:val="000000"/>
-          <w:sz w:val="19"/>
-          <w:szCs w:val="19"/>
-          <w:highlight w:val="white"/>
-          <w:lang w:val="en-US"/>
-        </w:rPr>
-      </w:pPr>
-      <w:r>
-        <w:rPr>
-          <w:rFonts w:ascii="Cascadia Mono" w:hAnsi="Cascadia Mono" w:cs="Cascadia Mono"/>
-          <w:color w:val="000000"/>
-          <w:sz w:val="19"/>
-          <w:szCs w:val="19"/>
-          <w:highlight w:val="white"/>
-          <w:lang w:val="en-US"/>
-        </w:rPr>
-        <w:t xml:space="preserve">                 </w:t>
-      </w:r>
-      <w:r>
-        <w:rPr>
-          <w:rFonts w:ascii="Cascadia Mono" w:hAnsi="Cascadia Mono" w:cs="Cascadia Mono"/>
-          <w:color w:val="0000FF"/>
-          <w:sz w:val="19"/>
-          <w:szCs w:val="19"/>
-          <w:highlight w:val="white"/>
-          <w:lang w:val="en-US"/>
-        </w:rPr>
-        <w:t>char</w:t>
-      </w:r>
-      <w:r>
-        <w:rPr>
-          <w:rFonts w:ascii="Cascadia Mono" w:hAnsi="Cascadia Mono" w:cs="Cascadia Mono"/>
-          <w:color w:val="000000"/>
-          <w:sz w:val="19"/>
-          <w:szCs w:val="19"/>
-          <w:highlight w:val="white"/>
-          <w:lang w:val="en-US"/>
-        </w:rPr>
-        <w:t xml:space="preserve"> encrypt2 = square2[row1, col2];</w:t>
-      </w:r>
-    </w:p>
-    <w:p>
-      <w:pPr>
-        <w:autoSpaceDE w:val="0"/>
-        <w:autoSpaceDN w:val="0"/>
-        <w:adjustRightInd w:val="0"/>
-        <w:spacing w:after="0" w:line="240" w:lineRule="auto"/>
-        <w:rPr>
-          <w:rFonts w:ascii="Cascadia Mono" w:hAnsi="Cascadia Mono" w:cs="Cascadia Mono"/>
-          <w:color w:val="000000"/>
-          <w:sz w:val="19"/>
-          <w:szCs w:val="19"/>
-          <w:highlight w:val="white"/>
-          <w:lang w:val="en-US"/>
-        </w:rPr>
-      </w:pPr>
-      <w:r>
-        <w:rPr>
-          <w:rFonts w:ascii="Cascadia Mono" w:hAnsi="Cascadia Mono" w:cs="Cascadia Mono"/>
-          <w:color w:val="000000"/>
-          <w:sz w:val="19"/>
-          <w:szCs w:val="19"/>
-          <w:highlight w:val="white"/>
-          <w:lang w:val="en-US"/>
-        </w:rPr>
-        <w:t xml:space="preserve">                 answer = encrypt1.ToString() + encrypt2.ToString();</w:t>
-      </w:r>
-    </w:p>
-    <w:p>
-      <w:pPr>
-        <w:autoSpaceDE w:val="0"/>
-        <w:autoSpaceDN w:val="0"/>
-        <w:adjustRightInd w:val="0"/>
-        <w:spacing w:after="0" w:line="240" w:lineRule="auto"/>
-        <w:rPr>
-          <w:rFonts w:ascii="Cascadia Mono" w:hAnsi="Cascadia Mono" w:cs="Cascadia Mono"/>
-          <w:color w:val="000000"/>
-          <w:sz w:val="19"/>
-          <w:szCs w:val="19"/>
-          <w:highlight w:val="white"/>
-          <w:lang w:val="en-US"/>
-        </w:rPr>
-      </w:pPr>
-      <w:r>
-        <w:rPr>
-          <w:rFonts w:ascii="Cascadia Mono" w:hAnsi="Cascadia Mono" w:cs="Cascadia Mono"/>
-          <w:color w:val="000000"/>
-          <w:sz w:val="19"/>
-          <w:szCs w:val="19"/>
-          <w:highlight w:val="white"/>
-          <w:lang w:val="en-US"/>
-        </w:rPr>
-        <w:t xml:space="preserve">             }</w:t>
-      </w:r>
-    </w:p>
-    <w:p>
-      <w:pPr>
-        <w:autoSpaceDE w:val="0"/>
-        <w:autoSpaceDN w:val="0"/>
-        <w:adjustRightInd w:val="0"/>
-        <w:spacing w:after="0" w:line="240" w:lineRule="auto"/>
-        <w:rPr>
-          <w:rFonts w:ascii="Cascadia Mono" w:hAnsi="Cascadia Mono" w:cs="Cascadia Mono"/>
-          <w:color w:val="0000FF"/>
-          <w:sz w:val="19"/>
-          <w:szCs w:val="19"/>
-          <w:highlight w:val="white"/>
-          <w:lang w:val="en-US"/>
-        </w:rPr>
-      </w:pPr>
-      <w:r>
-        <w:rPr>
-          <w:rFonts w:ascii="Cascadia Mono" w:hAnsi="Cascadia Mono" w:cs="Cascadia Mono"/>
-          <w:color w:val="000000"/>
-          <w:sz w:val="19"/>
-          <w:szCs w:val="19"/>
-          <w:highlight w:val="white"/>
-          <w:lang w:val="en-US"/>
-        </w:rPr>
-        <w:t xml:space="preserve">             </w:t>
-      </w:r>
-      <w:r>
-        <w:rPr>
-          <w:rFonts w:ascii="Cascadia Mono" w:hAnsi="Cascadia Mono" w:cs="Cascadia Mono"/>
-          <w:color w:val="0000FF"/>
-          <w:sz w:val="19"/>
-          <w:szCs w:val="19"/>
-          <w:highlight w:val="white"/>
-          <w:lang w:val="en-US"/>
-        </w:rPr>
-        <w:t>else</w:t>
-      </w:r>
-    </w:p>
-    <w:p>
-      <w:pPr>
-        <w:autoSpaceDE w:val="0"/>
-        <w:autoSpaceDN w:val="0"/>
-        <w:adjustRightInd w:val="0"/>
-        <w:spacing w:after="0" w:line="240" w:lineRule="auto"/>
-        <w:rPr>
-          <w:rFonts w:ascii="Cascadia Mono" w:hAnsi="Cascadia Mono" w:cs="Cascadia Mono"/>
-          <w:color w:val="000000"/>
-          <w:sz w:val="19"/>
-          <w:szCs w:val="19"/>
-          <w:highlight w:val="white"/>
-          <w:lang w:val="en-US"/>
-        </w:rPr>
-      </w:pPr>
-      <w:r>
-        <w:rPr>
-          <w:rFonts w:ascii="Cascadia Mono" w:hAnsi="Cascadia Mono" w:cs="Cascadia Mono"/>
-          <w:color w:val="000000"/>
-          <w:sz w:val="19"/>
-          <w:szCs w:val="19"/>
-          <w:highlight w:val="white"/>
-          <w:lang w:val="en-US"/>
-        </w:rPr>
-        <w:t xml:space="preserve">             {</w:t>
-      </w:r>
-    </w:p>
-    <w:p>
-      <w:pPr>
-        <w:autoSpaceDE w:val="0"/>
-        <w:autoSpaceDN w:val="0"/>
-        <w:adjustRightInd w:val="0"/>
-        <w:spacing w:after="0" w:line="240" w:lineRule="auto"/>
-        <w:rPr>
-          <w:rFonts w:ascii="Cascadia Mono" w:hAnsi="Cascadia Mono" w:cs="Cascadia Mono"/>
-          <w:color w:val="000000"/>
-          <w:sz w:val="19"/>
-          <w:szCs w:val="19"/>
-          <w:highlight w:val="white"/>
-          <w:lang w:val="en-US"/>
-        </w:rPr>
-      </w:pPr>
-      <w:r>
-        <w:rPr>
-          <w:rFonts w:ascii="Cascadia Mono" w:hAnsi="Cascadia Mono" w:cs="Cascadia Mono"/>
-          <w:color w:val="000000"/>
-          <w:sz w:val="19"/>
-          <w:szCs w:val="19"/>
-          <w:highlight w:val="white"/>
-          <w:lang w:val="en-US"/>
-        </w:rPr>
-        <w:t xml:space="preserve">                 </w:t>
-      </w:r>
-      <w:r>
-        <w:rPr>
-          <w:rFonts w:ascii="Cascadia Mono" w:hAnsi="Cascadia Mono" w:cs="Cascadia Mono"/>
-          <w:color w:val="0000FF"/>
-          <w:sz w:val="19"/>
-          <w:szCs w:val="19"/>
-          <w:highlight w:val="white"/>
-          <w:lang w:val="en-US"/>
-        </w:rPr>
-        <w:t>char</w:t>
-      </w:r>
-      <w:r>
-        <w:rPr>
-          <w:rFonts w:ascii="Cascadia Mono" w:hAnsi="Cascadia Mono" w:cs="Cascadia Mono"/>
-          <w:color w:val="000000"/>
-          <w:sz w:val="19"/>
-          <w:szCs w:val="19"/>
-          <w:highlight w:val="white"/>
-          <w:lang w:val="en-US"/>
-        </w:rPr>
-        <w:t xml:space="preserve"> encrypt1 = square1[row1, col2];</w:t>
-      </w:r>
-    </w:p>
-    <w:p>
-      <w:pPr>
-        <w:autoSpaceDE w:val="0"/>
-        <w:autoSpaceDN w:val="0"/>
-        <w:adjustRightInd w:val="0"/>
-        <w:spacing w:after="0" w:line="240" w:lineRule="auto"/>
-        <w:rPr>
-          <w:rFonts w:ascii="Cascadia Mono" w:hAnsi="Cascadia Mono" w:cs="Cascadia Mono"/>
-          <w:color w:val="000000"/>
-          <w:sz w:val="19"/>
-          <w:szCs w:val="19"/>
-          <w:highlight w:val="white"/>
-          <w:lang w:val="en-US"/>
-        </w:rPr>
-      </w:pPr>
-      <w:r>
-        <w:rPr>
-          <w:rFonts w:ascii="Cascadia Mono" w:hAnsi="Cascadia Mono" w:cs="Cascadia Mono"/>
-          <w:color w:val="000000"/>
-          <w:sz w:val="19"/>
-          <w:szCs w:val="19"/>
-          <w:highlight w:val="white"/>
-          <w:lang w:val="en-US"/>
-        </w:rPr>
-        <w:lastRenderedPageBreak/>
-        <w:t xml:space="preserve">                 </w:t>
-      </w:r>
-      <w:r>
-        <w:rPr>
-          <w:rFonts w:ascii="Cascadia Mono" w:hAnsi="Cascadia Mono" w:cs="Cascadia Mono"/>
-          <w:color w:val="0000FF"/>
-          <w:sz w:val="19"/>
-          <w:szCs w:val="19"/>
-          <w:highlight w:val="white"/>
-          <w:lang w:val="en-US"/>
-        </w:rPr>
-        <w:t>char</w:t>
-      </w:r>
-      <w:r>
-        <w:rPr>
-          <w:rFonts w:ascii="Cascadia Mono" w:hAnsi="Cascadia Mono" w:cs="Cascadia Mono"/>
-          <w:color w:val="000000"/>
-          <w:sz w:val="19"/>
-          <w:szCs w:val="19"/>
-          <w:highlight w:val="white"/>
-          <w:lang w:val="en-US"/>
-        </w:rPr>
-        <w:t xml:space="preserve"> encrypt2 = square2[row2, col1];</w:t>
-      </w:r>
-    </w:p>
-    <w:p>
-      <w:pPr>
-        <w:autoSpaceDE w:val="0"/>
-        <w:autoSpaceDN w:val="0"/>
-        <w:adjustRightInd w:val="0"/>
-        <w:spacing w:after="0" w:line="240" w:lineRule="auto"/>
-        <w:rPr>
-          <w:rFonts w:ascii="Cascadia Mono" w:hAnsi="Cascadia Mono" w:cs="Cascadia Mono"/>
-          <w:color w:val="000000"/>
-          <w:sz w:val="19"/>
-          <w:szCs w:val="19"/>
-          <w:highlight w:val="white"/>
-          <w:lang w:val="en-US"/>
-        </w:rPr>
-      </w:pPr>
-      <w:r>
-        <w:rPr>
-          <w:rFonts w:ascii="Cascadia Mono" w:hAnsi="Cascadia Mono" w:cs="Cascadia Mono"/>
-          <w:color w:val="000000"/>
-          <w:sz w:val="19"/>
-          <w:szCs w:val="19"/>
-          <w:highlight w:val="white"/>
-          <w:lang w:val="en-US"/>
-        </w:rPr>
-        <w:t xml:space="preserve">                 answer = encrypt1.ToString() + encrypt2.ToString();</w:t>
-      </w:r>
-    </w:p>
-    <w:p>
-      <w:pPr>
-        <w:autoSpaceDE w:val="0"/>
-        <w:autoSpaceDN w:val="0"/>
-        <w:adjustRightInd w:val="0"/>
-        <w:spacing w:after="0" w:line="240" w:lineRule="auto"/>
-        <w:rPr>
-          <w:rFonts w:ascii="Cascadia Mono" w:hAnsi="Cascadia Mono" w:cs="Cascadia Mono"/>
-          <w:color w:val="000000"/>
-          <w:sz w:val="19"/>
-          <w:szCs w:val="19"/>
-          <w:highlight w:val="white"/>
-          <w:lang w:val="en-US"/>
-        </w:rPr>
-      </w:pPr>
-      <w:r>
-        <w:rPr>
-          <w:rFonts w:ascii="Cascadia Mono" w:hAnsi="Cascadia Mono" w:cs="Cascadia Mono"/>
-          <w:color w:val="000000"/>
-          <w:sz w:val="19"/>
-          <w:szCs w:val="19"/>
-          <w:highlight w:val="white"/>
-          <w:lang w:val="en-US"/>
-        </w:rPr>
-        <w:t xml:space="preserve">             }</w:t>
-      </w:r>
-    </w:p>
-    <w:p>
-      <w:pPr>
-        <w:autoSpaceDE w:val="0"/>
-        <w:autoSpaceDN w:val="0"/>
-        <w:adjustRightInd w:val="0"/>
-        <w:spacing w:after="0" w:line="240" w:lineRule="auto"/>
-        <w:rPr>
-          <w:rFonts w:ascii="Cascadia Mono" w:hAnsi="Cascadia Mono" w:cs="Cascadia Mono"/>
-          <w:color w:val="000000"/>
-          <w:sz w:val="19"/>
-          <w:szCs w:val="19"/>
-          <w:highlight w:val="white"/>
-          <w:lang w:val="en-US"/>
-        </w:rPr>
-      </w:pPr>
-      <w:r>
-        <w:rPr>
-          <w:rFonts w:ascii="Cascadia Mono" w:hAnsi="Cascadia Mono" w:cs="Cascadia Mono"/>
-          <w:color w:val="000000"/>
-          <w:sz w:val="19"/>
-          <w:szCs w:val="19"/>
-          <w:highlight w:val="white"/>
-          <w:lang w:val="en-US"/>
-        </w:rPr>
-        <w:t xml:space="preserve">         }</w:t>
-      </w:r>
-    </w:p>
-    <w:p>
-      <w:pPr>
-        <w:autoSpaceDE w:val="0"/>
-        <w:autoSpaceDN w:val="0"/>
-        <w:adjustRightInd w:val="0"/>
-        <w:spacing w:after="0" w:line="240" w:lineRule="auto"/>
-        <w:rPr>
-          <w:rFonts w:ascii="Cascadia Mono" w:hAnsi="Cascadia Mono" w:cs="Cascadia Mono"/>
-          <w:color w:val="000000"/>
-          <w:sz w:val="19"/>
-          <w:szCs w:val="19"/>
-          <w:highlight w:val="white"/>
-          <w:lang w:val="en-US"/>
-        </w:rPr>
-      </w:pPr>
-    </w:p>
-    <w:p>
-      <w:pPr>
-        <w:autoSpaceDE w:val="0"/>
-        <w:autoSpaceDN w:val="0"/>
-        <w:adjustRightInd w:val="0"/>
-        <w:spacing w:after="0" w:line="240" w:lineRule="auto"/>
-        <w:rPr>
-          <w:rFonts w:ascii="Cascadia Mono" w:hAnsi="Cascadia Mono" w:cs="Cascadia Mono"/>
-          <w:color w:val="000000"/>
-          <w:sz w:val="19"/>
-          <w:szCs w:val="19"/>
-          <w:highlight w:val="white"/>
-          <w:lang w:val="en-US"/>
-        </w:rPr>
-      </w:pPr>
-    </w:p>
-    <w:p>
-      <w:pPr>
-        <w:autoSpaceDE w:val="0"/>
-        <w:autoSpaceDN w:val="0"/>
-        <w:adjustRightInd w:val="0"/>
-        <w:spacing w:after="0" w:line="240" w:lineRule="auto"/>
-        <w:rPr>
-          <w:rFonts w:ascii="Cascadia Mono" w:hAnsi="Cascadia Mono" w:cs="Cascadia Mono"/>
-          <w:color w:val="000000"/>
-          <w:sz w:val="19"/>
-          <w:szCs w:val="19"/>
-          <w:highlight w:val="white"/>
-          <w:lang w:val="en-US"/>
-        </w:rPr>
-      </w:pPr>
-      <w:r>
-        <w:rPr>
-          <w:rFonts w:ascii="Cascadia Mono" w:hAnsi="Cascadia Mono" w:cs="Cascadia Mono"/>
-          <w:color w:val="000000"/>
-          <w:sz w:val="19"/>
-          <w:szCs w:val="19"/>
-          <w:highlight w:val="white"/>
-          <w:lang w:val="en-US"/>
-        </w:rPr>
-        <w:t xml:space="preserve">         bigResult += answer + </w:t>
-      </w:r>
-      <w:r>
-        <w:rPr>
-          <w:rFonts w:ascii="Cascadia Mono" w:hAnsi="Cascadia Mono" w:cs="Cascadia Mono"/>
-          <w:color w:val="A31515"/>
-          <w:sz w:val="19"/>
-          <w:szCs w:val="19"/>
-          <w:highlight w:val="white"/>
-          <w:lang w:val="en-US"/>
-        </w:rPr>
-        <w:t>"||"</w:t>
-      </w:r>
-      <w:r>
-        <w:rPr>
-          <w:rFonts w:ascii="Cascadia Mono" w:hAnsi="Cascadia Mono" w:cs="Cascadia Mono"/>
-          <w:color w:val="000000"/>
-          <w:sz w:val="19"/>
-          <w:szCs w:val="19"/>
-          <w:highlight w:val="white"/>
-          <w:lang w:val="en-US"/>
-        </w:rPr>
-        <w:t>;</w:t>
-      </w:r>
-    </w:p>
-    <w:p>
-      <w:pPr>
-        <w:autoSpaceDE w:val="0"/>
-        <w:autoSpaceDN w:val="0"/>
-        <w:adjustRightInd w:val="0"/>
-        <w:spacing w:after="0" w:line="240" w:lineRule="auto"/>
-        <w:rPr>
-          <w:rFonts w:ascii="Cascadia Mono" w:hAnsi="Cascadia Mono" w:cs="Cascadia Mono"/>
-          <w:color w:val="000000"/>
-          <w:sz w:val="19"/>
-          <w:szCs w:val="19"/>
-          <w:highlight w:val="white"/>
-          <w:lang w:val="en-US"/>
-        </w:rPr>
-      </w:pPr>
-      <w:r>
-        <w:rPr>
-          <w:rFonts w:ascii="Cascadia Mono" w:hAnsi="Cascadia Mono" w:cs="Cascadia Mono"/>
-          <w:color w:val="000000"/>
-          <w:sz w:val="19"/>
-          <w:szCs w:val="19"/>
-          <w:highlight w:val="white"/>
-          <w:lang w:val="en-US"/>
-        </w:rPr>
-        <w:t xml:space="preserve">         result += answer;</w:t>
-      </w:r>
-    </w:p>
-    <w:p>
-      <w:pPr>
-        <w:autoSpaceDE w:val="0"/>
-        <w:autoSpaceDN w:val="0"/>
-        <w:adjustRightInd w:val="0"/>
-        <w:spacing w:after="0" w:line="240" w:lineRule="auto"/>
-        <w:rPr>
-          <w:rFonts w:ascii="Cascadia Mono" w:hAnsi="Cascadia Mono" w:cs="Cascadia Mono"/>
-          <w:color w:val="000000"/>
-          <w:sz w:val="19"/>
-          <w:szCs w:val="19"/>
-          <w:highlight w:val="white"/>
-          <w:lang w:val="en-US"/>
-        </w:rPr>
-      </w:pPr>
-      <w:r>
-        <w:rPr>
-          <w:rFonts w:ascii="Cascadia Mono" w:hAnsi="Cascadia Mono" w:cs="Cascadia Mono"/>
-          <w:color w:val="000000"/>
-          <w:sz w:val="19"/>
-          <w:szCs w:val="19"/>
-          <w:highlight w:val="white"/>
-          <w:lang w:val="en-US"/>
-        </w:rPr>
-        <w:t xml:space="preserve">     }</w:t>
-      </w:r>
-    </w:p>
-    <w:p>
-      <w:pPr>
-        <w:autoSpaceDE w:val="0"/>
-        <w:autoSpaceDN w:val="0"/>
-        <w:adjustRightInd w:val="0"/>
-        <w:spacing w:after="0" w:line="240" w:lineRule="auto"/>
-        <w:rPr>
-          <w:rFonts w:ascii="Cascadia Mono" w:hAnsi="Cascadia Mono" w:cs="Cascadia Mono"/>
-          <w:color w:val="000000"/>
-          <w:sz w:val="19"/>
-          <w:szCs w:val="19"/>
-          <w:highlight w:val="white"/>
-          <w:lang w:val="en-US"/>
-        </w:rPr>
-      </w:pPr>
-      <w:r>
-        <w:rPr>
-          <w:rFonts w:ascii="Cascadia Mono" w:hAnsi="Cascadia Mono" w:cs="Cascadia Mono"/>
-          <w:color w:val="000000"/>
-          <w:sz w:val="19"/>
-          <w:szCs w:val="19"/>
-          <w:highlight w:val="white"/>
-          <w:lang w:val="en-US"/>
-        </w:rPr>
-        <w:t xml:space="preserve">     </w:t>
-      </w:r>
-      <w:r>
-        <w:rPr>
-          <w:rFonts w:ascii="Cascadia Mono" w:hAnsi="Cascadia Mono" w:cs="Cascadia Mono"/>
-          <w:color w:val="2B91AF"/>
-          <w:sz w:val="19"/>
-          <w:szCs w:val="19"/>
-          <w:highlight w:val="white"/>
-          <w:lang w:val="en-US"/>
-        </w:rPr>
-        <w:t>Console</w:t>
-      </w:r>
-      <w:r>
-        <w:rPr>
-          <w:rFonts w:ascii="Cascadia Mono" w:hAnsi="Cascadia Mono" w:cs="Cascadia Mono"/>
-          <w:color w:val="000000"/>
-          <w:sz w:val="19"/>
-          <w:szCs w:val="19"/>
-          <w:highlight w:val="white"/>
-          <w:lang w:val="en-US"/>
-        </w:rPr>
-        <w:t>.WriteLine(bigResult);</w:t>
-      </w:r>
-    </w:p>
-    <w:p>
-      <w:pPr>
-        <w:autoSpaceDE w:val="0"/>
-        <w:autoSpaceDN w:val="0"/>
-        <w:adjustRightInd w:val="0"/>
-        <w:spacing w:after="0" w:line="240" w:lineRule="auto"/>
-        <w:rPr>
-          <w:rFonts w:ascii="Cascadia Mono" w:hAnsi="Cascadia Mono" w:cs="Cascadia Mono"/>
-          <w:color w:val="000000"/>
-          <w:sz w:val="19"/>
-          <w:szCs w:val="19"/>
-          <w:highlight w:val="white"/>
-          <w:lang w:val="en-US"/>
-        </w:rPr>
-      </w:pPr>
-    </w:p>
-    <w:p>
-      <w:pPr>
-        <w:autoSpaceDE w:val="0"/>
-        <w:autoSpaceDN w:val="0"/>
-        <w:adjustRightInd w:val="0"/>
-        <w:spacing w:after="0" w:line="240" w:lineRule="auto"/>
-        <w:rPr>
-          <w:rFonts w:ascii="Cascadia Mono" w:hAnsi="Cascadia Mono" w:cs="Cascadia Mono"/>
-          <w:color w:val="000000"/>
-          <w:sz w:val="19"/>
-          <w:szCs w:val="19"/>
-          <w:highlight w:val="white"/>
-        </w:rPr>
-      </w:pPr>
-      <w:r>
-        <w:rPr>
-          <w:rFonts w:ascii="Cascadia Mono" w:hAnsi="Cascadia Mono" w:cs="Cascadia Mono"/>
-          <w:color w:val="000000"/>
-          <w:sz w:val="19"/>
-          <w:szCs w:val="19"/>
-          <w:highlight w:val="white"/>
-          <w:lang w:val="en-US"/>
-        </w:rPr>
-        <w:t xml:space="preserve">     </w:t>
-      </w:r>
-      <w:r>
-        <w:rPr>
-          <w:rFonts w:ascii="Cascadia Mono" w:hAnsi="Cascadia Mono" w:cs="Cascadia Mono"/>
-          <w:color w:val="0000FF"/>
-          <w:sz w:val="19"/>
-          <w:szCs w:val="19"/>
-          <w:highlight w:val="white"/>
-        </w:rPr>
-        <w:t>return</w:t>
-      </w:r>
-      <w:r>
-        <w:rPr>
-          <w:rFonts w:ascii="Cascadia Mono" w:hAnsi="Cascadia Mono" w:cs="Cascadia Mono"/>
-          <w:color w:val="000000"/>
-          <w:sz w:val="19"/>
-          <w:szCs w:val="19"/>
-          <w:highlight w:val="white"/>
-        </w:rPr>
-        <w:t xml:space="preserve"> result;</w:t>
-      </w:r>
-    </w:p>
-    <w:p>
-      <w:pPr>
-        <w:autoSpaceDE w:val="0"/>
-        <w:autoSpaceDN w:val="0"/>
-        <w:adjustRightInd w:val="0"/>
-        <w:spacing w:after="0" w:line="240" w:lineRule="auto"/>
-        <w:rPr>
-          <w:rFonts w:ascii="Times New Roman" w:hAnsi="Times New Roman" w:cs="Times New Roman"/>
-          <w:b/>
-          <w:bCs/>
-          <w:sz w:val="28"/>
-          <w:szCs w:val="28"/>
-        </w:rPr>
-      </w:pPr>
-      <w:r>
-        <w:rPr>
-          <w:rFonts w:ascii="Cascadia Mono" w:hAnsi="Cascadia Mono" w:cs="Cascadia Mono"/>
-          <w:color w:val="000000"/>
-          <w:sz w:val="19"/>
-          <w:szCs w:val="19"/>
-          <w:highlight w:val="white"/>
-        </w:rPr>
-        <w:t xml:space="preserve"> }</w:t>
-      </w:r>
-    </w:p>
-    <w:p>
-      <w:pPr>
-        <w:rPr>
-          <w:rFonts w:ascii="Times New Roman" w:hAnsi="Times New Roman" w:cs="Times New Roman"/>
-          <w:b/>
-          <w:bCs/>
-          <w:sz w:val="28"/>
-          <w:szCs w:val="28"/>
-        </w:rPr>
-      </w:pPr>
-    </w:p>
-    <w:p>
-      <w:pPr>
-        <w:rPr>
-          <w:rFonts w:ascii="Times New Roman" w:hAnsi="Times New Roman" w:cs="Times New Roman"/>
-          <w:b/>
-          <w:bCs/>
-          <w:sz w:val="28"/>
-          <w:szCs w:val="28"/>
-        </w:rPr>
-      </w:pPr>
-    </w:p>
-    <w:p>
-      <w:pPr>
         <w:rPr>
           <w:rFonts w:ascii="Times New Roman" w:hAnsi="Times New Roman" w:cs="Times New Roman"/>
           <w:b/>
@@ -6238,7 +1343,102 @@
           <w:sz w:val="28"/>
           <w:szCs w:val="28"/>
         </w:rPr>
-        <w:t>Вывод</w:t>
+        <w:lastRenderedPageBreak/>
+        <w:t>Шифрование</w:t>
+      </w:r>
+    </w:p>
+    <w:p>
+      <w:pPr>
+        <w:spacing w:line="240" w:lineRule="auto"/>
+        <w:ind w:hanging="1418"/>
+        <w:rPr>
+          <w:rFonts w:ascii="Times New Roman" w:hAnsi="Times New Roman" w:cs="Times New Roman"/>
+          <w:b/>
+          <w:bCs/>
+          <w:sz w:val="28"/>
+          <w:szCs w:val="28"/>
+          <w:lang w:val="en-US"/>
+        </w:rPr>
+      </w:pPr>
+      <w:r>
+        <w:rPr>
+          <w:noProof/>
+        </w:rPr>
+        <w:drawing>
+          <wp:inline distT="0" distB="0" distL="0" distR="0" wp14:anchorId="18BE6821" wp14:editId="0FC8C46D">
+            <wp:extent cx="8916162" cy="6504844"/>
+            <wp:effectExtent l="5715" t="0" r="5080" b="5080"/>
+            <wp:docPr id="6" name="Рисунок 6"/>
+            <wp:cNvGraphicFramePr>
+              <a:graphicFrameLocks xmlns:a="http://schemas.openxmlformats.org/drawingml/2006/main" noChangeAspect="1"/>
+            </wp:cNvGraphicFramePr>
+            <a:graphic xmlns:a="http://schemas.openxmlformats.org/drawingml/2006/main">
+              <a:graphicData uri="http://schemas.openxmlformats.org/drawingml/2006/picture">
+                <pic:pic xmlns:pic="http://schemas.openxmlformats.org/drawingml/2006/picture">
+                  <pic:nvPicPr>
+                    <pic:cNvPr id="0" name="Picture 3"/>
+                    <pic:cNvPicPr>
+                      <a:picLocks noChangeAspect="1" noChangeArrowheads="1"/>
+                    </pic:cNvPicPr>
+                  </pic:nvPicPr>
+                  <pic:blipFill rotWithShape="1">
+                    <a:blip r:embed="rId11">
+                      <a:extLst>
+                        <a:ext uri="{28A0092B-C50C-407E-A947-70E740481C1C}">
+                          <a14:useLocalDpi xmlns:a14="http://schemas.microsoft.com/office/drawing/2010/main" val="0"/>
+                        </a:ext>
+                      </a:extLst>
+                    </a:blip>
+                    <a:srcRect b="6826"/>
+                    <a:stretch/>
+                  </pic:blipFill>
+                  <pic:spPr bwMode="auto">
+                    <a:xfrm rot="5400000">
+                      <a:off x="0" y="0"/>
+                      <a:ext cx="8989674" cy="6558475"/>
+                    </a:xfrm>
+                    <a:prstGeom prst="rect">
+                      <a:avLst/>
+                    </a:prstGeom>
+                    <a:noFill/>
+                    <a:ln>
+                      <a:noFill/>
+                    </a:ln>
+                    <a:extLst>
+                      <a:ext uri="{53640926-AAD7-44D8-BBD7-CCE9431645EC}">
+                        <a14:shadowObscured xmlns:a14="http://schemas.microsoft.com/office/drawing/2010/main"/>
+                      </a:ext>
+                    </a:extLst>
+                  </pic:spPr>
+                </pic:pic>
+              </a:graphicData>
+            </a:graphic>
+          </wp:inline>
+        </w:drawing>
+      </w:r>
+    </w:p>
+    <w:p>
+      <w:pPr>
+        <w:spacing w:line="240" w:lineRule="auto"/>
+        <w:jc w:val="center"/>
+        <w:rPr>
+          <w:rFonts w:ascii="Times New Roman" w:hAnsi="Times New Roman" w:cs="Times New Roman"/>
+          <w:b/>
+          <w:bCs/>
+          <w:sz w:val="28"/>
+          <w:szCs w:val="28"/>
+        </w:rPr>
+      </w:pPr>
+      <w:r>
+        <w:rPr>
+          <w:rFonts w:ascii="Times New Roman" w:hAnsi="Times New Roman" w:cs="Times New Roman"/>
+          <w:b/>
+          <w:bCs/>
+          <w:sz w:val="28"/>
+          <w:szCs w:val="28"/>
+        </w:rPr>
+        <w:lastRenderedPageBreak/>
+        <w:t>Рас</w:t>
       </w:r>
       <w:r>
         <w:rPr>
@@ -6248,9 +1448,13 @@
           <w:sz w:val="28"/>
           <w:szCs w:val="28"/>
         </w:rPr>
-        <w:t xml:space="preserve"> </w:t>
+        <w:t>шифрование</w:t>
       </w:r>
-      <w:r>
+    </w:p>
+    <w:p>
+      <w:pPr>
+        <w:spacing w:line="240" w:lineRule="auto"/>
+        <w:ind w:left="-1276" w:firstLine="283"/>
         <w:rPr>
           <w:rFonts w:ascii="Times New Roman" w:hAnsi="Times New Roman" w:cs="Times New Roman"/>
           <w:b/>
@@ -6258,96 +1462,59 @@
           <w:sz w:val="28"/>
           <w:szCs w:val="28"/>
         </w:rPr>
-        <w:t>по</w:t>
-      </w:r>
-      <w:r>
-        <w:rPr>
-          <w:rFonts w:ascii="Times New Roman" w:hAnsi="Times New Roman" w:cs="Times New Roman"/>
-          <w:b/>
-          <w:bCs/>
-          <w:sz w:val="28"/>
-          <w:szCs w:val="28"/>
-        </w:rPr>
-        <w:t xml:space="preserve"> </w:t>
-      </w:r>
-      <w:r>
-        <w:rPr>
-          <w:rFonts w:ascii="Times New Roman" w:hAnsi="Times New Roman" w:cs="Times New Roman"/>
-          <w:b/>
-          <w:bCs/>
-          <w:sz w:val="28"/>
-          <w:szCs w:val="28"/>
-        </w:rPr>
-        <w:t>работе</w:t>
-      </w:r>
-      <w:r>
-        <w:rPr>
-          <w:rFonts w:ascii="Times New Roman" w:hAnsi="Times New Roman" w:cs="Times New Roman"/>
-          <w:b/>
-          <w:bCs/>
-          <w:sz w:val="28"/>
-          <w:szCs w:val="28"/>
-        </w:rPr>
-        <w:t>.</w:t>
-      </w:r>
-    </w:p>
-    <w:p>
-      <w:pPr>
-        <w:rPr>
-          <w:rFonts w:ascii="Times New Roman" w:hAnsi="Times New Roman" w:cs="Times New Roman"/>
-          <w:sz w:val="28"/>
-          <w:szCs w:val="28"/>
-        </w:rPr>
       </w:pPr>
       <w:r>
         <w:rPr>
-          <w:rFonts w:ascii="Times New Roman" w:hAnsi="Times New Roman" w:cs="Times New Roman"/>
-          <w:sz w:val="28"/>
-          <w:szCs w:val="28"/>
+          <w:noProof/>
         </w:rPr>
-        <w:t xml:space="preserve">В данной работе я </w:t>
-      </w:r>
-      <w:r>
-        <w:rPr>
-          <w:rFonts w:ascii="Times New Roman" w:hAnsi="Times New Roman" w:cs="Times New Roman"/>
-          <w:sz w:val="28"/>
-          <w:szCs w:val="28"/>
-        </w:rPr>
-        <w:t xml:space="preserve">зашифровал и расшифровал открытый текст </w:t>
-      </w:r>
-      <w:r>
-        <w:rPr>
-          <w:rFonts w:ascii="Times New Roman" w:eastAsia="Times New Roman" w:hAnsi="Times New Roman" w:cs="Times New Roman"/>
-          <w:color w:val="000000"/>
-          <w:sz w:val="28"/>
-          <w:szCs w:val="28"/>
-          <w:lang w:eastAsia="ru-RU"/>
-        </w:rPr>
-        <w:t>использованием системы Вижинера и шифра «Двойной квадрат» Уитстона</w:t>
-      </w:r>
-      <w:r>
-        <w:rPr>
-          <w:rFonts w:ascii="Times New Roman" w:hAnsi="Times New Roman" w:cs="Times New Roman"/>
-          <w:sz w:val="28"/>
-          <w:szCs w:val="28"/>
-        </w:rPr>
-        <w:t xml:space="preserve">, а также реализовал </w:t>
-      </w:r>
-      <w:r>
-        <w:rPr>
-          <w:rFonts w:ascii="Times New Roman" w:hAnsi="Times New Roman" w:cs="Times New Roman"/>
-          <w:sz w:val="28"/>
-          <w:szCs w:val="28"/>
-        </w:rPr>
-        <w:t>программу</w:t>
-      </w:r>
-      <w:r>
-        <w:rPr>
-          <w:rFonts w:ascii="Times New Roman" w:hAnsi="Times New Roman" w:cs="Times New Roman"/>
-          <w:sz w:val="28"/>
-          <w:szCs w:val="28"/>
-        </w:rPr>
-        <w:t xml:space="preserve"> на языке C#.</w:t>
+        <w:drawing>
+          <wp:inline distT="0" distB="0" distL="0" distR="0" wp14:anchorId="5CC89C70" wp14:editId="427D610E">
+            <wp:extent cx="8839087" cy="6921984"/>
+            <wp:effectExtent l="6033" t="0" r="6667" b="6668"/>
+            <wp:docPr id="7" name="Рисунок 7"/>
+            <wp:cNvGraphicFramePr>
+              <a:graphicFrameLocks xmlns:a="http://schemas.openxmlformats.org/drawingml/2006/main" noChangeAspect="1"/>
+            </wp:cNvGraphicFramePr>
+            <a:graphic xmlns:a="http://schemas.openxmlformats.org/drawingml/2006/main">
+              <a:graphicData uri="http://schemas.openxmlformats.org/drawingml/2006/picture">
+                <pic:pic xmlns:pic="http://schemas.openxmlformats.org/drawingml/2006/picture">
+                  <pic:nvPicPr>
+                    <pic:cNvPr id="0" name="Picture 5"/>
+                    <pic:cNvPicPr>
+                      <a:picLocks noChangeAspect="1" noChangeArrowheads="1"/>
+                    </pic:cNvPicPr>
+                  </pic:nvPicPr>
+                  <pic:blipFill>
+                    <a:blip r:embed="rId12">
+                      <a:extLst>
+                        <a:ext uri="{28A0092B-C50C-407E-A947-70E740481C1C}">
+                          <a14:useLocalDpi xmlns:a14="http://schemas.microsoft.com/office/drawing/2010/main" val="0"/>
+                        </a:ext>
+                      </a:extLst>
+                    </a:blip>
+                    <a:srcRect/>
+                    <a:stretch>
+                      <a:fillRect/>
+                    </a:stretch>
+                  </pic:blipFill>
+                  <pic:spPr bwMode="auto">
+                    <a:xfrm rot="5400000">
+                      <a:off x="0" y="0"/>
+                      <a:ext cx="8933772" cy="6996133"/>
+                    </a:xfrm>
+                    <a:prstGeom prst="rect">
+                      <a:avLst/>
+                    </a:prstGeom>
+                    <a:noFill/>
+                    <a:ln>
+                      <a:noFill/>
+                    </a:ln>
+                  </pic:spPr>
+                </pic:pic>
+              </a:graphicData>
+            </a:graphic>
+          </wp:inline>
+        </w:drawing>
       </w:r>
     </w:p>
     <w:sectPr>

--- a/Методы и средства криптографической защ инф/Лаба 6/Лаба 6 Отчёт.docx
+++ b/Методы и средства криптографической защ инф/Лаба 6/Лаба 6 Отчёт.docx
@@ -65,7 +65,7 @@
               </wp:inline>
             </w:drawing>
           </mc:Choice>
-          <mc:Fallback xmlns:a="http://schemas.openxmlformats.org/drawingml/2006/main" xmlns:w16sdtfl="http://schemas.microsoft.com/office/word/2024/wordml/sdtformatlock" xmlns:w16du="http://schemas.microsoft.com/office/word/2023/wordml/word16du" xmlns:oel="http://schemas.microsoft.com/office/2019/extlst">
+          <mc:Fallback xmlns:oel="http://schemas.microsoft.com/office/2019/extlst" xmlns:w16du="http://schemas.microsoft.com/office/word/2023/wordml/word16du" xmlns:w16sdtfl="http://schemas.microsoft.com/office/word/2024/wordml/sdtformatlock" xmlns:a="http://schemas.openxmlformats.org/drawingml/2006/main">
             <w:pict>
               <v:shapetype type="#_x0000_t75" o:spt="75" coordsize="21600,21600" o:preferrelative="t" path="m@4@5l@4@11@9@11@9@5xe">
                 <v:formulas>
@@ -1230,6 +1230,7 @@
           <w:rFonts w:ascii="Times New Roman" w:hAnsi="Times New Roman" w:cs="Times New Roman"/>
           <w:sz w:val="28"/>
           <w:szCs w:val="28"/>
+          <w:lang w:val="en-US"/>
         </w:rPr>
       </w:pPr>
       <w:r>
@@ -1237,10 +1238,10 @@
           <w:noProof/>
         </w:rPr>
         <w:drawing>
-          <wp:inline distT="0" distB="0" distL="0" distR="0" wp14:anchorId="0A87F84A" wp14:editId="5C7FD0B9">
-            <wp:extent cx="3876675" cy="4781550"/>
-            <wp:effectExtent l="0" t="0" r="9525" b="0"/>
-            <wp:docPr id="5" name="Рисунок 5"/>
+          <wp:inline distT="0" distB="0" distL="0" distR="0" wp14:anchorId="1ECB96CC" wp14:editId="54D2BBA9">
+            <wp:extent cx="3881120" cy="4784725"/>
+            <wp:effectExtent l="0" t="0" r="5080" b="0"/>
+            <wp:docPr id="8" name="Рисунок 8"/>
             <wp:cNvGraphicFramePr>
               <a:graphicFrameLocks xmlns:a="http://schemas.openxmlformats.org/drawingml/2006/main" noChangeAspect="1"/>
             </wp:cNvGraphicFramePr>
@@ -1248,7 +1249,7 @@
               <a:graphicData uri="http://schemas.openxmlformats.org/drawingml/2006/picture">
                 <pic:pic xmlns:pic="http://schemas.openxmlformats.org/drawingml/2006/picture">
                   <pic:nvPicPr>
-                    <pic:cNvPr id="0" name="Picture 1"/>
+                    <pic:cNvPr id="0" name="Picture 11"/>
                     <pic:cNvPicPr>
                       <a:picLocks noChangeAspect="1" noChangeArrowheads="1"/>
                     </pic:cNvPicPr>
@@ -1269,7 +1270,7 @@
                   <pic:spPr bwMode="auto">
                     <a:xfrm>
                       <a:off x="0" y="0"/>
-                      <a:ext cx="3876675" cy="4781550"/>
+                      <a:ext cx="3881120" cy="4784725"/>
                     </a:xfrm>
                     <a:prstGeom prst="rect">
                       <a:avLst/>
@@ -1350,7 +1351,7 @@
     <w:p>
       <w:pPr>
         <w:spacing w:line="240" w:lineRule="auto"/>
-        <w:ind w:hanging="1418"/>
+        <w:ind w:left="-1276" w:right="-710" w:hanging="142"/>
         <w:rPr>
           <w:rFonts w:ascii="Times New Roman" w:hAnsi="Times New Roman" w:cs="Times New Roman"/>
           <w:b/>
@@ -1365,10 +1366,10 @@
           <w:noProof/>
         </w:rPr>
         <w:drawing>
-          <wp:inline distT="0" distB="0" distL="0" distR="0" wp14:anchorId="18BE6821" wp14:editId="0FC8C46D">
-            <wp:extent cx="8916162" cy="6504844"/>
-            <wp:effectExtent l="5715" t="0" r="5080" b="5080"/>
-            <wp:docPr id="6" name="Рисунок 6"/>
+          <wp:inline distT="0" distB="0" distL="0" distR="0" wp14:anchorId="5250FD23" wp14:editId="6F2356E4">
+            <wp:extent cx="8914104" cy="6984542"/>
+            <wp:effectExtent l="0" t="6985" r="0" b="0"/>
+            <wp:docPr id="9" name="Рисунок 9"/>
             <wp:cNvGraphicFramePr>
               <a:graphicFrameLocks xmlns:a="http://schemas.openxmlformats.org/drawingml/2006/main" noChangeAspect="1"/>
             </wp:cNvGraphicFramePr>
@@ -1376,12 +1377,12 @@
               <a:graphicData uri="http://schemas.openxmlformats.org/drawingml/2006/picture">
                 <pic:pic xmlns:pic="http://schemas.openxmlformats.org/drawingml/2006/picture">
                   <pic:nvPicPr>
-                    <pic:cNvPr id="0" name="Picture 3"/>
+                    <pic:cNvPr id="0" name="Picture 13"/>
                     <pic:cNvPicPr>
                       <a:picLocks noChangeAspect="1" noChangeArrowheads="1"/>
                     </pic:cNvPicPr>
                   </pic:nvPicPr>
-                  <pic:blipFill rotWithShape="1">
+                  <pic:blipFill>
                     <a:blip r:embed="rId11">
                       <a:extLst>
                         <a:ext uri="{28A0092B-C50C-407E-A947-70E740481C1C}">
@@ -1389,13 +1390,15 @@
                         </a:ext>
                       </a:extLst>
                     </a:blip>
-                    <a:srcRect b="6826"/>
-                    <a:stretch/>
+                    <a:srcRect/>
+                    <a:stretch>
+                      <a:fillRect/>
+                    </a:stretch>
                   </pic:blipFill>
                   <pic:spPr bwMode="auto">
                     <a:xfrm rot="5400000">
                       <a:off x="0" y="0"/>
-                      <a:ext cx="8989674" cy="6558475"/>
+                      <a:ext cx="8958755" cy="7019528"/>
                     </a:xfrm>
                     <a:prstGeom prst="rect">
                       <a:avLst/>
@@ -1404,11 +1407,6 @@
                     <a:ln>
                       <a:noFill/>
                     </a:ln>
-                    <a:extLst>
-                      <a:ext uri="{53640926-AAD7-44D8-BBD7-CCE9431645EC}">
-                        <a14:shadowObscured xmlns:a14="http://schemas.microsoft.com/office/drawing/2010/main"/>
-                      </a:ext>
-                    </a:extLst>
                   </pic:spPr>
                 </pic:pic>
               </a:graphicData>
@@ -1454,7 +1452,7 @@
     <w:p>
       <w:pPr>
         <w:spacing w:line="240" w:lineRule="auto"/>
-        <w:ind w:left="-1276" w:firstLine="283"/>
+        <w:ind w:left="-1276" w:hanging="142"/>
         <w:rPr>
           <w:rFonts w:ascii="Times New Roman" w:hAnsi="Times New Roman" w:cs="Times New Roman"/>
           <w:b/>
@@ -1468,10 +1466,10 @@
           <w:noProof/>
         </w:rPr>
         <w:drawing>
-          <wp:inline distT="0" distB="0" distL="0" distR="0" wp14:anchorId="5CC89C70" wp14:editId="427D610E">
-            <wp:extent cx="8839087" cy="6921984"/>
-            <wp:effectExtent l="6033" t="0" r="6667" b="6668"/>
-            <wp:docPr id="7" name="Рисунок 7"/>
+          <wp:inline distT="0" distB="0" distL="0" distR="0" wp14:anchorId="0DBBE401" wp14:editId="1B6BA1A9">
+            <wp:extent cx="8939430" cy="7004385"/>
+            <wp:effectExtent l="0" t="4127" r="0" b="0"/>
+            <wp:docPr id="10" name="Рисунок 10"/>
             <wp:cNvGraphicFramePr>
               <a:graphicFrameLocks xmlns:a="http://schemas.openxmlformats.org/drawingml/2006/main" noChangeAspect="1"/>
             </wp:cNvGraphicFramePr>
@@ -1479,7 +1477,7 @@
               <a:graphicData uri="http://schemas.openxmlformats.org/drawingml/2006/picture">
                 <pic:pic xmlns:pic="http://schemas.openxmlformats.org/drawingml/2006/picture">
                   <pic:nvPicPr>
-                    <pic:cNvPr id="0" name="Picture 5"/>
+                    <pic:cNvPr id="0" name="Picture 15"/>
                     <pic:cNvPicPr>
                       <a:picLocks noChangeAspect="1" noChangeArrowheads="1"/>
                     </pic:cNvPicPr>
@@ -1500,7 +1498,7 @@
                   <pic:spPr bwMode="auto">
                     <a:xfrm rot="5400000">
                       <a:off x="0" y="0"/>
-                      <a:ext cx="8933772" cy="6996133"/>
+                      <a:ext cx="8983377" cy="7038819"/>
                     </a:xfrm>
                     <a:prstGeom prst="rect">
                       <a:avLst/>
